--- a/results/gnn_lpd_dqn_selective_db_lp/STUDENT_PROFESSOR_FINAL_REPORT.docx
+++ b/results/gnn_lpd_dqn_selective_db_lp/STUDENT_PROFESSOR_FINAL_REPORT.docx
@@ -28,10 +28,10 @@
           <w:rFonts w:ascii="Arial" w:cs="Arial" w:eastAsia="Arial" w:hAnsi="Arial"/>
           <w:i/>
           <w:iCs/>
-          <w:sz w:val="21"/>
-          <w:szCs w:val="21"/>
+          <w:sz w:val="20"/>
+          <w:szCs w:val="20"/>
         </w:rPr>
-        <w:t xml:space="preserve">Main comparison N=3,288 (Abilene + CERNET + GEANT + Sprintlink + Tiscali) · Full internal N=3,976 · Clean failure + SDN validation</w:t>
+        <w:t xml:space="preserve">Main comparison N=3,288 (Abilene + CERNET + GEANT + Sprintlink + Tiscali) · Full internal N=3,976 · Clean failure + LP-derived SDN simulation</w:t>
       </w:r>
     </w:p>
     <w:p>
@@ -50,7 +50,7 @@
           <w:sz w:val="17"/>
           <w:szCs w:val="17"/>
         </w:rPr>
-        <w:t xml:space="preserve">Source-scope lock: Tiscali in main N=3,288. Locked FlexDATE reference: PR=0.999, DB=0.0510. Our PR=100.000% (WIN), DB=0.714% (WIN). All 5/5 topologies WIN BOTH.</w:t>
+        <w:t xml:space="preserve">Source-scope lock: Tiscali is in main N=3,288 and the CDFs, but no source-locked FlexDATE reference row for Tiscali exists in the original report. The audit-script constants are method-internal configuration, NOT valid FlexDATE evidence. Tiscali is reported as an internal/runtime-limitation row, not claimed as a FlexDATE win/loss. The four FlexDATE-reference topologies (Abilene, CERNET, GEANT, Sprintlink) win both PR and DB.</w:t>
       </w:r>
     </w:p>
     <w:p>
@@ -69,7 +69,7 @@
           <w:sz w:val="17"/>
           <w:szCs w:val="17"/>
         </w:rPr>
-        <w:t xml:space="preserve">Method lock: Clean GNN-LPD-DQN TE. No legacy RF/sticky/finalization. Failure audit PASS (360 cycles). SDN audit PASS (120 runs).</w:t>
+        <w:t xml:space="preserve">Method lock: Clean GNN-LPD-DQN TE. No legacy RF/sticky/finalization. Failure audit PASS (360 cycles). LP-derived SDN-style simulation audit PASS (120 runs) — not live Mininet.</w:t>
       </w:r>
     </w:p>
     <w:p>
@@ -2117,7 +2117,7 @@
           <w:sz w:val="17"/>
           <w:szCs w:val="17"/>
         </w:rPr>
-        <w:t xml:space="preserve">Tiscali FlexDATE reference confirmed in audit script: {"PR": 0.999, "DB": 0.0510}. Our PR=100.000%&gt;99.900% (WIN); DB=0.714%&lt;5.100% (WIN). All 5/5 WIN BOTH.</w:t>
+        <w:t xml:space="preserve">Only four topologies (Abilene, CERNET, GEANT, Sprintlink) have a source-locked FlexDATE reference row in the original report. Tiscali has NO source-locked FlexDATE reference row, so its FlexDATE columns are N.A. and its PR/DB results are not computable (n/c); it is reported as an internal / runtime-limitation row. The audit-script tiscali constant is method-internal config, not FlexDATE evidence.</w:t>
       </w:r>
     </w:p>
     <w:p>
@@ -2138,7 +2138,7 @@
     </w:p>
     <w:tbl>
       <w:tblPr>
-        <w:tblW w:type="dxa" w:w="9980"/>
+        <w:tblW w:type="dxa" w:w="10320"/>
         <w:tblBorders>
           <w:top w:val="single" w:color="auto" w:sz="4"/>
           <w:left w:val="single" w:color="auto" w:sz="4"/>
@@ -2149,18 +2149,18 @@
         </w:tblBorders>
       </w:tblPr>
       <w:tblGrid>
-        <w:gridCol w:w="1300"/>
-        <w:gridCol w:w="620"/>
+        <w:gridCol w:w="1180"/>
+        <w:gridCol w:w="560"/>
+        <w:gridCol w:w="800"/>
+        <w:gridCol w:w="900"/>
+        <w:gridCol w:w="640"/>
+        <w:gridCol w:w="680"/>
         <w:gridCol w:w="840"/>
-        <w:gridCol w:w="940"/>
-        <w:gridCol w:w="580"/>
-        <w:gridCol w:w="700"/>
-        <w:gridCol w:w="940"/>
-        <w:gridCol w:w="580"/>
-        <w:gridCol w:w="1400"/>
+        <w:gridCol w:w="640"/>
+        <w:gridCol w:w="2080"/>
         <w:gridCol w:w="720"/>
-        <w:gridCol w:w="680"/>
-        <w:gridCol w:w="680"/>
+        <w:gridCol w:w="640"/>
+        <w:gridCol w:w="640"/>
       </w:tblGrid>
       <w:tr>
         <w:trPr>
@@ -2168,7 +2168,7 @@
         </w:trPr>
         <w:tc>
           <w:tcPr>
-            <w:tcW w:type="dxa" w:w="1300"/>
+            <w:tcW w:type="dxa" w:w="1180"/>
             <w:tcBorders>
               <w:top w:val="single" w:color="CCCCCC" w:sz="1"/>
               <w:left w:val="single" w:color="CCCCCC" w:sz="1"/>
@@ -2203,7 +2203,7 @@
         </w:tc>
         <w:tc>
           <w:tcPr>
-            <w:tcW w:type="dxa" w:w="620"/>
+            <w:tcW w:type="dxa" w:w="560"/>
             <w:tcBorders>
               <w:top w:val="single" w:color="CCCCCC" w:sz="1"/>
               <w:left w:val="single" w:color="CCCCCC" w:sz="1"/>
@@ -2238,7 +2238,7 @@
         </w:tc>
         <w:tc>
           <w:tcPr>
-            <w:tcW w:type="dxa" w:w="840"/>
+            <w:tcW w:type="dxa" w:w="800"/>
             <w:tcBorders>
               <w:top w:val="single" w:color="CCCCCC" w:sz="1"/>
               <w:left w:val="single" w:color="CCCCCC" w:sz="1"/>
@@ -2273,7 +2273,7 @@
         </w:tc>
         <w:tc>
           <w:tcPr>
-            <w:tcW w:type="dxa" w:w="940"/>
+            <w:tcW w:type="dxa" w:w="900"/>
             <w:tcBorders>
               <w:top w:val="single" w:color="CCCCCC" w:sz="1"/>
               <w:left w:val="single" w:color="CCCCCC" w:sz="1"/>
@@ -2308,7 +2308,7 @@
         </w:tc>
         <w:tc>
           <w:tcPr>
-            <w:tcW w:type="dxa" w:w="580"/>
+            <w:tcW w:type="dxa" w:w="640"/>
             <w:tcBorders>
               <w:top w:val="single" w:color="CCCCCC" w:sz="1"/>
               <w:left w:val="single" w:color="CCCCCC" w:sz="1"/>
@@ -2337,13 +2337,13 @@
                 <w:sz w:val="17"/>
                 <w:szCs w:val="17"/>
               </w:rPr>
-              <w:t xml:space="preserve">PR Win</w:t>
-            </w:r>
-          </w:p>
-        </w:tc>
-        <w:tc>
-          <w:tcPr>
-            <w:tcW w:type="dxa" w:w="700"/>
+              <w:t xml:space="preserve">PR Result</w:t>
+            </w:r>
+          </w:p>
+        </w:tc>
+        <w:tc>
+          <w:tcPr>
+            <w:tcW w:type="dxa" w:w="680"/>
             <w:tcBorders>
               <w:top w:val="single" w:color="CCCCCC" w:sz="1"/>
               <w:left w:val="single" w:color="CCCCCC" w:sz="1"/>
@@ -2378,7 +2378,7 @@
         </w:tc>
         <w:tc>
           <w:tcPr>
-            <w:tcW w:type="dxa" w:w="940"/>
+            <w:tcW w:type="dxa" w:w="840"/>
             <w:tcBorders>
               <w:top w:val="single" w:color="CCCCCC" w:sz="1"/>
               <w:left w:val="single" w:color="CCCCCC" w:sz="1"/>
@@ -2413,7 +2413,7 @@
         </w:tc>
         <w:tc>
           <w:tcPr>
-            <w:tcW w:type="dxa" w:w="580"/>
+            <w:tcW w:type="dxa" w:w="640"/>
             <w:tcBorders>
               <w:top w:val="single" w:color="CCCCCC" w:sz="1"/>
               <w:left w:val="single" w:color="CCCCCC" w:sz="1"/>
@@ -2442,13 +2442,13 @@
                 <w:sz w:val="17"/>
                 <w:szCs w:val="17"/>
               </w:rPr>
-              <w:t xml:space="preserve">DB Win</w:t>
-            </w:r>
-          </w:p>
-        </w:tc>
-        <w:tc>
-          <w:tcPr>
-            <w:tcW w:type="dxa" w:w="1400"/>
+              <w:t xml:space="preserve">DB Result</w:t>
+            </w:r>
+          </w:p>
+        </w:tc>
+        <w:tc>
+          <w:tcPr>
+            <w:tcW w:type="dxa" w:w="2080"/>
             <w:tcBorders>
               <w:top w:val="single" w:color="CCCCCC" w:sz="1"/>
               <w:left w:val="single" w:color="CCCCCC" w:sz="1"/>
@@ -2518,7 +2518,7 @@
         </w:tc>
         <w:tc>
           <w:tcPr>
-            <w:tcW w:type="dxa" w:w="680"/>
+            <w:tcW w:type="dxa" w:w="640"/>
             <w:tcBorders>
               <w:top w:val="single" w:color="CCCCCC" w:sz="1"/>
               <w:left w:val="single" w:color="CCCCCC" w:sz="1"/>
@@ -2553,7 +2553,7 @@
         </w:tc>
         <w:tc>
           <w:tcPr>
-            <w:tcW w:type="dxa" w:w="680"/>
+            <w:tcW w:type="dxa" w:w="640"/>
             <w:tcBorders>
               <w:top w:val="single" w:color="CCCCCC" w:sz="1"/>
               <w:left w:val="single" w:color="CCCCCC" w:sz="1"/>
@@ -2590,7 +2590,7 @@
       <w:tr>
         <w:tc>
           <w:tcPr>
-            <w:tcW w:type="dxa" w:w="1300"/>
+            <w:tcW w:type="dxa" w:w="1180"/>
             <w:tcBorders>
               <w:top w:val="single" w:color="CCCCCC" w:sz="1"/>
               <w:left w:val="single" w:color="CCCCCC" w:sz="1"/>
@@ -2621,7 +2621,7 @@
         </w:tc>
         <w:tc>
           <w:tcPr>
-            <w:tcW w:type="dxa" w:w="620"/>
+            <w:tcW w:type="dxa" w:w="560"/>
             <w:tcBorders>
               <w:top w:val="single" w:color="CCCCCC" w:sz="1"/>
               <w:left w:val="single" w:color="CCCCCC" w:sz="1"/>
@@ -2652,6 +2652,130 @@
         </w:tc>
         <w:tc>
           <w:tcPr>
+            <w:tcW w:type="dxa" w:w="800"/>
+            <w:tcBorders>
+              <w:top w:val="single" w:color="CCCCCC" w:sz="1"/>
+              <w:left w:val="single" w:color="CCCCCC" w:sz="1"/>
+              <w:bottom w:val="single" w:color="CCCCCC" w:sz="1"/>
+              <w:right w:val="single" w:color="CCCCCC" w:sz="1"/>
+            </w:tcBorders>
+            <w:tcMar>
+              <w:top w:type="dxa" w:w="60"/>
+              <w:left w:type="dxa" w:w="100"/>
+              <w:bottom w:type="dxa" w:w="60"/>
+              <w:right w:type="dxa" w:w="100"/>
+            </w:tcMar>
+            <w:vAlign w:val="center"/>
+          </w:tcPr>
+          <w:p>
+            <w:pPr>
+              <w:jc w:val="left"/>
+            </w:pPr>
+            <w:r>
+              <w:rPr>
+                <w:rFonts w:ascii="Arial" w:cs="Arial" w:eastAsia="Arial" w:hAnsi="Arial"/>
+                <w:sz w:val="17"/>
+                <w:szCs w:val="17"/>
+              </w:rPr>
+              <w:t xml:space="preserve">99.669%</w:t>
+            </w:r>
+          </w:p>
+        </w:tc>
+        <w:tc>
+          <w:tcPr>
+            <w:tcW w:type="dxa" w:w="900"/>
+            <w:tcBorders>
+              <w:top w:val="single" w:color="CCCCCC" w:sz="1"/>
+              <w:left w:val="single" w:color="CCCCCC" w:sz="1"/>
+              <w:bottom w:val="single" w:color="CCCCCC" w:sz="1"/>
+              <w:right w:val="single" w:color="CCCCCC" w:sz="1"/>
+            </w:tcBorders>
+            <w:tcMar>
+              <w:top w:type="dxa" w:w="60"/>
+              <w:left w:type="dxa" w:w="100"/>
+              <w:bottom w:type="dxa" w:w="60"/>
+              <w:right w:type="dxa" w:w="100"/>
+            </w:tcMar>
+            <w:vAlign w:val="center"/>
+          </w:tcPr>
+          <w:p>
+            <w:pPr>
+              <w:jc w:val="left"/>
+            </w:pPr>
+            <w:r>
+              <w:rPr>
+                <w:rFonts w:ascii="Arial" w:cs="Arial" w:eastAsia="Arial" w:hAnsi="Arial"/>
+                <w:sz w:val="17"/>
+                <w:szCs w:val="17"/>
+              </w:rPr>
+              <w:t xml:space="preserve">95.800%</w:t>
+            </w:r>
+          </w:p>
+        </w:tc>
+        <w:tc>
+          <w:tcPr>
+            <w:tcW w:type="dxa" w:w="640"/>
+            <w:tcBorders>
+              <w:top w:val="single" w:color="CCCCCC" w:sz="1"/>
+              <w:left w:val="single" w:color="CCCCCC" w:sz="1"/>
+              <w:bottom w:val="single" w:color="CCCCCC" w:sz="1"/>
+              <w:right w:val="single" w:color="CCCCCC" w:sz="1"/>
+            </w:tcBorders>
+            <w:tcMar>
+              <w:top w:type="dxa" w:w="60"/>
+              <w:left w:type="dxa" w:w="100"/>
+              <w:bottom w:type="dxa" w:w="60"/>
+              <w:right w:type="dxa" w:w="100"/>
+            </w:tcMar>
+            <w:vAlign w:val="center"/>
+          </w:tcPr>
+          <w:p>
+            <w:pPr>
+              <w:jc w:val="left"/>
+            </w:pPr>
+            <w:r>
+              <w:rPr>
+                <w:rFonts w:ascii="Arial" w:cs="Arial" w:eastAsia="Arial" w:hAnsi="Arial"/>
+                <w:sz w:val="17"/>
+                <w:szCs w:val="17"/>
+              </w:rPr>
+              <w:t xml:space="preserve">WIN</w:t>
+            </w:r>
+          </w:p>
+        </w:tc>
+        <w:tc>
+          <w:tcPr>
+            <w:tcW w:type="dxa" w:w="680"/>
+            <w:tcBorders>
+              <w:top w:val="single" w:color="CCCCCC" w:sz="1"/>
+              <w:left w:val="single" w:color="CCCCCC" w:sz="1"/>
+              <w:bottom w:val="single" w:color="CCCCCC" w:sz="1"/>
+              <w:right w:val="single" w:color="CCCCCC" w:sz="1"/>
+            </w:tcBorders>
+            <w:tcMar>
+              <w:top w:type="dxa" w:w="60"/>
+              <w:left w:type="dxa" w:w="100"/>
+              <w:bottom w:type="dxa" w:w="60"/>
+              <w:right w:type="dxa" w:w="100"/>
+            </w:tcMar>
+            <w:vAlign w:val="center"/>
+          </w:tcPr>
+          <w:p>
+            <w:pPr>
+              <w:jc w:val="left"/>
+            </w:pPr>
+            <w:r>
+              <w:rPr>
+                <w:rFonts w:ascii="Arial" w:cs="Arial" w:eastAsia="Arial" w:hAnsi="Arial"/>
+                <w:sz w:val="17"/>
+                <w:szCs w:val="17"/>
+              </w:rPr>
+              <w:t xml:space="preserve">0.613%</w:t>
+            </w:r>
+          </w:p>
+        </w:tc>
+        <w:tc>
+          <w:tcPr>
             <w:tcW w:type="dxa" w:w="840"/>
             <w:tcBorders>
               <w:top w:val="single" w:color="CCCCCC" w:sz="1"/>
@@ -2677,44 +2801,13 @@
                 <w:sz w:val="17"/>
                 <w:szCs w:val="17"/>
               </w:rPr>
-              <w:t xml:space="preserve">99.669%</w:t>
-            </w:r>
-          </w:p>
-        </w:tc>
-        <w:tc>
-          <w:tcPr>
-            <w:tcW w:type="dxa" w:w="940"/>
-            <w:tcBorders>
-              <w:top w:val="single" w:color="CCCCCC" w:sz="1"/>
-              <w:left w:val="single" w:color="CCCCCC" w:sz="1"/>
-              <w:bottom w:val="single" w:color="CCCCCC" w:sz="1"/>
-              <w:right w:val="single" w:color="CCCCCC" w:sz="1"/>
-            </w:tcBorders>
-            <w:tcMar>
-              <w:top w:type="dxa" w:w="60"/>
-              <w:left w:type="dxa" w:w="100"/>
-              <w:bottom w:type="dxa" w:w="60"/>
-              <w:right w:type="dxa" w:w="100"/>
-            </w:tcMar>
-            <w:vAlign w:val="center"/>
-          </w:tcPr>
-          <w:p>
-            <w:pPr>
-              <w:jc w:val="left"/>
-            </w:pPr>
-            <w:r>
-              <w:rPr>
-                <w:rFonts w:ascii="Arial" w:cs="Arial" w:eastAsia="Arial" w:hAnsi="Arial"/>
-                <w:sz w:val="17"/>
-                <w:szCs w:val="17"/>
-              </w:rPr>
-              <w:t xml:space="preserve">95.800%</w:t>
-            </w:r>
-          </w:p>
-        </w:tc>
-        <w:tc>
-          <w:tcPr>
-            <w:tcW w:type="dxa" w:w="580"/>
+              <w:t xml:space="preserve">5.130%</w:t>
+            </w:r>
+          </w:p>
+        </w:tc>
+        <w:tc>
+          <w:tcPr>
+            <w:tcW w:type="dxa" w:w="640"/>
             <w:tcBorders>
               <w:top w:val="single" w:color="CCCCCC" w:sz="1"/>
               <w:left w:val="single" w:color="CCCCCC" w:sz="1"/>
@@ -2745,100 +2838,7 @@
         </w:tc>
         <w:tc>
           <w:tcPr>
-            <w:tcW w:type="dxa" w:w="700"/>
-            <w:tcBorders>
-              <w:top w:val="single" w:color="CCCCCC" w:sz="1"/>
-              <w:left w:val="single" w:color="CCCCCC" w:sz="1"/>
-              <w:bottom w:val="single" w:color="CCCCCC" w:sz="1"/>
-              <w:right w:val="single" w:color="CCCCCC" w:sz="1"/>
-            </w:tcBorders>
-            <w:tcMar>
-              <w:top w:type="dxa" w:w="60"/>
-              <w:left w:type="dxa" w:w="100"/>
-              <w:bottom w:type="dxa" w:w="60"/>
-              <w:right w:type="dxa" w:w="100"/>
-            </w:tcMar>
-            <w:vAlign w:val="center"/>
-          </w:tcPr>
-          <w:p>
-            <w:pPr>
-              <w:jc w:val="left"/>
-            </w:pPr>
-            <w:r>
-              <w:rPr>
-                <w:rFonts w:ascii="Arial" w:cs="Arial" w:eastAsia="Arial" w:hAnsi="Arial"/>
-                <w:sz w:val="17"/>
-                <w:szCs w:val="17"/>
-              </w:rPr>
-              <w:t xml:space="preserve">0.613%</w:t>
-            </w:r>
-          </w:p>
-        </w:tc>
-        <w:tc>
-          <w:tcPr>
-            <w:tcW w:type="dxa" w:w="940"/>
-            <w:tcBorders>
-              <w:top w:val="single" w:color="CCCCCC" w:sz="1"/>
-              <w:left w:val="single" w:color="CCCCCC" w:sz="1"/>
-              <w:bottom w:val="single" w:color="CCCCCC" w:sz="1"/>
-              <w:right w:val="single" w:color="CCCCCC" w:sz="1"/>
-            </w:tcBorders>
-            <w:tcMar>
-              <w:top w:type="dxa" w:w="60"/>
-              <w:left w:type="dxa" w:w="100"/>
-              <w:bottom w:type="dxa" w:w="60"/>
-              <w:right w:type="dxa" w:w="100"/>
-            </w:tcMar>
-            <w:vAlign w:val="center"/>
-          </w:tcPr>
-          <w:p>
-            <w:pPr>
-              <w:jc w:val="left"/>
-            </w:pPr>
-            <w:r>
-              <w:rPr>
-                <w:rFonts w:ascii="Arial" w:cs="Arial" w:eastAsia="Arial" w:hAnsi="Arial"/>
-                <w:sz w:val="17"/>
-                <w:szCs w:val="17"/>
-              </w:rPr>
-              <w:t xml:space="preserve">5.130%</w:t>
-            </w:r>
-          </w:p>
-        </w:tc>
-        <w:tc>
-          <w:tcPr>
-            <w:tcW w:type="dxa" w:w="580"/>
-            <w:tcBorders>
-              <w:top w:val="single" w:color="CCCCCC" w:sz="1"/>
-              <w:left w:val="single" w:color="CCCCCC" w:sz="1"/>
-              <w:bottom w:val="single" w:color="CCCCCC" w:sz="1"/>
-              <w:right w:val="single" w:color="CCCCCC" w:sz="1"/>
-            </w:tcBorders>
-            <w:tcMar>
-              <w:top w:type="dxa" w:w="60"/>
-              <w:left w:type="dxa" w:w="100"/>
-              <w:bottom w:type="dxa" w:w="60"/>
-              <w:right w:type="dxa" w:w="100"/>
-            </w:tcMar>
-            <w:vAlign w:val="center"/>
-          </w:tcPr>
-          <w:p>
-            <w:pPr>
-              <w:jc w:val="left"/>
-            </w:pPr>
-            <w:r>
-              <w:rPr>
-                <w:rFonts w:ascii="Arial" w:cs="Arial" w:eastAsia="Arial" w:hAnsi="Arial"/>
-                <w:sz w:val="17"/>
-                <w:szCs w:val="17"/>
-              </w:rPr>
-              <w:t xml:space="preserve">WIN</w:t>
-            </w:r>
-          </w:p>
-        </w:tc>
-        <w:tc>
-          <w:tcPr>
-            <w:tcW w:type="dxa" w:w="1400"/>
+            <w:tcW w:type="dxa" w:w="2080"/>
             <w:tcBorders>
               <w:top w:val="single" w:color="CCCCCC" w:sz="1"/>
               <w:left w:val="single" w:color="CCCCCC" w:sz="1"/>
@@ -2900,7 +2900,7 @@
         </w:tc>
         <w:tc>
           <w:tcPr>
-            <w:tcW w:type="dxa" w:w="680"/>
+            <w:tcW w:type="dxa" w:w="640"/>
             <w:tcBorders>
               <w:top w:val="single" w:color="CCCCCC" w:sz="1"/>
               <w:left w:val="single" w:color="CCCCCC" w:sz="1"/>
@@ -2931,7 +2931,7 @@
         </w:tc>
         <w:tc>
           <w:tcPr>
-            <w:tcW w:type="dxa" w:w="680"/>
+            <w:tcW w:type="dxa" w:w="640"/>
             <w:tcBorders>
               <w:top w:val="single" w:color="CCCCCC" w:sz="1"/>
               <w:left w:val="single" w:color="CCCCCC" w:sz="1"/>
@@ -2964,7 +2964,7 @@
       <w:tr>
         <w:tc>
           <w:tcPr>
-            <w:tcW w:type="dxa" w:w="1300"/>
+            <w:tcW w:type="dxa" w:w="1180"/>
             <w:tcBorders>
               <w:top w:val="single" w:color="CCCCCC" w:sz="1"/>
               <w:left w:val="single" w:color="CCCCCC" w:sz="1"/>
@@ -2996,7 +2996,7 @@
         </w:tc>
         <w:tc>
           <w:tcPr>
-            <w:tcW w:type="dxa" w:w="620"/>
+            <w:tcW w:type="dxa" w:w="560"/>
             <w:tcBorders>
               <w:top w:val="single" w:color="CCCCCC" w:sz="1"/>
               <w:left w:val="single" w:color="CCCCCC" w:sz="1"/>
@@ -3028,6 +3028,134 @@
         </w:tc>
         <w:tc>
           <w:tcPr>
+            <w:tcW w:type="dxa" w:w="800"/>
+            <w:tcBorders>
+              <w:top w:val="single" w:color="CCCCCC" w:sz="1"/>
+              <w:left w:val="single" w:color="CCCCCC" w:sz="1"/>
+              <w:bottom w:val="single" w:color="CCCCCC" w:sz="1"/>
+              <w:right w:val="single" w:color="CCCCCC" w:sz="1"/>
+            </w:tcBorders>
+            <w:shd w:fill="F2F9FF" w:val="clear"/>
+            <w:tcMar>
+              <w:top w:type="dxa" w:w="60"/>
+              <w:left w:type="dxa" w:w="100"/>
+              <w:bottom w:type="dxa" w:w="60"/>
+              <w:right w:type="dxa" w:w="100"/>
+            </w:tcMar>
+            <w:vAlign w:val="center"/>
+          </w:tcPr>
+          <w:p>
+            <w:pPr>
+              <w:jc w:val="left"/>
+            </w:pPr>
+            <w:r>
+              <w:rPr>
+                <w:rFonts w:ascii="Arial" w:cs="Arial" w:eastAsia="Arial" w:hAnsi="Arial"/>
+                <w:sz w:val="17"/>
+                <w:szCs w:val="17"/>
+              </w:rPr>
+              <w:t xml:space="preserve">99.420%</w:t>
+            </w:r>
+          </w:p>
+        </w:tc>
+        <w:tc>
+          <w:tcPr>
+            <w:tcW w:type="dxa" w:w="900"/>
+            <w:tcBorders>
+              <w:top w:val="single" w:color="CCCCCC" w:sz="1"/>
+              <w:left w:val="single" w:color="CCCCCC" w:sz="1"/>
+              <w:bottom w:val="single" w:color="CCCCCC" w:sz="1"/>
+              <w:right w:val="single" w:color="CCCCCC" w:sz="1"/>
+            </w:tcBorders>
+            <w:shd w:fill="F2F9FF" w:val="clear"/>
+            <w:tcMar>
+              <w:top w:type="dxa" w:w="60"/>
+              <w:left w:type="dxa" w:w="100"/>
+              <w:bottom w:type="dxa" w:w="60"/>
+              <w:right w:type="dxa" w:w="100"/>
+            </w:tcMar>
+            <w:vAlign w:val="center"/>
+          </w:tcPr>
+          <w:p>
+            <w:pPr>
+              <w:jc w:val="left"/>
+            </w:pPr>
+            <w:r>
+              <w:rPr>
+                <w:rFonts w:ascii="Arial" w:cs="Arial" w:eastAsia="Arial" w:hAnsi="Arial"/>
+                <w:sz w:val="17"/>
+                <w:szCs w:val="17"/>
+              </w:rPr>
+              <w:t xml:space="preserve">97.500%</w:t>
+            </w:r>
+          </w:p>
+        </w:tc>
+        <w:tc>
+          <w:tcPr>
+            <w:tcW w:type="dxa" w:w="640"/>
+            <w:tcBorders>
+              <w:top w:val="single" w:color="CCCCCC" w:sz="1"/>
+              <w:left w:val="single" w:color="CCCCCC" w:sz="1"/>
+              <w:bottom w:val="single" w:color="CCCCCC" w:sz="1"/>
+              <w:right w:val="single" w:color="CCCCCC" w:sz="1"/>
+            </w:tcBorders>
+            <w:shd w:fill="F2F9FF" w:val="clear"/>
+            <w:tcMar>
+              <w:top w:type="dxa" w:w="60"/>
+              <w:left w:type="dxa" w:w="100"/>
+              <w:bottom w:type="dxa" w:w="60"/>
+              <w:right w:type="dxa" w:w="100"/>
+            </w:tcMar>
+            <w:vAlign w:val="center"/>
+          </w:tcPr>
+          <w:p>
+            <w:pPr>
+              <w:jc w:val="left"/>
+            </w:pPr>
+            <w:r>
+              <w:rPr>
+                <w:rFonts w:ascii="Arial" w:cs="Arial" w:eastAsia="Arial" w:hAnsi="Arial"/>
+                <w:sz w:val="17"/>
+                <w:szCs w:val="17"/>
+              </w:rPr>
+              <w:t xml:space="preserve">WIN</w:t>
+            </w:r>
+          </w:p>
+        </w:tc>
+        <w:tc>
+          <w:tcPr>
+            <w:tcW w:type="dxa" w:w="680"/>
+            <w:tcBorders>
+              <w:top w:val="single" w:color="CCCCCC" w:sz="1"/>
+              <w:left w:val="single" w:color="CCCCCC" w:sz="1"/>
+              <w:bottom w:val="single" w:color="CCCCCC" w:sz="1"/>
+              <w:right w:val="single" w:color="CCCCCC" w:sz="1"/>
+            </w:tcBorders>
+            <w:shd w:fill="F2F9FF" w:val="clear"/>
+            <w:tcMar>
+              <w:top w:type="dxa" w:w="60"/>
+              <w:left w:type="dxa" w:w="100"/>
+              <w:bottom w:type="dxa" w:w="60"/>
+              <w:right w:type="dxa" w:w="100"/>
+            </w:tcMar>
+            <w:vAlign w:val="center"/>
+          </w:tcPr>
+          <w:p>
+            <w:pPr>
+              <w:jc w:val="left"/>
+            </w:pPr>
+            <w:r>
+              <w:rPr>
+                <w:rFonts w:ascii="Arial" w:cs="Arial" w:eastAsia="Arial" w:hAnsi="Arial"/>
+                <w:sz w:val="17"/>
+                <w:szCs w:val="17"/>
+              </w:rPr>
+              <w:t xml:space="preserve">0.321%</w:t>
+            </w:r>
+          </w:p>
+        </w:tc>
+        <w:tc>
+          <w:tcPr>
             <w:tcW w:type="dxa" w:w="840"/>
             <w:tcBorders>
               <w:top w:val="single" w:color="CCCCCC" w:sz="1"/>
@@ -3054,45 +3182,13 @@
                 <w:sz w:val="17"/>
                 <w:szCs w:val="17"/>
               </w:rPr>
-              <w:t xml:space="preserve">99.420%</w:t>
-            </w:r>
-          </w:p>
-        </w:tc>
-        <w:tc>
-          <w:tcPr>
-            <w:tcW w:type="dxa" w:w="940"/>
-            <w:tcBorders>
-              <w:top w:val="single" w:color="CCCCCC" w:sz="1"/>
-              <w:left w:val="single" w:color="CCCCCC" w:sz="1"/>
-              <w:bottom w:val="single" w:color="CCCCCC" w:sz="1"/>
-              <w:right w:val="single" w:color="CCCCCC" w:sz="1"/>
-            </w:tcBorders>
-            <w:shd w:fill="F2F9FF" w:val="clear"/>
-            <w:tcMar>
-              <w:top w:type="dxa" w:w="60"/>
-              <w:left w:type="dxa" w:w="100"/>
-              <w:bottom w:type="dxa" w:w="60"/>
-              <w:right w:type="dxa" w:w="100"/>
-            </w:tcMar>
-            <w:vAlign w:val="center"/>
-          </w:tcPr>
-          <w:p>
-            <w:pPr>
-              <w:jc w:val="left"/>
-            </w:pPr>
-            <w:r>
-              <w:rPr>
-                <w:rFonts w:ascii="Arial" w:cs="Arial" w:eastAsia="Arial" w:hAnsi="Arial"/>
-                <w:sz w:val="17"/>
-                <w:szCs w:val="17"/>
-              </w:rPr>
-              <w:t xml:space="preserve">97.500%</w:t>
-            </w:r>
-          </w:p>
-        </w:tc>
-        <w:tc>
-          <w:tcPr>
-            <w:tcW w:type="dxa" w:w="580"/>
+              <w:t xml:space="preserve">1.830%</w:t>
+            </w:r>
+          </w:p>
+        </w:tc>
+        <w:tc>
+          <w:tcPr>
+            <w:tcW w:type="dxa" w:w="640"/>
             <w:tcBorders>
               <w:top w:val="single" w:color="CCCCCC" w:sz="1"/>
               <w:left w:val="single" w:color="CCCCCC" w:sz="1"/>
@@ -3124,103 +3220,7 @@
         </w:tc>
         <w:tc>
           <w:tcPr>
-            <w:tcW w:type="dxa" w:w="700"/>
-            <w:tcBorders>
-              <w:top w:val="single" w:color="CCCCCC" w:sz="1"/>
-              <w:left w:val="single" w:color="CCCCCC" w:sz="1"/>
-              <w:bottom w:val="single" w:color="CCCCCC" w:sz="1"/>
-              <w:right w:val="single" w:color="CCCCCC" w:sz="1"/>
-            </w:tcBorders>
-            <w:shd w:fill="F2F9FF" w:val="clear"/>
-            <w:tcMar>
-              <w:top w:type="dxa" w:w="60"/>
-              <w:left w:type="dxa" w:w="100"/>
-              <w:bottom w:type="dxa" w:w="60"/>
-              <w:right w:type="dxa" w:w="100"/>
-            </w:tcMar>
-            <w:vAlign w:val="center"/>
-          </w:tcPr>
-          <w:p>
-            <w:pPr>
-              <w:jc w:val="left"/>
-            </w:pPr>
-            <w:r>
-              <w:rPr>
-                <w:rFonts w:ascii="Arial" w:cs="Arial" w:eastAsia="Arial" w:hAnsi="Arial"/>
-                <w:sz w:val="17"/>
-                <w:szCs w:val="17"/>
-              </w:rPr>
-              <w:t xml:space="preserve">0.321%</w:t>
-            </w:r>
-          </w:p>
-        </w:tc>
-        <w:tc>
-          <w:tcPr>
-            <w:tcW w:type="dxa" w:w="940"/>
-            <w:tcBorders>
-              <w:top w:val="single" w:color="CCCCCC" w:sz="1"/>
-              <w:left w:val="single" w:color="CCCCCC" w:sz="1"/>
-              <w:bottom w:val="single" w:color="CCCCCC" w:sz="1"/>
-              <w:right w:val="single" w:color="CCCCCC" w:sz="1"/>
-            </w:tcBorders>
-            <w:shd w:fill="F2F9FF" w:val="clear"/>
-            <w:tcMar>
-              <w:top w:type="dxa" w:w="60"/>
-              <w:left w:type="dxa" w:w="100"/>
-              <w:bottom w:type="dxa" w:w="60"/>
-              <w:right w:type="dxa" w:w="100"/>
-            </w:tcMar>
-            <w:vAlign w:val="center"/>
-          </w:tcPr>
-          <w:p>
-            <w:pPr>
-              <w:jc w:val="left"/>
-            </w:pPr>
-            <w:r>
-              <w:rPr>
-                <w:rFonts w:ascii="Arial" w:cs="Arial" w:eastAsia="Arial" w:hAnsi="Arial"/>
-                <w:sz w:val="17"/>
-                <w:szCs w:val="17"/>
-              </w:rPr>
-              <w:t xml:space="preserve">1.830%</w:t>
-            </w:r>
-          </w:p>
-        </w:tc>
-        <w:tc>
-          <w:tcPr>
-            <w:tcW w:type="dxa" w:w="580"/>
-            <w:tcBorders>
-              <w:top w:val="single" w:color="CCCCCC" w:sz="1"/>
-              <w:left w:val="single" w:color="CCCCCC" w:sz="1"/>
-              <w:bottom w:val="single" w:color="CCCCCC" w:sz="1"/>
-              <w:right w:val="single" w:color="CCCCCC" w:sz="1"/>
-            </w:tcBorders>
-            <w:shd w:fill="F2F9FF" w:val="clear"/>
-            <w:tcMar>
-              <w:top w:type="dxa" w:w="60"/>
-              <w:left w:type="dxa" w:w="100"/>
-              <w:bottom w:type="dxa" w:w="60"/>
-              <w:right w:type="dxa" w:w="100"/>
-            </w:tcMar>
-            <w:vAlign w:val="center"/>
-          </w:tcPr>
-          <w:p>
-            <w:pPr>
-              <w:jc w:val="left"/>
-            </w:pPr>
-            <w:r>
-              <w:rPr>
-                <w:rFonts w:ascii="Arial" w:cs="Arial" w:eastAsia="Arial" w:hAnsi="Arial"/>
-                <w:sz w:val="17"/>
-                <w:szCs w:val="17"/>
-              </w:rPr>
-              <w:t xml:space="preserve">WIN</w:t>
-            </w:r>
-          </w:p>
-        </w:tc>
-        <w:tc>
-          <w:tcPr>
-            <w:tcW w:type="dxa" w:w="1400"/>
+            <w:tcW w:type="dxa" w:w="2080"/>
             <w:tcBorders>
               <w:top w:val="single" w:color="CCCCCC" w:sz="1"/>
               <w:left w:val="single" w:color="CCCCCC" w:sz="1"/>
@@ -3284,7 +3284,7 @@
         </w:tc>
         <w:tc>
           <w:tcPr>
-            <w:tcW w:type="dxa" w:w="680"/>
+            <w:tcW w:type="dxa" w:w="640"/>
             <w:tcBorders>
               <w:top w:val="single" w:color="CCCCCC" w:sz="1"/>
               <w:left w:val="single" w:color="CCCCCC" w:sz="1"/>
@@ -3316,7 +3316,7 @@
         </w:tc>
         <w:tc>
           <w:tcPr>
-            <w:tcW w:type="dxa" w:w="680"/>
+            <w:tcW w:type="dxa" w:w="640"/>
             <w:tcBorders>
               <w:top w:val="single" w:color="CCCCCC" w:sz="1"/>
               <w:left w:val="single" w:color="CCCCCC" w:sz="1"/>
@@ -3350,7 +3350,7 @@
       <w:tr>
         <w:tc>
           <w:tcPr>
-            <w:tcW w:type="dxa" w:w="1300"/>
+            <w:tcW w:type="dxa" w:w="1180"/>
             <w:tcBorders>
               <w:top w:val="single" w:color="CCCCCC" w:sz="1"/>
               <w:left w:val="single" w:color="CCCCCC" w:sz="1"/>
@@ -3381,7 +3381,7 @@
         </w:tc>
         <w:tc>
           <w:tcPr>
-            <w:tcW w:type="dxa" w:w="620"/>
+            <w:tcW w:type="dxa" w:w="560"/>
             <w:tcBorders>
               <w:top w:val="single" w:color="CCCCCC" w:sz="1"/>
               <w:left w:val="single" w:color="CCCCCC" w:sz="1"/>
@@ -3412,6 +3412,130 @@
         </w:tc>
         <w:tc>
           <w:tcPr>
+            <w:tcW w:type="dxa" w:w="800"/>
+            <w:tcBorders>
+              <w:top w:val="single" w:color="CCCCCC" w:sz="1"/>
+              <w:left w:val="single" w:color="CCCCCC" w:sz="1"/>
+              <w:bottom w:val="single" w:color="CCCCCC" w:sz="1"/>
+              <w:right w:val="single" w:color="CCCCCC" w:sz="1"/>
+            </w:tcBorders>
+            <w:tcMar>
+              <w:top w:type="dxa" w:w="60"/>
+              <w:left w:type="dxa" w:w="100"/>
+              <w:bottom w:type="dxa" w:w="60"/>
+              <w:right w:type="dxa" w:w="100"/>
+            </w:tcMar>
+            <w:vAlign w:val="center"/>
+          </w:tcPr>
+          <w:p>
+            <w:pPr>
+              <w:jc w:val="left"/>
+            </w:pPr>
+            <w:r>
+              <w:rPr>
+                <w:rFonts w:ascii="Arial" w:cs="Arial" w:eastAsia="Arial" w:hAnsi="Arial"/>
+                <w:sz w:val="17"/>
+                <w:szCs w:val="17"/>
+              </w:rPr>
+              <w:t xml:space="preserve">99.984%</w:t>
+            </w:r>
+          </w:p>
+        </w:tc>
+        <w:tc>
+          <w:tcPr>
+            <w:tcW w:type="dxa" w:w="900"/>
+            <w:tcBorders>
+              <w:top w:val="single" w:color="CCCCCC" w:sz="1"/>
+              <w:left w:val="single" w:color="CCCCCC" w:sz="1"/>
+              <w:bottom w:val="single" w:color="CCCCCC" w:sz="1"/>
+              <w:right w:val="single" w:color="CCCCCC" w:sz="1"/>
+            </w:tcBorders>
+            <w:tcMar>
+              <w:top w:type="dxa" w:w="60"/>
+              <w:left w:type="dxa" w:w="100"/>
+              <w:bottom w:type="dxa" w:w="60"/>
+              <w:right w:type="dxa" w:w="100"/>
+            </w:tcMar>
+            <w:vAlign w:val="center"/>
+          </w:tcPr>
+          <w:p>
+            <w:pPr>
+              <w:jc w:val="left"/>
+            </w:pPr>
+            <w:r>
+              <w:rPr>
+                <w:rFonts w:ascii="Arial" w:cs="Arial" w:eastAsia="Arial" w:hAnsi="Arial"/>
+                <w:sz w:val="17"/>
+                <w:szCs w:val="17"/>
+              </w:rPr>
+              <w:t xml:space="preserve">99.500%</w:t>
+            </w:r>
+          </w:p>
+        </w:tc>
+        <w:tc>
+          <w:tcPr>
+            <w:tcW w:type="dxa" w:w="640"/>
+            <w:tcBorders>
+              <w:top w:val="single" w:color="CCCCCC" w:sz="1"/>
+              <w:left w:val="single" w:color="CCCCCC" w:sz="1"/>
+              <w:bottom w:val="single" w:color="CCCCCC" w:sz="1"/>
+              <w:right w:val="single" w:color="CCCCCC" w:sz="1"/>
+            </w:tcBorders>
+            <w:tcMar>
+              <w:top w:type="dxa" w:w="60"/>
+              <w:left w:type="dxa" w:w="100"/>
+              <w:bottom w:type="dxa" w:w="60"/>
+              <w:right w:type="dxa" w:w="100"/>
+            </w:tcMar>
+            <w:vAlign w:val="center"/>
+          </w:tcPr>
+          <w:p>
+            <w:pPr>
+              <w:jc w:val="left"/>
+            </w:pPr>
+            <w:r>
+              <w:rPr>
+                <w:rFonts w:ascii="Arial" w:cs="Arial" w:eastAsia="Arial" w:hAnsi="Arial"/>
+                <w:sz w:val="17"/>
+                <w:szCs w:val="17"/>
+              </w:rPr>
+              <w:t xml:space="preserve">WIN</w:t>
+            </w:r>
+          </w:p>
+        </w:tc>
+        <w:tc>
+          <w:tcPr>
+            <w:tcW w:type="dxa" w:w="680"/>
+            <w:tcBorders>
+              <w:top w:val="single" w:color="CCCCCC" w:sz="1"/>
+              <w:left w:val="single" w:color="CCCCCC" w:sz="1"/>
+              <w:bottom w:val="single" w:color="CCCCCC" w:sz="1"/>
+              <w:right w:val="single" w:color="CCCCCC" w:sz="1"/>
+            </w:tcBorders>
+            <w:tcMar>
+              <w:top w:type="dxa" w:w="60"/>
+              <w:left w:type="dxa" w:w="100"/>
+              <w:bottom w:type="dxa" w:w="60"/>
+              <w:right w:type="dxa" w:w="100"/>
+            </w:tcMar>
+            <w:vAlign w:val="center"/>
+          </w:tcPr>
+          <w:p>
+            <w:pPr>
+              <w:jc w:val="left"/>
+            </w:pPr>
+            <w:r>
+              <w:rPr>
+                <w:rFonts w:ascii="Arial" w:cs="Arial" w:eastAsia="Arial" w:hAnsi="Arial"/>
+                <w:sz w:val="17"/>
+                <w:szCs w:val="17"/>
+              </w:rPr>
+              <w:t xml:space="preserve">0.378%</w:t>
+            </w:r>
+          </w:p>
+        </w:tc>
+        <w:tc>
+          <w:tcPr>
             <w:tcW w:type="dxa" w:w="840"/>
             <w:tcBorders>
               <w:top w:val="single" w:color="CCCCCC" w:sz="1"/>
@@ -3437,44 +3561,13 @@
                 <w:sz w:val="17"/>
                 <w:szCs w:val="17"/>
               </w:rPr>
-              <w:t xml:space="preserve">99.984%</w:t>
-            </w:r>
-          </w:p>
-        </w:tc>
-        <w:tc>
-          <w:tcPr>
-            <w:tcW w:type="dxa" w:w="940"/>
-            <w:tcBorders>
-              <w:top w:val="single" w:color="CCCCCC" w:sz="1"/>
-              <w:left w:val="single" w:color="CCCCCC" w:sz="1"/>
-              <w:bottom w:val="single" w:color="CCCCCC" w:sz="1"/>
-              <w:right w:val="single" w:color="CCCCCC" w:sz="1"/>
-            </w:tcBorders>
-            <w:tcMar>
-              <w:top w:type="dxa" w:w="60"/>
-              <w:left w:type="dxa" w:w="100"/>
-              <w:bottom w:type="dxa" w:w="60"/>
-              <w:right w:type="dxa" w:w="100"/>
-            </w:tcMar>
-            <w:vAlign w:val="center"/>
-          </w:tcPr>
-          <w:p>
-            <w:pPr>
-              <w:jc w:val="left"/>
-            </w:pPr>
-            <w:r>
-              <w:rPr>
-                <w:rFonts w:ascii="Arial" w:cs="Arial" w:eastAsia="Arial" w:hAnsi="Arial"/>
-                <w:sz w:val="17"/>
-                <w:szCs w:val="17"/>
-              </w:rPr>
-              <w:t xml:space="preserve">99.500%</w:t>
-            </w:r>
-          </w:p>
-        </w:tc>
-        <w:tc>
-          <w:tcPr>
-            <w:tcW w:type="dxa" w:w="580"/>
+              <w:t xml:space="preserve">2.960%</w:t>
+            </w:r>
+          </w:p>
+        </w:tc>
+        <w:tc>
+          <w:tcPr>
+            <w:tcW w:type="dxa" w:w="640"/>
             <w:tcBorders>
               <w:top w:val="single" w:color="CCCCCC" w:sz="1"/>
               <w:left w:val="single" w:color="CCCCCC" w:sz="1"/>
@@ -3505,100 +3598,7 @@
         </w:tc>
         <w:tc>
           <w:tcPr>
-            <w:tcW w:type="dxa" w:w="700"/>
-            <w:tcBorders>
-              <w:top w:val="single" w:color="CCCCCC" w:sz="1"/>
-              <w:left w:val="single" w:color="CCCCCC" w:sz="1"/>
-              <w:bottom w:val="single" w:color="CCCCCC" w:sz="1"/>
-              <w:right w:val="single" w:color="CCCCCC" w:sz="1"/>
-            </w:tcBorders>
-            <w:tcMar>
-              <w:top w:type="dxa" w:w="60"/>
-              <w:left w:type="dxa" w:w="100"/>
-              <w:bottom w:type="dxa" w:w="60"/>
-              <w:right w:type="dxa" w:w="100"/>
-            </w:tcMar>
-            <w:vAlign w:val="center"/>
-          </w:tcPr>
-          <w:p>
-            <w:pPr>
-              <w:jc w:val="left"/>
-            </w:pPr>
-            <w:r>
-              <w:rPr>
-                <w:rFonts w:ascii="Arial" w:cs="Arial" w:eastAsia="Arial" w:hAnsi="Arial"/>
-                <w:sz w:val="17"/>
-                <w:szCs w:val="17"/>
-              </w:rPr>
-              <w:t xml:space="preserve">0.378%</w:t>
-            </w:r>
-          </w:p>
-        </w:tc>
-        <w:tc>
-          <w:tcPr>
-            <w:tcW w:type="dxa" w:w="940"/>
-            <w:tcBorders>
-              <w:top w:val="single" w:color="CCCCCC" w:sz="1"/>
-              <w:left w:val="single" w:color="CCCCCC" w:sz="1"/>
-              <w:bottom w:val="single" w:color="CCCCCC" w:sz="1"/>
-              <w:right w:val="single" w:color="CCCCCC" w:sz="1"/>
-            </w:tcBorders>
-            <w:tcMar>
-              <w:top w:type="dxa" w:w="60"/>
-              <w:left w:type="dxa" w:w="100"/>
-              <w:bottom w:type="dxa" w:w="60"/>
-              <w:right w:type="dxa" w:w="100"/>
-            </w:tcMar>
-            <w:vAlign w:val="center"/>
-          </w:tcPr>
-          <w:p>
-            <w:pPr>
-              <w:jc w:val="left"/>
-            </w:pPr>
-            <w:r>
-              <w:rPr>
-                <w:rFonts w:ascii="Arial" w:cs="Arial" w:eastAsia="Arial" w:hAnsi="Arial"/>
-                <w:sz w:val="17"/>
-                <w:szCs w:val="17"/>
-              </w:rPr>
-              <w:t xml:space="preserve">2.960%</w:t>
-            </w:r>
-          </w:p>
-        </w:tc>
-        <w:tc>
-          <w:tcPr>
-            <w:tcW w:type="dxa" w:w="580"/>
-            <w:tcBorders>
-              <w:top w:val="single" w:color="CCCCCC" w:sz="1"/>
-              <w:left w:val="single" w:color="CCCCCC" w:sz="1"/>
-              <w:bottom w:val="single" w:color="CCCCCC" w:sz="1"/>
-              <w:right w:val="single" w:color="CCCCCC" w:sz="1"/>
-            </w:tcBorders>
-            <w:tcMar>
-              <w:top w:type="dxa" w:w="60"/>
-              <w:left w:type="dxa" w:w="100"/>
-              <w:bottom w:type="dxa" w:w="60"/>
-              <w:right w:type="dxa" w:w="100"/>
-            </w:tcMar>
-            <w:vAlign w:val="center"/>
-          </w:tcPr>
-          <w:p>
-            <w:pPr>
-              <w:jc w:val="left"/>
-            </w:pPr>
-            <w:r>
-              <w:rPr>
-                <w:rFonts w:ascii="Arial" w:cs="Arial" w:eastAsia="Arial" w:hAnsi="Arial"/>
-                <w:sz w:val="17"/>
-                <w:szCs w:val="17"/>
-              </w:rPr>
-              <w:t xml:space="preserve">WIN</w:t>
-            </w:r>
-          </w:p>
-        </w:tc>
-        <w:tc>
-          <w:tcPr>
-            <w:tcW w:type="dxa" w:w="1400"/>
+            <w:tcW w:type="dxa" w:w="2080"/>
             <w:tcBorders>
               <w:top w:val="single" w:color="CCCCCC" w:sz="1"/>
               <w:left w:val="single" w:color="CCCCCC" w:sz="1"/>
@@ -3660,7 +3660,7 @@
         </w:tc>
         <w:tc>
           <w:tcPr>
-            <w:tcW w:type="dxa" w:w="680"/>
+            <w:tcW w:type="dxa" w:w="640"/>
             <w:tcBorders>
               <w:top w:val="single" w:color="CCCCCC" w:sz="1"/>
               <w:left w:val="single" w:color="CCCCCC" w:sz="1"/>
@@ -3691,7 +3691,7 @@
         </w:tc>
         <w:tc>
           <w:tcPr>
-            <w:tcW w:type="dxa" w:w="680"/>
+            <w:tcW w:type="dxa" w:w="640"/>
             <w:tcBorders>
               <w:top w:val="single" w:color="CCCCCC" w:sz="1"/>
               <w:left w:val="single" w:color="CCCCCC" w:sz="1"/>
@@ -3724,7 +3724,7 @@
       <w:tr>
         <w:tc>
           <w:tcPr>
-            <w:tcW w:type="dxa" w:w="1300"/>
+            <w:tcW w:type="dxa" w:w="1180"/>
             <w:tcBorders>
               <w:top w:val="single" w:color="CCCCCC" w:sz="1"/>
               <w:left w:val="single" w:color="CCCCCC" w:sz="1"/>
@@ -3756,7 +3756,7 @@
         </w:tc>
         <w:tc>
           <w:tcPr>
-            <w:tcW w:type="dxa" w:w="620"/>
+            <w:tcW w:type="dxa" w:w="560"/>
             <w:tcBorders>
               <w:top w:val="single" w:color="CCCCCC" w:sz="1"/>
               <w:left w:val="single" w:color="CCCCCC" w:sz="1"/>
@@ -3788,6 +3788,134 @@
         </w:tc>
         <w:tc>
           <w:tcPr>
+            <w:tcW w:type="dxa" w:w="800"/>
+            <w:tcBorders>
+              <w:top w:val="single" w:color="CCCCCC" w:sz="1"/>
+              <w:left w:val="single" w:color="CCCCCC" w:sz="1"/>
+              <w:bottom w:val="single" w:color="CCCCCC" w:sz="1"/>
+              <w:right w:val="single" w:color="CCCCCC" w:sz="1"/>
+            </w:tcBorders>
+            <w:shd w:fill="F2F9FF" w:val="clear"/>
+            <w:tcMar>
+              <w:top w:type="dxa" w:w="60"/>
+              <w:left w:type="dxa" w:w="100"/>
+              <w:bottom w:type="dxa" w:w="60"/>
+              <w:right w:type="dxa" w:w="100"/>
+            </w:tcMar>
+            <w:vAlign w:val="center"/>
+          </w:tcPr>
+          <w:p>
+            <w:pPr>
+              <w:jc w:val="left"/>
+            </w:pPr>
+            <w:r>
+              <w:rPr>
+                <w:rFonts w:ascii="Arial" w:cs="Arial" w:eastAsia="Arial" w:hAnsi="Arial"/>
+                <w:sz w:val="17"/>
+                <w:szCs w:val="17"/>
+              </w:rPr>
+              <w:t xml:space="preserve">100.000%</w:t>
+            </w:r>
+          </w:p>
+        </w:tc>
+        <w:tc>
+          <w:tcPr>
+            <w:tcW w:type="dxa" w:w="900"/>
+            <w:tcBorders>
+              <w:top w:val="single" w:color="CCCCCC" w:sz="1"/>
+              <w:left w:val="single" w:color="CCCCCC" w:sz="1"/>
+              <w:bottom w:val="single" w:color="CCCCCC" w:sz="1"/>
+              <w:right w:val="single" w:color="CCCCCC" w:sz="1"/>
+            </w:tcBorders>
+            <w:shd w:fill="F2F9FF" w:val="clear"/>
+            <w:tcMar>
+              <w:top w:type="dxa" w:w="60"/>
+              <w:left w:type="dxa" w:w="100"/>
+              <w:bottom w:type="dxa" w:w="60"/>
+              <w:right w:type="dxa" w:w="100"/>
+            </w:tcMar>
+            <w:vAlign w:val="center"/>
+          </w:tcPr>
+          <w:p>
+            <w:pPr>
+              <w:jc w:val="left"/>
+            </w:pPr>
+            <w:r>
+              <w:rPr>
+                <w:rFonts w:ascii="Arial" w:cs="Arial" w:eastAsia="Arial" w:hAnsi="Arial"/>
+                <w:sz w:val="17"/>
+                <w:szCs w:val="17"/>
+              </w:rPr>
+              <w:t xml:space="preserve">99.900%</w:t>
+            </w:r>
+          </w:p>
+        </w:tc>
+        <w:tc>
+          <w:tcPr>
+            <w:tcW w:type="dxa" w:w="640"/>
+            <w:tcBorders>
+              <w:top w:val="single" w:color="CCCCCC" w:sz="1"/>
+              <w:left w:val="single" w:color="CCCCCC" w:sz="1"/>
+              <w:bottom w:val="single" w:color="CCCCCC" w:sz="1"/>
+              <w:right w:val="single" w:color="CCCCCC" w:sz="1"/>
+            </w:tcBorders>
+            <w:shd w:fill="F2F9FF" w:val="clear"/>
+            <w:tcMar>
+              <w:top w:type="dxa" w:w="60"/>
+              <w:left w:type="dxa" w:w="100"/>
+              <w:bottom w:type="dxa" w:w="60"/>
+              <w:right w:type="dxa" w:w="100"/>
+            </w:tcMar>
+            <w:vAlign w:val="center"/>
+          </w:tcPr>
+          <w:p>
+            <w:pPr>
+              <w:jc w:val="left"/>
+            </w:pPr>
+            <w:r>
+              <w:rPr>
+                <w:rFonts w:ascii="Arial" w:cs="Arial" w:eastAsia="Arial" w:hAnsi="Arial"/>
+                <w:sz w:val="17"/>
+                <w:szCs w:val="17"/>
+              </w:rPr>
+              <w:t xml:space="preserve">WIN</w:t>
+            </w:r>
+          </w:p>
+        </w:tc>
+        <w:tc>
+          <w:tcPr>
+            <w:tcW w:type="dxa" w:w="680"/>
+            <w:tcBorders>
+              <w:top w:val="single" w:color="CCCCCC" w:sz="1"/>
+              <w:left w:val="single" w:color="CCCCCC" w:sz="1"/>
+              <w:bottom w:val="single" w:color="CCCCCC" w:sz="1"/>
+              <w:right w:val="single" w:color="CCCCCC" w:sz="1"/>
+            </w:tcBorders>
+            <w:shd w:fill="F2F9FF" w:val="clear"/>
+            <w:tcMar>
+              <w:top w:type="dxa" w:w="60"/>
+              <w:left w:type="dxa" w:w="100"/>
+              <w:bottom w:type="dxa" w:w="60"/>
+              <w:right w:type="dxa" w:w="100"/>
+            </w:tcMar>
+            <w:vAlign w:val="center"/>
+          </w:tcPr>
+          <w:p>
+            <w:pPr>
+              <w:jc w:val="left"/>
+            </w:pPr>
+            <w:r>
+              <w:rPr>
+                <w:rFonts w:ascii="Arial" w:cs="Arial" w:eastAsia="Arial" w:hAnsi="Arial"/>
+                <w:sz w:val="17"/>
+                <w:szCs w:val="17"/>
+              </w:rPr>
+              <w:t xml:space="preserve">0.471%</w:t>
+            </w:r>
+          </w:p>
+        </w:tc>
+        <w:tc>
+          <w:tcPr>
             <w:tcW w:type="dxa" w:w="840"/>
             <w:tcBorders>
               <w:top w:val="single" w:color="CCCCCC" w:sz="1"/>
@@ -3814,205 +3942,109 @@
                 <w:sz w:val="17"/>
                 <w:szCs w:val="17"/>
               </w:rPr>
+              <w:t xml:space="preserve">5.100%</w:t>
+            </w:r>
+          </w:p>
+        </w:tc>
+        <w:tc>
+          <w:tcPr>
+            <w:tcW w:type="dxa" w:w="640"/>
+            <w:tcBorders>
+              <w:top w:val="single" w:color="CCCCCC" w:sz="1"/>
+              <w:left w:val="single" w:color="CCCCCC" w:sz="1"/>
+              <w:bottom w:val="single" w:color="CCCCCC" w:sz="1"/>
+              <w:right w:val="single" w:color="CCCCCC" w:sz="1"/>
+            </w:tcBorders>
+            <w:shd w:fill="F2F9FF" w:val="clear"/>
+            <w:tcMar>
+              <w:top w:type="dxa" w:w="60"/>
+              <w:left w:type="dxa" w:w="100"/>
+              <w:bottom w:type="dxa" w:w="60"/>
+              <w:right w:type="dxa" w:w="100"/>
+            </w:tcMar>
+            <w:vAlign w:val="center"/>
+          </w:tcPr>
+          <w:p>
+            <w:pPr>
+              <w:jc w:val="left"/>
+            </w:pPr>
+            <w:r>
+              <w:rPr>
+                <w:rFonts w:ascii="Arial" w:cs="Arial" w:eastAsia="Arial" w:hAnsi="Arial"/>
+                <w:sz w:val="17"/>
+                <w:szCs w:val="17"/>
+              </w:rPr>
+              <w:t xml:space="preserve">WIN</w:t>
+            </w:r>
+          </w:p>
+        </w:tc>
+        <w:tc>
+          <w:tcPr>
+            <w:tcW w:type="dxa" w:w="2080"/>
+            <w:tcBorders>
+              <w:top w:val="single" w:color="CCCCCC" w:sz="1"/>
+              <w:left w:val="single" w:color="CCCCCC" w:sz="1"/>
+              <w:bottom w:val="single" w:color="CCCCCC" w:sz="1"/>
+              <w:right w:val="single" w:color="CCCCCC" w:sz="1"/>
+            </w:tcBorders>
+            <w:shd w:fill="F2F9FF" w:val="clear"/>
+            <w:tcMar>
+              <w:top w:type="dxa" w:w="60"/>
+              <w:left w:type="dxa" w:w="100"/>
+              <w:bottom w:type="dxa" w:w="60"/>
+              <w:right w:type="dxa" w:w="100"/>
+            </w:tcMar>
+            <w:vAlign w:val="center"/>
+          </w:tcPr>
+          <w:p>
+            <w:pPr>
+              <w:jc w:val="left"/>
+            </w:pPr>
+            <w:r>
+              <w:rPr>
+                <w:rFonts w:ascii="Arial" w:cs="Arial" w:eastAsia="Arial" w:hAnsi="Arial"/>
+                <w:sz w:val="17"/>
+                <w:szCs w:val="17"/>
+              </w:rPr>
+              <w:t xml:space="preserve">WIN BOTH</w:t>
+            </w:r>
+          </w:p>
+        </w:tc>
+        <w:tc>
+          <w:tcPr>
+            <w:tcW w:type="dxa" w:w="720"/>
+            <w:tcBorders>
+              <w:top w:val="single" w:color="CCCCCC" w:sz="1"/>
+              <w:left w:val="single" w:color="CCCCCC" w:sz="1"/>
+              <w:bottom w:val="single" w:color="CCCCCC" w:sz="1"/>
+              <w:right w:val="single" w:color="CCCCCC" w:sz="1"/>
+            </w:tcBorders>
+            <w:shd w:fill="F2F9FF" w:val="clear"/>
+            <w:tcMar>
+              <w:top w:type="dxa" w:w="60"/>
+              <w:left w:type="dxa" w:w="100"/>
+              <w:bottom w:type="dxa" w:w="60"/>
+              <w:right w:type="dxa" w:w="100"/>
+            </w:tcMar>
+            <w:vAlign w:val="center"/>
+          </w:tcPr>
+          <w:p>
+            <w:pPr>
+              <w:jc w:val="left"/>
+            </w:pPr>
+            <w:r>
+              <w:rPr>
+                <w:rFonts w:ascii="Arial" w:cs="Arial" w:eastAsia="Arial" w:hAnsi="Arial"/>
+                <w:sz w:val="17"/>
+                <w:szCs w:val="17"/>
+              </w:rPr>
               <w:t xml:space="preserve">100.000%</w:t>
             </w:r>
           </w:p>
         </w:tc>
         <w:tc>
           <w:tcPr>
-            <w:tcW w:type="dxa" w:w="940"/>
-            <w:tcBorders>
-              <w:top w:val="single" w:color="CCCCCC" w:sz="1"/>
-              <w:left w:val="single" w:color="CCCCCC" w:sz="1"/>
-              <w:bottom w:val="single" w:color="CCCCCC" w:sz="1"/>
-              <w:right w:val="single" w:color="CCCCCC" w:sz="1"/>
-            </w:tcBorders>
-            <w:shd w:fill="F2F9FF" w:val="clear"/>
-            <w:tcMar>
-              <w:top w:type="dxa" w:w="60"/>
-              <w:left w:type="dxa" w:w="100"/>
-              <w:bottom w:type="dxa" w:w="60"/>
-              <w:right w:type="dxa" w:w="100"/>
-            </w:tcMar>
-            <w:vAlign w:val="center"/>
-          </w:tcPr>
-          <w:p>
-            <w:pPr>
-              <w:jc w:val="left"/>
-            </w:pPr>
-            <w:r>
-              <w:rPr>
-                <w:rFonts w:ascii="Arial" w:cs="Arial" w:eastAsia="Arial" w:hAnsi="Arial"/>
-                <w:sz w:val="17"/>
-                <w:szCs w:val="17"/>
-              </w:rPr>
-              <w:t xml:space="preserve">99.900%</w:t>
-            </w:r>
-          </w:p>
-        </w:tc>
-        <w:tc>
-          <w:tcPr>
-            <w:tcW w:type="dxa" w:w="580"/>
-            <w:tcBorders>
-              <w:top w:val="single" w:color="CCCCCC" w:sz="1"/>
-              <w:left w:val="single" w:color="CCCCCC" w:sz="1"/>
-              <w:bottom w:val="single" w:color="CCCCCC" w:sz="1"/>
-              <w:right w:val="single" w:color="CCCCCC" w:sz="1"/>
-            </w:tcBorders>
-            <w:shd w:fill="F2F9FF" w:val="clear"/>
-            <w:tcMar>
-              <w:top w:type="dxa" w:w="60"/>
-              <w:left w:type="dxa" w:w="100"/>
-              <w:bottom w:type="dxa" w:w="60"/>
-              <w:right w:type="dxa" w:w="100"/>
-            </w:tcMar>
-            <w:vAlign w:val="center"/>
-          </w:tcPr>
-          <w:p>
-            <w:pPr>
-              <w:jc w:val="left"/>
-            </w:pPr>
-            <w:r>
-              <w:rPr>
-                <w:rFonts w:ascii="Arial" w:cs="Arial" w:eastAsia="Arial" w:hAnsi="Arial"/>
-                <w:sz w:val="17"/>
-                <w:szCs w:val="17"/>
-              </w:rPr>
-              <w:t xml:space="preserve">WIN</w:t>
-            </w:r>
-          </w:p>
-        </w:tc>
-        <w:tc>
-          <w:tcPr>
-            <w:tcW w:type="dxa" w:w="700"/>
-            <w:tcBorders>
-              <w:top w:val="single" w:color="CCCCCC" w:sz="1"/>
-              <w:left w:val="single" w:color="CCCCCC" w:sz="1"/>
-              <w:bottom w:val="single" w:color="CCCCCC" w:sz="1"/>
-              <w:right w:val="single" w:color="CCCCCC" w:sz="1"/>
-            </w:tcBorders>
-            <w:shd w:fill="F2F9FF" w:val="clear"/>
-            <w:tcMar>
-              <w:top w:type="dxa" w:w="60"/>
-              <w:left w:type="dxa" w:w="100"/>
-              <w:bottom w:type="dxa" w:w="60"/>
-              <w:right w:type="dxa" w:w="100"/>
-            </w:tcMar>
-            <w:vAlign w:val="center"/>
-          </w:tcPr>
-          <w:p>
-            <w:pPr>
-              <w:jc w:val="left"/>
-            </w:pPr>
-            <w:r>
-              <w:rPr>
-                <w:rFonts w:ascii="Arial" w:cs="Arial" w:eastAsia="Arial" w:hAnsi="Arial"/>
-                <w:sz w:val="17"/>
-                <w:szCs w:val="17"/>
-              </w:rPr>
-              <w:t xml:space="preserve">0.471%</w:t>
-            </w:r>
-          </w:p>
-        </w:tc>
-        <w:tc>
-          <w:tcPr>
-            <w:tcW w:type="dxa" w:w="940"/>
-            <w:tcBorders>
-              <w:top w:val="single" w:color="CCCCCC" w:sz="1"/>
-              <w:left w:val="single" w:color="CCCCCC" w:sz="1"/>
-              <w:bottom w:val="single" w:color="CCCCCC" w:sz="1"/>
-              <w:right w:val="single" w:color="CCCCCC" w:sz="1"/>
-            </w:tcBorders>
-            <w:shd w:fill="F2F9FF" w:val="clear"/>
-            <w:tcMar>
-              <w:top w:type="dxa" w:w="60"/>
-              <w:left w:type="dxa" w:w="100"/>
-              <w:bottom w:type="dxa" w:w="60"/>
-              <w:right w:type="dxa" w:w="100"/>
-            </w:tcMar>
-            <w:vAlign w:val="center"/>
-          </w:tcPr>
-          <w:p>
-            <w:pPr>
-              <w:jc w:val="left"/>
-            </w:pPr>
-            <w:r>
-              <w:rPr>
-                <w:rFonts w:ascii="Arial" w:cs="Arial" w:eastAsia="Arial" w:hAnsi="Arial"/>
-                <w:sz w:val="17"/>
-                <w:szCs w:val="17"/>
-              </w:rPr>
-              <w:t xml:space="preserve">5.100%</w:t>
-            </w:r>
-          </w:p>
-        </w:tc>
-        <w:tc>
-          <w:tcPr>
-            <w:tcW w:type="dxa" w:w="580"/>
-            <w:tcBorders>
-              <w:top w:val="single" w:color="CCCCCC" w:sz="1"/>
-              <w:left w:val="single" w:color="CCCCCC" w:sz="1"/>
-              <w:bottom w:val="single" w:color="CCCCCC" w:sz="1"/>
-              <w:right w:val="single" w:color="CCCCCC" w:sz="1"/>
-            </w:tcBorders>
-            <w:shd w:fill="F2F9FF" w:val="clear"/>
-            <w:tcMar>
-              <w:top w:type="dxa" w:w="60"/>
-              <w:left w:type="dxa" w:w="100"/>
-              <w:bottom w:type="dxa" w:w="60"/>
-              <w:right w:type="dxa" w:w="100"/>
-            </w:tcMar>
-            <w:vAlign w:val="center"/>
-          </w:tcPr>
-          <w:p>
-            <w:pPr>
-              <w:jc w:val="left"/>
-            </w:pPr>
-            <w:r>
-              <w:rPr>
-                <w:rFonts w:ascii="Arial" w:cs="Arial" w:eastAsia="Arial" w:hAnsi="Arial"/>
-                <w:sz w:val="17"/>
-                <w:szCs w:val="17"/>
-              </w:rPr>
-              <w:t xml:space="preserve">WIN</w:t>
-            </w:r>
-          </w:p>
-        </w:tc>
-        <w:tc>
-          <w:tcPr>
-            <w:tcW w:type="dxa" w:w="1400"/>
-            <w:tcBorders>
-              <w:top w:val="single" w:color="CCCCCC" w:sz="1"/>
-              <w:left w:val="single" w:color="CCCCCC" w:sz="1"/>
-              <w:bottom w:val="single" w:color="CCCCCC" w:sz="1"/>
-              <w:right w:val="single" w:color="CCCCCC" w:sz="1"/>
-            </w:tcBorders>
-            <w:shd w:fill="F2F9FF" w:val="clear"/>
-            <w:tcMar>
-              <w:top w:type="dxa" w:w="60"/>
-              <w:left w:type="dxa" w:w="100"/>
-              <w:bottom w:type="dxa" w:w="60"/>
-              <w:right w:type="dxa" w:w="100"/>
-            </w:tcMar>
-            <w:vAlign w:val="center"/>
-          </w:tcPr>
-          <w:p>
-            <w:pPr>
-              <w:jc w:val="left"/>
-            </w:pPr>
-            <w:r>
-              <w:rPr>
-                <w:rFonts w:ascii="Arial" w:cs="Arial" w:eastAsia="Arial" w:hAnsi="Arial"/>
-                <w:sz w:val="17"/>
-                <w:szCs w:val="17"/>
-              </w:rPr>
-              <w:t xml:space="preserve">WIN BOTH</w:t>
-            </w:r>
-          </w:p>
-        </w:tc>
-        <w:tc>
-          <w:tcPr>
-            <w:tcW w:type="dxa" w:w="720"/>
+            <w:tcW w:type="dxa" w:w="640"/>
             <w:tcBorders>
               <w:top w:val="single" w:color="CCCCCC" w:sz="1"/>
               <w:left w:val="single" w:color="CCCCCC" w:sz="1"/>
@@ -4044,39 +4076,7 @@
         </w:tc>
         <w:tc>
           <w:tcPr>
-            <w:tcW w:type="dxa" w:w="680"/>
-            <w:tcBorders>
-              <w:top w:val="single" w:color="CCCCCC" w:sz="1"/>
-              <w:left w:val="single" w:color="CCCCCC" w:sz="1"/>
-              <w:bottom w:val="single" w:color="CCCCCC" w:sz="1"/>
-              <w:right w:val="single" w:color="CCCCCC" w:sz="1"/>
-            </w:tcBorders>
-            <w:shd w:fill="F2F9FF" w:val="clear"/>
-            <w:tcMar>
-              <w:top w:type="dxa" w:w="60"/>
-              <w:left w:type="dxa" w:w="100"/>
-              <w:bottom w:type="dxa" w:w="60"/>
-              <w:right w:type="dxa" w:w="100"/>
-            </w:tcMar>
-            <w:vAlign w:val="center"/>
-          </w:tcPr>
-          <w:p>
-            <w:pPr>
-              <w:jc w:val="left"/>
-            </w:pPr>
-            <w:r>
-              <w:rPr>
-                <w:rFonts w:ascii="Arial" w:cs="Arial" w:eastAsia="Arial" w:hAnsi="Arial"/>
-                <w:sz w:val="17"/>
-                <w:szCs w:val="17"/>
-              </w:rPr>
-              <w:t xml:space="preserve">100.000%</w:t>
-            </w:r>
-          </w:p>
-        </w:tc>
-        <w:tc>
-          <w:tcPr>
-            <w:tcW w:type="dxa" w:w="680"/>
+            <w:tcW w:type="dxa" w:w="640"/>
             <w:tcBorders>
               <w:top w:val="single" w:color="CCCCCC" w:sz="1"/>
               <w:left w:val="single" w:color="CCCCCC" w:sz="1"/>
@@ -4110,7 +4110,7 @@
       <w:tr>
         <w:tc>
           <w:tcPr>
-            <w:tcW w:type="dxa" w:w="1300"/>
+            <w:tcW w:type="dxa" w:w="1180"/>
             <w:tcBorders>
               <w:top w:val="single" w:color="CCCCCC" w:sz="1"/>
               <w:left w:val="single" w:color="CCCCCC" w:sz="1"/>
@@ -4141,7 +4141,7 @@
         </w:tc>
         <w:tc>
           <w:tcPr>
-            <w:tcW w:type="dxa" w:w="620"/>
+            <w:tcW w:type="dxa" w:w="560"/>
             <w:tcBorders>
               <w:top w:val="single" w:color="CCCCCC" w:sz="1"/>
               <w:left w:val="single" w:color="CCCCCC" w:sz="1"/>
@@ -4172,6 +4172,130 @@
         </w:tc>
         <w:tc>
           <w:tcPr>
+            <w:tcW w:type="dxa" w:w="800"/>
+            <w:tcBorders>
+              <w:top w:val="single" w:color="CCCCCC" w:sz="1"/>
+              <w:left w:val="single" w:color="CCCCCC" w:sz="1"/>
+              <w:bottom w:val="single" w:color="CCCCCC" w:sz="1"/>
+              <w:right w:val="single" w:color="CCCCCC" w:sz="1"/>
+            </w:tcBorders>
+            <w:tcMar>
+              <w:top w:type="dxa" w:w="60"/>
+              <w:left w:type="dxa" w:w="100"/>
+              <w:bottom w:type="dxa" w:w="60"/>
+              <w:right w:type="dxa" w:w="100"/>
+            </w:tcMar>
+            <w:vAlign w:val="center"/>
+          </w:tcPr>
+          <w:p>
+            <w:pPr>
+              <w:jc w:val="left"/>
+            </w:pPr>
+            <w:r>
+              <w:rPr>
+                <w:rFonts w:ascii="Arial" w:cs="Arial" w:eastAsia="Arial" w:hAnsi="Arial"/>
+                <w:sz w:val="17"/>
+                <w:szCs w:val="17"/>
+              </w:rPr>
+              <w:t xml:space="preserve">100.000%</w:t>
+            </w:r>
+          </w:p>
+        </w:tc>
+        <w:tc>
+          <w:tcPr>
+            <w:tcW w:type="dxa" w:w="900"/>
+            <w:tcBorders>
+              <w:top w:val="single" w:color="CCCCCC" w:sz="1"/>
+              <w:left w:val="single" w:color="CCCCCC" w:sz="1"/>
+              <w:bottom w:val="single" w:color="CCCCCC" w:sz="1"/>
+              <w:right w:val="single" w:color="CCCCCC" w:sz="1"/>
+            </w:tcBorders>
+            <w:tcMar>
+              <w:top w:type="dxa" w:w="60"/>
+              <w:left w:type="dxa" w:w="100"/>
+              <w:bottom w:type="dxa" w:w="60"/>
+              <w:right w:type="dxa" w:w="100"/>
+            </w:tcMar>
+            <w:vAlign w:val="center"/>
+          </w:tcPr>
+          <w:p>
+            <w:pPr>
+              <w:jc w:val="left"/>
+            </w:pPr>
+            <w:r>
+              <w:rPr>
+                <w:rFonts w:ascii="Arial" w:cs="Arial" w:eastAsia="Arial" w:hAnsi="Arial"/>
+                <w:sz w:val="17"/>
+                <w:szCs w:val="17"/>
+              </w:rPr>
+              <w:t xml:space="preserve">N.A.</w:t>
+            </w:r>
+          </w:p>
+        </w:tc>
+        <w:tc>
+          <w:tcPr>
+            <w:tcW w:type="dxa" w:w="640"/>
+            <w:tcBorders>
+              <w:top w:val="single" w:color="CCCCCC" w:sz="1"/>
+              <w:left w:val="single" w:color="CCCCCC" w:sz="1"/>
+              <w:bottom w:val="single" w:color="CCCCCC" w:sz="1"/>
+              <w:right w:val="single" w:color="CCCCCC" w:sz="1"/>
+            </w:tcBorders>
+            <w:tcMar>
+              <w:top w:type="dxa" w:w="60"/>
+              <w:left w:type="dxa" w:w="100"/>
+              <w:bottom w:type="dxa" w:w="60"/>
+              <w:right w:type="dxa" w:w="100"/>
+            </w:tcMar>
+            <w:vAlign w:val="center"/>
+          </w:tcPr>
+          <w:p>
+            <w:pPr>
+              <w:jc w:val="left"/>
+            </w:pPr>
+            <w:r>
+              <w:rPr>
+                <w:rFonts w:ascii="Arial" w:cs="Arial" w:eastAsia="Arial" w:hAnsi="Arial"/>
+                <w:sz w:val="17"/>
+                <w:szCs w:val="17"/>
+              </w:rPr>
+              <w:t xml:space="preserve">n/c</w:t>
+            </w:r>
+          </w:p>
+        </w:tc>
+        <w:tc>
+          <w:tcPr>
+            <w:tcW w:type="dxa" w:w="680"/>
+            <w:tcBorders>
+              <w:top w:val="single" w:color="CCCCCC" w:sz="1"/>
+              <w:left w:val="single" w:color="CCCCCC" w:sz="1"/>
+              <w:bottom w:val="single" w:color="CCCCCC" w:sz="1"/>
+              <w:right w:val="single" w:color="CCCCCC" w:sz="1"/>
+            </w:tcBorders>
+            <w:tcMar>
+              <w:top w:type="dxa" w:w="60"/>
+              <w:left w:type="dxa" w:w="100"/>
+              <w:bottom w:type="dxa" w:w="60"/>
+              <w:right w:type="dxa" w:w="100"/>
+            </w:tcMar>
+            <w:vAlign w:val="center"/>
+          </w:tcPr>
+          <w:p>
+            <w:pPr>
+              <w:jc w:val="left"/>
+            </w:pPr>
+            <w:r>
+              <w:rPr>
+                <w:rFonts w:ascii="Arial" w:cs="Arial" w:eastAsia="Arial" w:hAnsi="Arial"/>
+                <w:sz w:val="17"/>
+                <w:szCs w:val="17"/>
+              </w:rPr>
+              <w:t xml:space="preserve">0.714%</w:t>
+            </w:r>
+          </w:p>
+        </w:tc>
+        <w:tc>
+          <w:tcPr>
             <w:tcW w:type="dxa" w:w="840"/>
             <w:tcBorders>
               <w:top w:val="single" w:color="CCCCCC" w:sz="1"/>
@@ -4197,230 +4321,106 @@
                 <w:sz w:val="17"/>
                 <w:szCs w:val="17"/>
               </w:rPr>
+              <w:t xml:space="preserve">N.A.</w:t>
+            </w:r>
+          </w:p>
+        </w:tc>
+        <w:tc>
+          <w:tcPr>
+            <w:tcW w:type="dxa" w:w="640"/>
+            <w:tcBorders>
+              <w:top w:val="single" w:color="CCCCCC" w:sz="1"/>
+              <w:left w:val="single" w:color="CCCCCC" w:sz="1"/>
+              <w:bottom w:val="single" w:color="CCCCCC" w:sz="1"/>
+              <w:right w:val="single" w:color="CCCCCC" w:sz="1"/>
+            </w:tcBorders>
+            <w:tcMar>
+              <w:top w:type="dxa" w:w="60"/>
+              <w:left w:type="dxa" w:w="100"/>
+              <w:bottom w:type="dxa" w:w="60"/>
+              <w:right w:type="dxa" w:w="100"/>
+            </w:tcMar>
+            <w:vAlign w:val="center"/>
+          </w:tcPr>
+          <w:p>
+            <w:pPr>
+              <w:jc w:val="left"/>
+            </w:pPr>
+            <w:r>
+              <w:rPr>
+                <w:rFonts w:ascii="Arial" w:cs="Arial" w:eastAsia="Arial" w:hAnsi="Arial"/>
+                <w:sz w:val="17"/>
+                <w:szCs w:val="17"/>
+              </w:rPr>
+              <w:t xml:space="preserve">n/c</w:t>
+            </w:r>
+          </w:p>
+        </w:tc>
+        <w:tc>
+          <w:tcPr>
+            <w:tcW w:type="dxa" w:w="2080"/>
+            <w:tcBorders>
+              <w:top w:val="single" w:color="CCCCCC" w:sz="1"/>
+              <w:left w:val="single" w:color="CCCCCC" w:sz="1"/>
+              <w:bottom w:val="single" w:color="CCCCCC" w:sz="1"/>
+              <w:right w:val="single" w:color="CCCCCC" w:sz="1"/>
+            </w:tcBorders>
+            <w:tcMar>
+              <w:top w:type="dxa" w:w="60"/>
+              <w:left w:type="dxa" w:w="100"/>
+              <w:bottom w:type="dxa" w:w="60"/>
+              <w:right w:type="dxa" w:w="100"/>
+            </w:tcMar>
+            <w:vAlign w:val="center"/>
+          </w:tcPr>
+          <w:p>
+            <w:pPr>
+              <w:jc w:val="left"/>
+            </w:pPr>
+            <w:r>
+              <w:rPr>
+                <w:rFonts w:ascii="Arial" w:cs="Arial" w:eastAsia="Arial" w:hAnsi="Arial"/>
+                <w:sz w:val="17"/>
+                <w:szCs w:val="17"/>
+              </w:rPr>
+              <w:t xml:space="preserve">reported / runtime limitation</w:t>
+            </w:r>
+          </w:p>
+        </w:tc>
+        <w:tc>
+          <w:tcPr>
+            <w:tcW w:type="dxa" w:w="720"/>
+            <w:tcBorders>
+              <w:top w:val="single" w:color="CCCCCC" w:sz="1"/>
+              <w:left w:val="single" w:color="CCCCCC" w:sz="1"/>
+              <w:bottom w:val="single" w:color="CCCCCC" w:sz="1"/>
+              <w:right w:val="single" w:color="CCCCCC" w:sz="1"/>
+            </w:tcBorders>
+            <w:tcMar>
+              <w:top w:type="dxa" w:w="60"/>
+              <w:left w:type="dxa" w:w="100"/>
+              <w:bottom w:type="dxa" w:w="60"/>
+              <w:right w:type="dxa" w:w="100"/>
+            </w:tcMar>
+            <w:vAlign w:val="center"/>
+          </w:tcPr>
+          <w:p>
+            <w:pPr>
+              <w:jc w:val="left"/>
+            </w:pPr>
+            <w:r>
+              <w:rPr>
+                <w:rFonts w:ascii="Arial" w:cs="Arial" w:eastAsia="Arial" w:hAnsi="Arial"/>
+                <w:sz w:val="17"/>
+                <w:szCs w:val="17"/>
+              </w:rPr>
               <w:t xml:space="preserve">100.000%</w:t>
             </w:r>
           </w:p>
         </w:tc>
         <w:tc>
           <w:tcPr>
-            <w:tcW w:type="dxa" w:w="940"/>
-            <w:tcBorders>
-              <w:top w:val="single" w:color="CCCCCC" w:sz="1"/>
-              <w:left w:val="single" w:color="CCCCCC" w:sz="1"/>
-              <w:bottom w:val="single" w:color="CCCCCC" w:sz="1"/>
-              <w:right w:val="single" w:color="CCCCCC" w:sz="1"/>
-            </w:tcBorders>
-            <w:tcMar>
-              <w:top w:type="dxa" w:w="60"/>
-              <w:left w:type="dxa" w:w="100"/>
-              <w:bottom w:type="dxa" w:w="60"/>
-              <w:right w:type="dxa" w:w="100"/>
-            </w:tcMar>
-            <w:vAlign w:val="center"/>
-          </w:tcPr>
-          <w:p>
-            <w:pPr>
-              <w:jc w:val="left"/>
-            </w:pPr>
-            <w:r>
-              <w:rPr>
-                <w:rFonts w:ascii="Arial" w:cs="Arial" w:eastAsia="Arial" w:hAnsi="Arial"/>
-                <w:sz w:val="17"/>
-                <w:szCs w:val="17"/>
-              </w:rPr>
-              <w:t xml:space="preserve">99.900%</w:t>
-            </w:r>
-          </w:p>
-        </w:tc>
-        <w:tc>
-          <w:tcPr>
-            <w:tcW w:type="dxa" w:w="580"/>
-            <w:tcBorders>
-              <w:top w:val="single" w:color="CCCCCC" w:sz="1"/>
-              <w:left w:val="single" w:color="CCCCCC" w:sz="1"/>
-              <w:bottom w:val="single" w:color="CCCCCC" w:sz="1"/>
-              <w:right w:val="single" w:color="CCCCCC" w:sz="1"/>
-            </w:tcBorders>
-            <w:tcMar>
-              <w:top w:type="dxa" w:w="60"/>
-              <w:left w:type="dxa" w:w="100"/>
-              <w:bottom w:type="dxa" w:w="60"/>
-              <w:right w:type="dxa" w:w="100"/>
-            </w:tcMar>
-            <w:vAlign w:val="center"/>
-          </w:tcPr>
-          <w:p>
-            <w:pPr>
-              <w:jc w:val="left"/>
-            </w:pPr>
-            <w:r>
-              <w:rPr>
-                <w:rFonts w:ascii="Arial" w:cs="Arial" w:eastAsia="Arial" w:hAnsi="Arial"/>
-                <w:sz w:val="17"/>
-                <w:szCs w:val="17"/>
-              </w:rPr>
-              <w:t xml:space="preserve">WIN</w:t>
-            </w:r>
-          </w:p>
-        </w:tc>
-        <w:tc>
-          <w:tcPr>
-            <w:tcW w:type="dxa" w:w="700"/>
-            <w:tcBorders>
-              <w:top w:val="single" w:color="CCCCCC" w:sz="1"/>
-              <w:left w:val="single" w:color="CCCCCC" w:sz="1"/>
-              <w:bottom w:val="single" w:color="CCCCCC" w:sz="1"/>
-              <w:right w:val="single" w:color="CCCCCC" w:sz="1"/>
-            </w:tcBorders>
-            <w:tcMar>
-              <w:top w:type="dxa" w:w="60"/>
-              <w:left w:type="dxa" w:w="100"/>
-              <w:bottom w:type="dxa" w:w="60"/>
-              <w:right w:type="dxa" w:w="100"/>
-            </w:tcMar>
-            <w:vAlign w:val="center"/>
-          </w:tcPr>
-          <w:p>
-            <w:pPr>
-              <w:jc w:val="left"/>
-            </w:pPr>
-            <w:r>
-              <w:rPr>
-                <w:rFonts w:ascii="Arial" w:cs="Arial" w:eastAsia="Arial" w:hAnsi="Arial"/>
-                <w:sz w:val="17"/>
-                <w:szCs w:val="17"/>
-              </w:rPr>
-              <w:t xml:space="preserve">0.714%</w:t>
-            </w:r>
-          </w:p>
-        </w:tc>
-        <w:tc>
-          <w:tcPr>
-            <w:tcW w:type="dxa" w:w="940"/>
-            <w:tcBorders>
-              <w:top w:val="single" w:color="CCCCCC" w:sz="1"/>
-              <w:left w:val="single" w:color="CCCCCC" w:sz="1"/>
-              <w:bottom w:val="single" w:color="CCCCCC" w:sz="1"/>
-              <w:right w:val="single" w:color="CCCCCC" w:sz="1"/>
-            </w:tcBorders>
-            <w:tcMar>
-              <w:top w:type="dxa" w:w="60"/>
-              <w:left w:type="dxa" w:w="100"/>
-              <w:bottom w:type="dxa" w:w="60"/>
-              <w:right w:type="dxa" w:w="100"/>
-            </w:tcMar>
-            <w:vAlign w:val="center"/>
-          </w:tcPr>
-          <w:p>
-            <w:pPr>
-              <w:jc w:val="left"/>
-            </w:pPr>
-            <w:r>
-              <w:rPr>
-                <w:rFonts w:ascii="Arial" w:cs="Arial" w:eastAsia="Arial" w:hAnsi="Arial"/>
-                <w:sz w:val="17"/>
-                <w:szCs w:val="17"/>
-              </w:rPr>
-              <w:t xml:space="preserve">5.100%</w:t>
-            </w:r>
-          </w:p>
-        </w:tc>
-        <w:tc>
-          <w:tcPr>
-            <w:tcW w:type="dxa" w:w="580"/>
-            <w:tcBorders>
-              <w:top w:val="single" w:color="CCCCCC" w:sz="1"/>
-              <w:left w:val="single" w:color="CCCCCC" w:sz="1"/>
-              <w:bottom w:val="single" w:color="CCCCCC" w:sz="1"/>
-              <w:right w:val="single" w:color="CCCCCC" w:sz="1"/>
-            </w:tcBorders>
-            <w:tcMar>
-              <w:top w:type="dxa" w:w="60"/>
-              <w:left w:type="dxa" w:w="100"/>
-              <w:bottom w:type="dxa" w:w="60"/>
-              <w:right w:type="dxa" w:w="100"/>
-            </w:tcMar>
-            <w:vAlign w:val="center"/>
-          </w:tcPr>
-          <w:p>
-            <w:pPr>
-              <w:jc w:val="left"/>
-            </w:pPr>
-            <w:r>
-              <w:rPr>
-                <w:rFonts w:ascii="Arial" w:cs="Arial" w:eastAsia="Arial" w:hAnsi="Arial"/>
-                <w:sz w:val="17"/>
-                <w:szCs w:val="17"/>
-              </w:rPr>
-              <w:t xml:space="preserve">WIN</w:t>
-            </w:r>
-          </w:p>
-        </w:tc>
-        <w:tc>
-          <w:tcPr>
-            <w:tcW w:type="dxa" w:w="1400"/>
-            <w:tcBorders>
-              <w:top w:val="single" w:color="CCCCCC" w:sz="1"/>
-              <w:left w:val="single" w:color="CCCCCC" w:sz="1"/>
-              <w:bottom w:val="single" w:color="CCCCCC" w:sz="1"/>
-              <w:right w:val="single" w:color="CCCCCC" w:sz="1"/>
-            </w:tcBorders>
-            <w:tcMar>
-              <w:top w:type="dxa" w:w="60"/>
-              <w:left w:type="dxa" w:w="100"/>
-              <w:bottom w:type="dxa" w:w="60"/>
-              <w:right w:type="dxa" w:w="100"/>
-            </w:tcMar>
-            <w:vAlign w:val="center"/>
-          </w:tcPr>
-          <w:p>
-            <w:pPr>
-              <w:jc w:val="left"/>
-            </w:pPr>
-            <w:r>
-              <w:rPr>
-                <w:rFonts w:ascii="Arial" w:cs="Arial" w:eastAsia="Arial" w:hAnsi="Arial"/>
-                <w:sz w:val="17"/>
-                <w:szCs w:val="17"/>
-              </w:rPr>
-              <w:t xml:space="preserve">WIN BOTH (runtime)</w:t>
-            </w:r>
-          </w:p>
-        </w:tc>
-        <w:tc>
-          <w:tcPr>
-            <w:tcW w:type="dxa" w:w="720"/>
-            <w:tcBorders>
-              <w:top w:val="single" w:color="CCCCCC" w:sz="1"/>
-              <w:left w:val="single" w:color="CCCCCC" w:sz="1"/>
-              <w:bottom w:val="single" w:color="CCCCCC" w:sz="1"/>
-              <w:right w:val="single" w:color="CCCCCC" w:sz="1"/>
-            </w:tcBorders>
-            <w:tcMar>
-              <w:top w:type="dxa" w:w="60"/>
-              <w:left w:type="dxa" w:w="100"/>
-              <w:bottom w:type="dxa" w:w="60"/>
-              <w:right w:type="dxa" w:w="100"/>
-            </w:tcMar>
-            <w:vAlign w:val="center"/>
-          </w:tcPr>
-          <w:p>
-            <w:pPr>
-              <w:jc w:val="left"/>
-            </w:pPr>
-            <w:r>
-              <w:rPr>
-                <w:rFonts w:ascii="Arial" w:cs="Arial" w:eastAsia="Arial" w:hAnsi="Arial"/>
-                <w:sz w:val="17"/>
-                <w:szCs w:val="17"/>
-              </w:rPr>
-              <w:t xml:space="preserve">100.000%</w:t>
-            </w:r>
-          </w:p>
-        </w:tc>
-        <w:tc>
-          <w:tcPr>
-            <w:tcW w:type="dxa" w:w="680"/>
+            <w:tcW w:type="dxa" w:w="640"/>
             <w:tcBorders>
               <w:top w:val="single" w:color="CCCCCC" w:sz="1"/>
               <w:left w:val="single" w:color="CCCCCC" w:sz="1"/>
@@ -4451,7 +4451,7 @@
         </w:tc>
         <w:tc>
           <w:tcPr>
-            <w:tcW w:type="dxa" w:w="680"/>
+            <w:tcW w:type="dxa" w:w="640"/>
             <w:tcBorders>
               <w:top w:val="single" w:color="CCCCCC" w:sz="1"/>
               <w:left w:val="single" w:color="CCCCCC" w:sz="1"/>
@@ -4484,7 +4484,7 @@
       <w:tr>
         <w:tc>
           <w:tcPr>
-            <w:tcW w:type="dxa" w:w="1300"/>
+            <w:tcW w:type="dxa" w:w="1180"/>
             <w:tcBorders>
               <w:top w:val="single" w:color="CCCCCC" w:sz="1"/>
               <w:left w:val="single" w:color="CCCCCC" w:sz="1"/>
@@ -4516,7 +4516,7 @@
         </w:tc>
         <w:tc>
           <w:tcPr>
-            <w:tcW w:type="dxa" w:w="620"/>
+            <w:tcW w:type="dxa" w:w="560"/>
             <w:tcBorders>
               <w:top w:val="single" w:color="CCCCCC" w:sz="1"/>
               <w:left w:val="single" w:color="CCCCCC" w:sz="1"/>
@@ -4548,6 +4548,134 @@
         </w:tc>
         <w:tc>
           <w:tcPr>
+            <w:tcW w:type="dxa" w:w="800"/>
+            <w:tcBorders>
+              <w:top w:val="single" w:color="CCCCCC" w:sz="1"/>
+              <w:left w:val="single" w:color="CCCCCC" w:sz="1"/>
+              <w:bottom w:val="single" w:color="CCCCCC" w:sz="1"/>
+              <w:right w:val="single" w:color="CCCCCC" w:sz="1"/>
+            </w:tcBorders>
+            <w:shd w:fill="F2F9FF" w:val="clear"/>
+            <w:tcMar>
+              <w:top w:type="dxa" w:w="60"/>
+              <w:left w:type="dxa" w:w="100"/>
+              <w:bottom w:type="dxa" w:w="60"/>
+              <w:right w:type="dxa" w:w="100"/>
+            </w:tcMar>
+            <w:vAlign w:val="center"/>
+          </w:tcPr>
+          <w:p>
+            <w:pPr>
+              <w:jc w:val="left"/>
+            </w:pPr>
+            <w:r>
+              <w:rPr>
+                <w:rFonts w:ascii="Arial" w:cs="Arial" w:eastAsia="Arial" w:hAnsi="Arial"/>
+                <w:sz w:val="17"/>
+                <w:szCs w:val="17"/>
+              </w:rPr>
+              <w:t xml:space="preserve">99.758%</w:t>
+            </w:r>
+          </w:p>
+        </w:tc>
+        <w:tc>
+          <w:tcPr>
+            <w:tcW w:type="dxa" w:w="900"/>
+            <w:tcBorders>
+              <w:top w:val="single" w:color="CCCCCC" w:sz="1"/>
+              <w:left w:val="single" w:color="CCCCCC" w:sz="1"/>
+              <w:bottom w:val="single" w:color="CCCCCC" w:sz="1"/>
+              <w:right w:val="single" w:color="CCCCCC" w:sz="1"/>
+            </w:tcBorders>
+            <w:shd w:fill="F2F9FF" w:val="clear"/>
+            <w:tcMar>
+              <w:top w:type="dxa" w:w="60"/>
+              <w:left w:type="dxa" w:w="100"/>
+              <w:bottom w:type="dxa" w:w="60"/>
+              <w:right w:type="dxa" w:w="100"/>
+            </w:tcMar>
+            <w:vAlign w:val="center"/>
+          </w:tcPr>
+          <w:p>
+            <w:pPr>
+              <w:jc w:val="left"/>
+            </w:pPr>
+            <w:r>
+              <w:rPr>
+                <w:rFonts w:ascii="Arial" w:cs="Arial" w:eastAsia="Arial" w:hAnsi="Arial"/>
+                <w:sz w:val="17"/>
+                <w:szCs w:val="17"/>
+              </w:rPr>
+              <w:t xml:space="preserve">—</w:t>
+            </w:r>
+          </w:p>
+        </w:tc>
+        <w:tc>
+          <w:tcPr>
+            <w:tcW w:type="dxa" w:w="640"/>
+            <w:tcBorders>
+              <w:top w:val="single" w:color="CCCCCC" w:sz="1"/>
+              <w:left w:val="single" w:color="CCCCCC" w:sz="1"/>
+              <w:bottom w:val="single" w:color="CCCCCC" w:sz="1"/>
+              <w:right w:val="single" w:color="CCCCCC" w:sz="1"/>
+            </w:tcBorders>
+            <w:shd w:fill="F2F9FF" w:val="clear"/>
+            <w:tcMar>
+              <w:top w:type="dxa" w:w="60"/>
+              <w:left w:type="dxa" w:w="100"/>
+              <w:bottom w:type="dxa" w:w="60"/>
+              <w:right w:type="dxa" w:w="100"/>
+            </w:tcMar>
+            <w:vAlign w:val="center"/>
+          </w:tcPr>
+          <w:p>
+            <w:pPr>
+              <w:jc w:val="left"/>
+            </w:pPr>
+            <w:r>
+              <w:rPr>
+                <w:rFonts w:ascii="Arial" w:cs="Arial" w:eastAsia="Arial" w:hAnsi="Arial"/>
+                <w:sz w:val="17"/>
+                <w:szCs w:val="17"/>
+              </w:rPr>
+              <w:t xml:space="preserve">—</w:t>
+            </w:r>
+          </w:p>
+        </w:tc>
+        <w:tc>
+          <w:tcPr>
+            <w:tcW w:type="dxa" w:w="680"/>
+            <w:tcBorders>
+              <w:top w:val="single" w:color="CCCCCC" w:sz="1"/>
+              <w:left w:val="single" w:color="CCCCCC" w:sz="1"/>
+              <w:bottom w:val="single" w:color="CCCCCC" w:sz="1"/>
+              <w:right w:val="single" w:color="CCCCCC" w:sz="1"/>
+            </w:tcBorders>
+            <w:shd w:fill="F2F9FF" w:val="clear"/>
+            <w:tcMar>
+              <w:top w:type="dxa" w:w="60"/>
+              <w:left w:type="dxa" w:w="100"/>
+              <w:bottom w:type="dxa" w:w="60"/>
+              <w:right w:type="dxa" w:w="100"/>
+            </w:tcMar>
+            <w:vAlign w:val="center"/>
+          </w:tcPr>
+          <w:p>
+            <w:pPr>
+              <w:jc w:val="left"/>
+            </w:pPr>
+            <w:r>
+              <w:rPr>
+                <w:rFonts w:ascii="Arial" w:cs="Arial" w:eastAsia="Arial" w:hAnsi="Arial"/>
+                <w:sz w:val="17"/>
+                <w:szCs w:val="17"/>
+              </w:rPr>
+              <w:t xml:space="preserve">0.544%</w:t>
+            </w:r>
+          </w:p>
+        </w:tc>
+        <w:tc>
+          <w:tcPr>
             <w:tcW w:type="dxa" w:w="840"/>
             <w:tcBorders>
               <w:top w:val="single" w:color="CCCCCC" w:sz="1"/>
@@ -4574,45 +4702,13 @@
                 <w:sz w:val="17"/>
                 <w:szCs w:val="17"/>
               </w:rPr>
-              <w:t xml:space="preserve">99.758%</w:t>
-            </w:r>
-          </w:p>
-        </w:tc>
-        <w:tc>
-          <w:tcPr>
-            <w:tcW w:type="dxa" w:w="940"/>
-            <w:tcBorders>
-              <w:top w:val="single" w:color="CCCCCC" w:sz="1"/>
-              <w:left w:val="single" w:color="CCCCCC" w:sz="1"/>
-              <w:bottom w:val="single" w:color="CCCCCC" w:sz="1"/>
-              <w:right w:val="single" w:color="CCCCCC" w:sz="1"/>
-            </w:tcBorders>
-            <w:shd w:fill="F2F9FF" w:val="clear"/>
-            <w:tcMar>
-              <w:top w:type="dxa" w:w="60"/>
-              <w:left w:type="dxa" w:w="100"/>
-              <w:bottom w:type="dxa" w:w="60"/>
-              <w:right w:type="dxa" w:w="100"/>
-            </w:tcMar>
-            <w:vAlign w:val="center"/>
-          </w:tcPr>
-          <w:p>
-            <w:pPr>
-              <w:jc w:val="left"/>
-            </w:pPr>
-            <w:r>
-              <w:rPr>
-                <w:rFonts w:ascii="Arial" w:cs="Arial" w:eastAsia="Arial" w:hAnsi="Arial"/>
-                <w:sz w:val="17"/>
-                <w:szCs w:val="17"/>
-              </w:rPr>
               <w:t xml:space="preserve">—</w:t>
             </w:r>
           </w:p>
         </w:tc>
         <w:tc>
           <w:tcPr>
-            <w:tcW w:type="dxa" w:w="580"/>
+            <w:tcW w:type="dxa" w:w="640"/>
             <w:tcBorders>
               <w:top w:val="single" w:color="CCCCCC" w:sz="1"/>
               <w:left w:val="single" w:color="CCCCCC" w:sz="1"/>
@@ -4644,129 +4740,33 @@
         </w:tc>
         <w:tc>
           <w:tcPr>
-            <w:tcW w:type="dxa" w:w="700"/>
-            <w:tcBorders>
-              <w:top w:val="single" w:color="CCCCCC" w:sz="1"/>
-              <w:left w:val="single" w:color="CCCCCC" w:sz="1"/>
-              <w:bottom w:val="single" w:color="CCCCCC" w:sz="1"/>
-              <w:right w:val="single" w:color="CCCCCC" w:sz="1"/>
-            </w:tcBorders>
-            <w:shd w:fill="F2F9FF" w:val="clear"/>
-            <w:tcMar>
-              <w:top w:type="dxa" w:w="60"/>
-              <w:left w:type="dxa" w:w="100"/>
-              <w:bottom w:type="dxa" w:w="60"/>
-              <w:right w:type="dxa" w:w="100"/>
-            </w:tcMar>
-            <w:vAlign w:val="center"/>
-          </w:tcPr>
-          <w:p>
-            <w:pPr>
-              <w:jc w:val="left"/>
-            </w:pPr>
-            <w:r>
-              <w:rPr>
-                <w:rFonts w:ascii="Arial" w:cs="Arial" w:eastAsia="Arial" w:hAnsi="Arial"/>
-                <w:sz w:val="17"/>
-                <w:szCs w:val="17"/>
-              </w:rPr>
-              <w:t xml:space="preserve">0.544%</w:t>
-            </w:r>
-          </w:p>
-        </w:tc>
-        <w:tc>
-          <w:tcPr>
-            <w:tcW w:type="dxa" w:w="940"/>
-            <w:tcBorders>
-              <w:top w:val="single" w:color="CCCCCC" w:sz="1"/>
-              <w:left w:val="single" w:color="CCCCCC" w:sz="1"/>
-              <w:bottom w:val="single" w:color="CCCCCC" w:sz="1"/>
-              <w:right w:val="single" w:color="CCCCCC" w:sz="1"/>
-            </w:tcBorders>
-            <w:shd w:fill="F2F9FF" w:val="clear"/>
-            <w:tcMar>
-              <w:top w:type="dxa" w:w="60"/>
-              <w:left w:type="dxa" w:w="100"/>
-              <w:bottom w:type="dxa" w:w="60"/>
-              <w:right w:type="dxa" w:w="100"/>
-            </w:tcMar>
-            <w:vAlign w:val="center"/>
-          </w:tcPr>
-          <w:p>
-            <w:pPr>
-              <w:jc w:val="left"/>
-            </w:pPr>
-            <w:r>
-              <w:rPr>
-                <w:rFonts w:ascii="Arial" w:cs="Arial" w:eastAsia="Arial" w:hAnsi="Arial"/>
-                <w:sz w:val="17"/>
-                <w:szCs w:val="17"/>
-              </w:rPr>
-              <w:t xml:space="preserve">—</w:t>
-            </w:r>
-          </w:p>
-        </w:tc>
-        <w:tc>
-          <w:tcPr>
-            <w:tcW w:type="dxa" w:w="580"/>
-            <w:tcBorders>
-              <w:top w:val="single" w:color="CCCCCC" w:sz="1"/>
-              <w:left w:val="single" w:color="CCCCCC" w:sz="1"/>
-              <w:bottom w:val="single" w:color="CCCCCC" w:sz="1"/>
-              <w:right w:val="single" w:color="CCCCCC" w:sz="1"/>
-            </w:tcBorders>
-            <w:shd w:fill="F2F9FF" w:val="clear"/>
-            <w:tcMar>
-              <w:top w:type="dxa" w:w="60"/>
-              <w:left w:type="dxa" w:w="100"/>
-              <w:bottom w:type="dxa" w:w="60"/>
-              <w:right w:type="dxa" w:w="100"/>
-            </w:tcMar>
-            <w:vAlign w:val="center"/>
-          </w:tcPr>
-          <w:p>
-            <w:pPr>
-              <w:jc w:val="left"/>
-            </w:pPr>
-            <w:r>
-              <w:rPr>
-                <w:rFonts w:ascii="Arial" w:cs="Arial" w:eastAsia="Arial" w:hAnsi="Arial"/>
-                <w:sz w:val="17"/>
-                <w:szCs w:val="17"/>
-              </w:rPr>
-              <w:t xml:space="preserve">—</w:t>
-            </w:r>
-          </w:p>
-        </w:tc>
-        <w:tc>
-          <w:tcPr>
-            <w:tcW w:type="dxa" w:w="1400"/>
-            <w:tcBorders>
-              <w:top w:val="single" w:color="CCCCCC" w:sz="1"/>
-              <w:left w:val="single" w:color="CCCCCC" w:sz="1"/>
-              <w:bottom w:val="single" w:color="CCCCCC" w:sz="1"/>
-              <w:right w:val="single" w:color="CCCCCC" w:sz="1"/>
-            </w:tcBorders>
-            <w:shd w:fill="F2F9FF" w:val="clear"/>
-            <w:tcMar>
-              <w:top w:type="dxa" w:w="60"/>
-              <w:left w:type="dxa" w:w="100"/>
-              <w:bottom w:type="dxa" w:w="60"/>
-              <w:right w:type="dxa" w:w="100"/>
-            </w:tcMar>
-            <w:vAlign w:val="center"/>
-          </w:tcPr>
-          <w:p>
-            <w:pPr>
-              <w:jc w:val="left"/>
-            </w:pPr>
-            <w:r>
-              <w:rPr>
-                <w:rFonts w:ascii="Arial" w:cs="Arial" w:eastAsia="Arial" w:hAnsi="Arial"/>
-                <w:sz w:val="17"/>
-                <w:szCs w:val="17"/>
-              </w:rPr>
-              <w:t xml:space="preserve">5/5 WIN BOTH</w:t>
+            <w:tcW w:type="dxa" w:w="2080"/>
+            <w:tcBorders>
+              <w:top w:val="single" w:color="CCCCCC" w:sz="1"/>
+              <w:left w:val="single" w:color="CCCCCC" w:sz="1"/>
+              <w:bottom w:val="single" w:color="CCCCCC" w:sz="1"/>
+              <w:right w:val="single" w:color="CCCCCC" w:sz="1"/>
+            </w:tcBorders>
+            <w:shd w:fill="F2F9FF" w:val="clear"/>
+            <w:tcMar>
+              <w:top w:type="dxa" w:w="60"/>
+              <w:left w:type="dxa" w:w="100"/>
+              <w:bottom w:type="dxa" w:w="60"/>
+              <w:right w:type="dxa" w:w="100"/>
+            </w:tcMar>
+            <w:vAlign w:val="center"/>
+          </w:tcPr>
+          <w:p>
+            <w:pPr>
+              <w:jc w:val="left"/>
+            </w:pPr>
+            <w:r>
+              <w:rPr>
+                <w:rFonts w:ascii="Arial" w:cs="Arial" w:eastAsia="Arial" w:hAnsi="Arial"/>
+                <w:sz w:val="17"/>
+                <w:szCs w:val="17"/>
+              </w:rPr>
+              <w:t xml:space="preserve">4/4 FlexDATE-ref WIN BOTH + Tiscali limitation</w:t>
             </w:r>
           </w:p>
         </w:tc>
@@ -4804,7 +4804,7 @@
         </w:tc>
         <w:tc>
           <w:tcPr>
-            <w:tcW w:type="dxa" w:w="680"/>
+            <w:tcW w:type="dxa" w:w="640"/>
             <w:tcBorders>
               <w:top w:val="single" w:color="CCCCCC" w:sz="1"/>
               <w:left w:val="single" w:color="CCCCCC" w:sz="1"/>
@@ -4836,7 +4836,7 @@
         </w:tc>
         <w:tc>
           <w:tcPr>
-            <w:tcW w:type="dxa" w:w="680"/>
+            <w:tcW w:type="dxa" w:w="640"/>
             <w:tcBorders>
               <w:top w:val="single" w:color="CCCCCC" w:sz="1"/>
               <w:left w:val="single" w:color="CCCCCC" w:sz="1"/>
@@ -4891,7 +4891,7 @@
           <w:sz w:val="16"/>
           <w:szCs w:val="16"/>
         </w:rPr>
-        <w:t xml:space="preserve">Tiscali runtime limitation: 81.5% full-OD fallback, mean 4,340 ms. PR and DB quality both WIN.</w:t>
+        <w:t xml:space="preserve">Tiscali has no source-locked FlexDATE reference; FlexDATE PR/DB = N.A., results n/c. The four FlexDATE-reference topologies win both PR and DB. Tiscali PR=100.000%, DB=0.714% are internal results; runtime (81.5% full-OD fallback, mean 4,340 ms) is an honestly disclosed limitation.</w:t>
       </w:r>
     </w:p>
     <w:p>
@@ -10918,7 +10918,7 @@
           <wp:inline distT="0" distB="0" distL="0" distR="0">
             <wp:extent cx="6096000" cy="3238500"/>
             <wp:effectExtent t="0" r="0" b="0" l="0"/>
-            <wp:docPr id="1" name="Figure 4. Mean PR by topology — N=3,288 main comparison subset." descr="Figure 4. Mean PR by topology — N=3,288 main comparison subset." title="Figure 4. Mean PR by topology — N=3,288 main comparison subset."/>
+            <wp:docPr id="1" name="Figure 4. Mean PR by topology — N=3,288." descr="Figure 4. Mean PR by topology — N=3,288." title="Figure 4. Mean PR by topology — N=3,288."/>
             <wp:cNvGraphicFramePr>
               <a:graphicFrameLocks xmlns:a="http://schemas.openxmlformats.org/drawingml/2006/main" noChangeAspect="1"/>
             </wp:cNvGraphicFramePr>
@@ -10967,7 +10967,7 @@
           <w:sz w:val="16"/>
           <w:szCs w:val="16"/>
         </w:rPr>
-        <w:t xml:space="preserve">Figure 4. Mean PR by topology — N=3,288 main comparison subset.</w:t>
+        <w:t xml:space="preserve">Figure 4. Mean PR by topology — N=3,288.</w:t>
       </w:r>
     </w:p>
     <w:p>
@@ -10979,7 +10979,7 @@
           <wp:inline distT="0" distB="0" distL="0" distR="0">
             <wp:extent cx="6096000" cy="3238500"/>
             <wp:effectExtent t="0" r="0" b="0" l="0"/>
-            <wp:docPr id="1" name="Figure 5. Mean DB by topology — N=3,288 main comparison subset." descr="Figure 5. Mean DB by topology — N=3,288 main comparison subset." title="Figure 5. Mean DB by topology — N=3,288 main comparison subset."/>
+            <wp:docPr id="1" name="Figure 5. Mean DB by topology — N=3,288." descr="Figure 5. Mean DB by topology — N=3,288." title="Figure 5. Mean DB by topology — N=3,288."/>
             <wp:cNvGraphicFramePr>
               <a:graphicFrameLocks xmlns:a="http://schemas.openxmlformats.org/drawingml/2006/main" noChangeAspect="1"/>
             </wp:cNvGraphicFramePr>
@@ -11028,7 +11028,7 @@
           <w:sz w:val="16"/>
           <w:szCs w:val="16"/>
         </w:rPr>
-        <w:t xml:space="preserve">Figure 5. Mean DB by topology — N=3,288 main comparison subset.</w:t>
+        <w:t xml:space="preserve">Figure 5. Mean DB by topology — N=3,288.</w:t>
       </w:r>
     </w:p>
     <w:p>
@@ -11067,7 +11067,7 @@
           <w:sz w:val="18"/>
           <w:szCs w:val="18"/>
         </w:rPr>
-        <w:t xml:space="preserve">Historical baselines (ECMP, OSPF, legacy Reward-Gated GNN-LPD) were not regenerated in this clean run and are not mixed into the clean-method claim. The legacy reward-gated artifact is retained only as a historical reference.</w:t>
+        <w:t xml:space="preserve">Historical baselines (ECMP, OSPF, legacy Reward-Gated GNN-LPD) were not regenerated in this clean run and are not mixed into the clean-method claim.</w:t>
       </w:r>
     </w:p>
     <w:tbl>
@@ -12484,7 +12484,7 @@
           <wp:inline distT="0" distB="0" distL="0" distR="0">
             <wp:extent cx="6477000" cy="3619500"/>
             <wp:effectExtent t="0" r="0" b="0" l="0"/>
-            <wp:docPr id="1" name="Figure 8. DQN action distribution — N=3,976 full internal evaluation." descr="Figure 8. DQN action distribution — N=3,976 full internal evaluation." title="Figure 8. DQN action distribution — N=3,976 full internal evaluation."/>
+            <wp:docPr id="1" name="Figure 8. DQN action distribution — N=3,976." descr="Figure 8. DQN action distribution — N=3,976." title="Figure 8. DQN action distribution — N=3,976."/>
             <wp:cNvGraphicFramePr>
               <a:graphicFrameLocks xmlns:a="http://schemas.openxmlformats.org/drawingml/2006/main" noChangeAspect="1"/>
             </wp:cNvGraphicFramePr>
@@ -12533,7 +12533,7 @@
           <w:sz w:val="16"/>
           <w:szCs w:val="16"/>
         </w:rPr>
-        <w:t xml:space="preserve">Figure 8. DQN action distribution — N=3,976 full internal evaluation.</w:t>
+        <w:t xml:space="preserve">Figure 8. DQN action distribution — N=3,976.</w:t>
       </w:r>
     </w:p>
     <w:p>
@@ -19252,7 +19252,26 @@
           <w:sz w:val="17"/>
           <w:szCs w:val="17"/>
         </w:rPr>
-        <w:t xml:space="preserve">All failure results generated by clean GNN-LPD-DQN method — NOT legacy numbers. Script: scripts/phase1_5/run_failure_validation_clean.py. 360 cycles, 9 scenarios, 2 topologies, 20 cycles per scenario. Audit PASS.</w:t>
+        <w:t xml:space="preserve">All failure results generated by the clean GNN-LPD-DQN method — NOT legacy numbers. Script: scripts/phase1_5/run_failure_validation_clean.py. 360 cycles, 9 scenarios, 2 topologies, 20 cycles per scenario. Audit PASS.</w:t>
+      </w:r>
+    </w:p>
+    <w:p>
+      <w:pPr>
+        <w:pBdr>
+          <w:left w:val="single" w:color="2E75B6" w:sz="8" w:space="8"/>
+        </w:pBdr>
+        <w:spacing w:after="60" w:before="60"/>
+        <w:ind w:left="720"/>
+      </w:pPr>
+      <w:r>
+        <w:rPr>
+          <w:rFonts w:ascii="Arial" w:cs="Arial" w:eastAsia="Arial" w:hAnsi="Arial"/>
+          <w:i/>
+          <w:iCs/>
+          <w:sz w:val="17"/>
+          <w:szCs w:val="17"/>
+        </w:rPr>
+        <w:t xml:space="preserve">Metric note: Clean failure validation reports PR (vs path-optimal MLU), DB, and decision-time metrics. It is NOT the same normalized-MLU ECMP/OSPF failure table used in the original report, and the two are not directly comparable row-for-row. Every number below is reproducible from failure_per_cycle.csv.</w:t>
       </w:r>
     </w:p>
     <w:p>
@@ -22890,7 +22909,7 @@
                 <w:sz w:val="17"/>
                 <w:szCs w:val="17"/>
               </w:rPr>
-              <w:t xml:space="preserve">1.169%</w:t>
+              <w:t xml:space="preserve">1.168%</w:t>
             </w:r>
           </w:p>
         </w:tc>
@@ -26842,7 +26861,7 @@
                 <w:sz w:val="17"/>
                 <w:szCs w:val="17"/>
               </w:rPr>
-              <w:t xml:space="preserve">0.853%</w:t>
+              <w:t xml:space="preserve">0.852%</w:t>
             </w:r>
           </w:p>
         </w:tc>
@@ -27803,6 +27822,82 @@
       </w:r>
     </w:p>
     <w:p>
+      <w:r>
+        <w:rPr>
+          <w:rFonts w:ascii="Arial" w:cs="Arial" w:eastAsia="Arial" w:hAnsi="Arial"/>
+          <w:b/>
+          <w:bCs/>
+          <w:sz w:val="18"/>
+          <w:szCs w:val="18"/>
+        </w:rPr>
+        <w:t xml:space="preserve">Raw evidence: </w:t>
+      </w:r>
+      <w:r>
+        <w:rPr>
+          <w:rFonts w:ascii="Courier New" w:cs="Courier New" w:eastAsia="Courier New" w:hAnsi="Courier New"/>
+          <w:sz w:val="16"/>
+          <w:szCs w:val="16"/>
+        </w:rPr>
+        <w:t xml:space="preserve">failure_per_cycle.csv</w:t>
+      </w:r>
+      <w:r>
+        <w:rPr>
+          <w:rFonts w:ascii="Arial" w:cs="Arial" w:eastAsia="Arial" w:hAnsi="Arial"/>
+          <w:sz w:val="18"/>
+          <w:szCs w:val="18"/>
+        </w:rPr>
+        <w:t xml:space="preserve"> (360), </w:t>
+      </w:r>
+      <w:r>
+        <w:rPr>
+          <w:rFonts w:ascii="Courier New" w:cs="Courier New" w:eastAsia="Courier New" w:hAnsi="Courier New"/>
+          <w:sz w:val="16"/>
+          <w:szCs w:val="16"/>
+        </w:rPr>
+        <w:t xml:space="preserve">failure_summary.csv</w:t>
+      </w:r>
+      <w:r>
+        <w:rPr>
+          <w:rFonts w:ascii="Arial" w:cs="Arial" w:eastAsia="Arial" w:hAnsi="Arial"/>
+          <w:sz w:val="18"/>
+          <w:szCs w:val="18"/>
+        </w:rPr>
+        <w:t xml:space="preserve"> (18), </w:t>
+      </w:r>
+      <w:r>
+        <w:rPr>
+          <w:rFonts w:ascii="Courier New" w:cs="Courier New" w:eastAsia="Courier New" w:hAnsi="Courier New"/>
+          <w:sz w:val="16"/>
+          <w:szCs w:val="16"/>
+        </w:rPr>
+        <w:t xml:space="preserve">failure_disconnect_detail.csv</w:t>
+      </w:r>
+      <w:r>
+        <w:rPr>
+          <w:rFonts w:ascii="Arial" w:cs="Arial" w:eastAsia="Arial" w:hAnsi="Arial"/>
+          <w:sz w:val="18"/>
+          <w:szCs w:val="18"/>
+        </w:rPr>
+        <w:t xml:space="preserve">, </w:t>
+      </w:r>
+      <w:r>
+        <w:rPr>
+          <w:rFonts w:ascii="Courier New" w:cs="Courier New" w:eastAsia="Courier New" w:hAnsi="Courier New"/>
+          <w:sz w:val="16"/>
+          <w:szCs w:val="16"/>
+        </w:rPr>
+        <w:t xml:space="preserve">failure_method_audit.json</w:t>
+      </w:r>
+      <w:r>
+        <w:rPr>
+          <w:rFonts w:ascii="Arial" w:cs="Arial" w:eastAsia="Arial" w:hAnsi="Arial"/>
+          <w:sz w:val="18"/>
+          <w:szCs w:val="18"/>
+        </w:rPr>
+        <w:t xml:space="preserve"> (PASS).</w:t>
+      </w:r>
+    </w:p>
+    <w:p>
       <w:pPr>
         <w:jc w:val="center"/>
       </w:pPr>
@@ -27811,7 +27906,7 @@
           <wp:inline distT="0" distB="0" distL="0" distR="0">
             <wp:extent cx="7048500" cy="3429000"/>
             <wp:effectExtent t="0" r="0" b="0" l="0"/>
-            <wp:docPr id="1" name="Figure 9a. Mean PR by failure scenario — Abilene (left) and GEANT (right). Clean-method rerun." descr="Figure 9a. Mean PR by failure scenario — Abilene (left) and GEANT (right). Clean-method rerun." title="Figure 9a. Mean PR by failure scenario — Abilene (left) and GEANT (right). Clean-method rerun."/>
+            <wp:docPr id="1" name="Figure 9a. Mean PR by failure scenario — Abilene (left) and GEANT (right)." descr="Figure 9a. Mean PR by failure scenario — Abilene (left) and GEANT (right)." title="Figure 9a. Mean PR by failure scenario — Abilene (left) and GEANT (right)."/>
             <wp:cNvGraphicFramePr>
               <a:graphicFrameLocks xmlns:a="http://schemas.openxmlformats.org/drawingml/2006/main" noChangeAspect="1"/>
             </wp:cNvGraphicFramePr>
@@ -27860,7 +27955,7 @@
           <w:sz w:val="16"/>
           <w:szCs w:val="16"/>
         </w:rPr>
-        <w:t xml:space="preserve">Figure 9a. Mean PR by failure scenario — Abilene (left) and GEANT (right). Clean-method rerun.</w:t>
+        <w:t xml:space="preserve">Figure 9a. Mean PR by failure scenario — Abilene (left) and GEANT (right).</w:t>
       </w:r>
     </w:p>
     <w:p>
@@ -27950,7 +28045,7 @@
           <w:sz w:val="28"/>
           <w:szCs w:val="28"/>
         </w:rPr>
-        <w:t xml:space="preserve">Section 10 — Clean SDN / Mininet Operational Validation</w:t>
+        <w:t xml:space="preserve">Section 10 — LP-derived SDN-style Operational Simulation</w:t>
       </w:r>
     </w:p>
     <w:p>
@@ -27970,6 +28065,25 @@
           <w:szCs w:val="17"/>
         </w:rPr>
         <w:t xml:space="preserve">All operational and failure-validation results in this section are generated by the clean GNN-LPD-DQN method and are not copied from the legacy report.</w:t>
+      </w:r>
+    </w:p>
+    <w:p>
+      <w:pPr>
+        <w:pBdr>
+          <w:left w:val="single" w:color="2E75B6" w:sz="8" w:space="8"/>
+        </w:pBdr>
+        <w:spacing w:after="60" w:before="60"/>
+        <w:ind w:left="720"/>
+      </w:pPr>
+      <w:r>
+        <w:rPr>
+          <w:rFonts w:ascii="Arial" w:cs="Arial" w:eastAsia="Arial" w:hAnsi="Arial"/>
+          <w:i/>
+          <w:iCs/>
+          <w:sz w:val="17"/>
+          <w:szCs w:val="17"/>
+        </w:rPr>
+        <w:t xml:space="preserve">Mode disclosure: This section is an LP-derived SDN-style operational simulation, NOT a live Mininet emulation. Mininet requires Linux + Open vSwitch, not available on the macOS evaluation machine. All forwarding-plane metrics are derived analytically from the clean GNN-LPD-DQN LP solution outputs using topology-calibrated models — they are not packet-level measurements. The script exposes --mode mininet for real packet-level Mininet measurements on a Linux/OVS host, which would replace this table with hardware-measured values.</w:t>
       </w:r>
     </w:p>
     <w:p>
@@ -28042,7 +28156,23 @@
           <w:sz w:val="18"/>
           <w:szCs w:val="18"/>
         </w:rPr>
-        <w:t xml:space="preserve">LP-simulation (Mininet not available on macOS evaluation machine; script supports </w:t>
+        <w:t xml:space="preserve">LP-derived simulation (</w:t>
+      </w:r>
+      <w:r>
+        <w:rPr>
+          <w:rFonts w:ascii="Courier New" w:cs="Courier New" w:eastAsia="Courier New" w:hAnsi="Courier New"/>
+          <w:sz w:val="16"/>
+          <w:szCs w:val="16"/>
+        </w:rPr>
+        <w:t xml:space="preserve">--mode simulate</w:t>
+      </w:r>
+      <w:r>
+        <w:rPr>
+          <w:rFonts w:ascii="Arial" w:cs="Arial" w:eastAsia="Arial" w:hAnsi="Arial"/>
+          <w:sz w:val="18"/>
+          <w:szCs w:val="18"/>
+        </w:rPr>
+        <w:t xml:space="preserve">); </w:t>
       </w:r>
       <w:r>
         <w:rPr>
@@ -28058,7 +28188,7 @@
           <w:sz w:val="18"/>
           <w:szCs w:val="18"/>
         </w:rPr>
-        <w:t xml:space="preserve"> on Linux + OVS)</w:t>
+        <w:t xml:space="preserve"> available on Linux + OVS</w:t>
       </w:r>
     </w:p>
     <w:p>
@@ -28101,7 +28231,7 @@
           <w:sz w:val="18"/>
           <w:szCs w:val="18"/>
         </w:rPr>
-        <w:t xml:space="preserve">SDN metric derivation: All SDN forwarding-plane metrics are derived from real clean GNN-LPD-DQN LP solution outputs. Throughput = demand delivered at optimal MLU × nominal link speed (65% utilisation baseline). Packet loss = overflow fraction when MLU &gt; 1.0 (observed 0% across all scenarios). RTT = baseline propagation + load-dependent queueing delay. Jitter = path-delay spread across k-disjoint paths. Recovery time = controller decision time (GNN + DQN + LP).</w:t>
+        <w:t xml:space="preserve">Metric derivation (analytic, from LP solution): Throughput = demand delivered at optimal MLU × nominal link speed (65% utilisation baseline). Packet loss = overflow fraction when MLU &gt; 1.0 (observed 0%). RTT = baseline propagation + load-dependent queueing delay. Jitter = path-delay spread across k-disjoint paths. Recovery = controller decision time (GNN + DQN + LP + install). These are model-derived estimates, not measured packets. Every value is reproducible from sdn_per_run.csv.</w:t>
       </w:r>
     </w:p>
     <w:p>
@@ -28130,7 +28260,7 @@
           <w:sz w:val="22"/>
           <w:szCs w:val="22"/>
         </w:rPr>
-        <w:t xml:space="preserve">SDN Scenario Definitions</w:t>
+        <w:t xml:space="preserve">Simulation Scenario Definitions</w:t>
       </w:r>
     </w:p>
     <w:tbl>
@@ -28349,7 +28479,7 @@
                 <w:sz w:val="17"/>
                 <w:szCs w:val="17"/>
               </w:rPr>
-              <w:t xml:space="preserve">Highest-capacity directed link capacity zeroed</w:t>
+              <w:t xml:space="preserve">Highest-capacity directed link zeroed</w:t>
             </w:r>
           </w:p>
         </w:tc>
@@ -28641,7 +28771,7 @@
           <w:sz w:val="22"/>
           <w:szCs w:val="22"/>
         </w:rPr>
-        <w:t xml:space="preserve">Table SDN-1. Clean SDN Results — Abilene (N=10 runs per scenario)</w:t>
+        <w:t xml:space="preserve">Table SDN-1. LP-derived SDN-style results — Abilene (N=10 runs per scenario)</w:t>
       </w:r>
     </w:p>
     <w:tbl>
@@ -31177,7 +31307,7 @@
           <w:sz w:val="22"/>
           <w:szCs w:val="22"/>
         </w:rPr>
-        <w:t xml:space="preserve">Table SDN-2. Clean SDN Results — GEANT (N=10 runs per scenario)</w:t>
+        <w:t xml:space="preserve">Table SDN-2. LP-derived SDN-style results — GEANT (N=10 runs per scenario)</w:t>
       </w:r>
     </w:p>
     <w:tbl>
@@ -33710,7 +33840,7 @@
           <w:sz w:val="16"/>
           <w:szCs w:val="16"/>
         </w:rPr>
-        <w:t xml:space="preserve">GEANT: zero packet loss and zero disconnected ODs even under mixed spike+failure. Recovery time 277–296 ms (LP solve dominated).</w:t>
+        <w:t xml:space="preserve">GEANT: zero packet loss and zero disconnected ODs even under mixed spike+failure. Recovery time 277–296 ms (LP solve dominated). Model-derived estimates; live Mininet via --mode mininet.</w:t>
       </w:r>
     </w:p>
     <w:p>
@@ -33735,7 +33865,7 @@
           <w:sz w:val="18"/>
           <w:szCs w:val="18"/>
         </w:rPr>
-        <w:t xml:space="preserve">Key findings: </w:t>
+        <w:t xml:space="preserve">Key findings (LP-derived): </w:t>
       </w:r>
       <w:r>
         <w:rPr>
@@ -33743,7 +33873,7 @@
           <w:sz w:val="18"/>
           <w:szCs w:val="18"/>
         </w:rPr>
-        <w:t xml:space="preserve">6,500 Mbps throughput (65% of 10 Gbps nominal) and 0% packet loss maintained across all 6 scenarios on both Abilene and GEANT. RTT stable at 42.0 ms (Abilene) and 38.0–38.4 ms (GEANT). Recovery time: 41.5–48.4 ms on Abilene, 277.3–295.9 ms on GEANT. No disconnected ODs in any run. Audit PASS on all 120 runs.</w:t>
+        <w:t xml:space="preserve">6,500 Mbps throughput and 0% packet loss across all 6 scenarios on both topologies. RTT 42.0 ms (Abilene), 38.0–38.4 ms (GEANT). Recovery time 41.5–48.4 ms (Abilene), 277.3–295.9 ms (GEANT). No disconnected ODs. Audit PASS on all 120 runs. These are model-derived estimates, not live Mininet measurements.</w:t>
       </w:r>
     </w:p>
     <w:p>
@@ -33760,6 +33890,66 @@
       </w:r>
     </w:p>
     <w:p>
+      <w:r>
+        <w:rPr>
+          <w:rFonts w:ascii="Arial" w:cs="Arial" w:eastAsia="Arial" w:hAnsi="Arial"/>
+          <w:b/>
+          <w:bCs/>
+          <w:sz w:val="18"/>
+          <w:szCs w:val="18"/>
+        </w:rPr>
+        <w:t xml:space="preserve">Raw evidence: </w:t>
+      </w:r>
+      <w:r>
+        <w:rPr>
+          <w:rFonts w:ascii="Courier New" w:cs="Courier New" w:eastAsia="Courier New" w:hAnsi="Courier New"/>
+          <w:sz w:val="16"/>
+          <w:szCs w:val="16"/>
+        </w:rPr>
+        <w:t xml:space="preserve">sdn_per_run.csv</w:t>
+      </w:r>
+      <w:r>
+        <w:rPr>
+          <w:rFonts w:ascii="Arial" w:cs="Arial" w:eastAsia="Arial" w:hAnsi="Arial"/>
+          <w:sz w:val="18"/>
+          <w:szCs w:val="18"/>
+        </w:rPr>
+        <w:t xml:space="preserve"> (120), </w:t>
+      </w:r>
+      <w:r>
+        <w:rPr>
+          <w:rFonts w:ascii="Courier New" w:cs="Courier New" w:eastAsia="Courier New" w:hAnsi="Courier New"/>
+          <w:sz w:val="16"/>
+          <w:szCs w:val="16"/>
+        </w:rPr>
+        <w:t xml:space="preserve">sdn_summary.csv</w:t>
+      </w:r>
+      <w:r>
+        <w:rPr>
+          <w:rFonts w:ascii="Arial" w:cs="Arial" w:eastAsia="Arial" w:hAnsi="Arial"/>
+          <w:sz w:val="18"/>
+          <w:szCs w:val="18"/>
+        </w:rPr>
+        <w:t xml:space="preserve"> (12), </w:t>
+      </w:r>
+      <w:r>
+        <w:rPr>
+          <w:rFonts w:ascii="Courier New" w:cs="Courier New" w:eastAsia="Courier New" w:hAnsi="Courier New"/>
+          <w:sz w:val="16"/>
+          <w:szCs w:val="16"/>
+        </w:rPr>
+        <w:t xml:space="preserve">sdn_method_audit.json</w:t>
+      </w:r>
+      <w:r>
+        <w:rPr>
+          <w:rFonts w:ascii="Arial" w:cs="Arial" w:eastAsia="Arial" w:hAnsi="Arial"/>
+          <w:sz w:val="18"/>
+          <w:szCs w:val="18"/>
+        </w:rPr>
+        <w:t xml:space="preserve"> (PASS, mode=simulate).</w:t>
+      </w:r>
+    </w:p>
+    <w:p>
       <w:pPr>
         <w:jc w:val="center"/>
       </w:pPr>
@@ -33768,7 +33958,7 @@
           <wp:inline distT="0" distB="0" distL="0" distR="0">
             <wp:extent cx="6667500" cy="3429000"/>
             <wp:effectExtent t="0" r="0" b="0" l="0"/>
-            <wp:docPr id="1" name="Figure SDN-1. SDN throughput by scenario — Abilene (left) and GEANT (right)." descr="Figure SDN-1. SDN throughput by scenario — Abilene (left) and GEANT (right)." title="Figure SDN-1. SDN throughput by scenario — Abilene (left) and GEANT (right)."/>
+            <wp:docPr id="1" name="Figure SDN-1. Throughput by scenario — Abilene (left) and GEANT (right)." descr="Figure SDN-1. Throughput by scenario — Abilene (left) and GEANT (right)." title="Figure SDN-1. Throughput by scenario — Abilene (left) and GEANT (right)."/>
             <wp:cNvGraphicFramePr>
               <a:graphicFrameLocks xmlns:a="http://schemas.openxmlformats.org/drawingml/2006/main" noChangeAspect="1"/>
             </wp:cNvGraphicFramePr>
@@ -33817,7 +34007,7 @@
           <w:sz w:val="16"/>
           <w:szCs w:val="16"/>
         </w:rPr>
-        <w:t xml:space="preserve">Figure SDN-1. SDN throughput by scenario — Abilene (left) and GEANT (right).</w:t>
+        <w:t xml:space="preserve">Figure SDN-1. Throughput by scenario — Abilene (left) and GEANT (right).</w:t>
       </w:r>
     </w:p>
     <w:p>
@@ -34954,7 +35144,7 @@
                 <w:sz w:val="17"/>
                 <w:szCs w:val="17"/>
               </w:rPr>
-              <w:t xml:space="preserve">simulate — --mode mininet available for Linux/OVS hardware validation</w:t>
+              <w:t xml:space="preserve">simulate (LP-derived) — --mode mininet available for Linux/OVS hardware validation</w:t>
             </w:r>
           </w:p>
         </w:tc>
@@ -35595,7 +35785,7 @@
                 <w:sz w:val="17"/>
                 <w:szCs w:val="17"/>
               </w:rPr>
-              <w:t xml:space="preserve">results/gnn_lpd_dqn_selective_db_lp/labels/oracle_labels.csv (279,360 rows)</w:t>
+              <w:t xml:space="preserve">results/.../labels/oracle_labels.csv (279,360 rows)</w:t>
             </w:r>
           </w:p>
         </w:tc>
@@ -35659,7 +35849,7 @@
                 <w:sz w:val="17"/>
                 <w:szCs w:val="17"/>
               </w:rPr>
-              <w:t xml:space="preserve">results/gnn_lpd_dqn_selective_db_lp/final_N3976/per_cycle.csv (3,976 rows)</w:t>
+              <w:t xml:space="preserve">results/.../final_N3976/per_cycle.csv (3,976 rows)</w:t>
             </w:r>
           </w:p>
         </w:tc>
@@ -35919,7 +36109,7 @@
                 <w:sz w:val="17"/>
                 <w:szCs w:val="17"/>
               </w:rPr>
-              <w:t xml:space="preserve">PASSED — 120 runs, 2 topologies, 6 scenarios (simulate mode)</w:t>
+              <w:t xml:space="preserve">PASSED — 120 runs, 2 topologies, 6 scenarios (LP-derived; not live Mininet)</w:t>
             </w:r>
           </w:p>
         </w:tc>
@@ -37044,7 +37234,7 @@
                 <w:sz w:val="17"/>
                 <w:szCs w:val="17"/>
               </w:rPr>
-              <w:t xml:space="preserve">120 runs PASS</w:t>
+              <w:t xml:space="preserve">120 runs PASS (LP-derived)</w:t>
             </w:r>
           </w:p>
         </w:tc>
@@ -37383,7 +37573,7 @@
           <w:sz w:val="17"/>
           <w:szCs w:val="17"/>
         </w:rPr>
-        <w:t xml:space="preserve">The main comparison subset contains five topologies (Abilene, CERNET, GEANT, Sprintlink, Tiscali) for N=3,288 evaluation cycles. Tiscali is included in all tables and CDFs. Locked FlexDATE reference for Tiscali: PR=0.999, DB=0.0510; our PR=100.000% (WIN), DB=0.714% (WIN). All 5/5 topologies WIN BOTH. Tiscali runtime is an honestly disclosed limitation. Full N=3,976 results are reported separately. The clean method passes compliance audit, failure validation (PASS), and SDN operational validation (PASS). All results are from clean reruns — not copied from the legacy report.</w:t>
+        <w:t xml:space="preserve">Tiscali is included in N=3,288 and the CDFs but is NOT claimed as a FlexDATE win/loss row, because no source-locked FlexDATE reference row for Tiscali exists in the original report. The audit-script tiscali constant is method-internal config, not valid FlexDATE evidence. Only the four FlexDATE-reference topologies (Abilene, CERNET, GEANT, Sprintlink) are claimed as FlexDATE wins, and all four win both PR and DB. Tiscali PR=100.000%, DB=0.714% are internal results; runtime is an honestly disclosed limitation. Full N=3,976 reported separately. Clean method passes compliance audit. Clean failure validation (PR/DB/decision-time metrics, not normalized-MLU ECMP/OSPF) PASS. LP-derived SDN-style simulation (not live Mininet) PASS. All results are clean reruns — not copied from the legacy report.</w:t>
       </w:r>
     </w:p>
     <w:p>
@@ -37422,7 +37612,7 @@
           <w:sz w:val="18"/>
           <w:szCs w:val="18"/>
         </w:rPr>
-        <w:t xml:space="preserve">On the main N=3,288 comparison subset including Tiscali, the clean GNN-LPD-DQN method wins both PR and DB on all five topologies vs FlexDATE. On the full N=3,976 protocol: Mean PR=99.743%, Mean DB=0.545%, Mean decision time=246.6 ms, P95=657.2 ms. Under failure scenarios: PR≥95% on all non-disconnecting scenarios (audit PASS). Under clean SDN operational validation: 6,500 Mbps throughput, 0% packet loss, zero disconnected ODs, RTT 38–42 ms across all six scenarios on Abilene and GEANT (audit PASS).</w:t>
+        <w:t xml:space="preserve">On the main N=3,288 subset, the clean GNN-LPD-DQN method wins both PR and DB on the four FlexDATE-reference topologies vs FlexDATE. Tiscali is included but not claimed as a FlexDATE win/loss (no source-locked reference exists); its PR=100.000%, DB=0.714% are internal results. On the full N=3,976 protocol: Mean PR=99.743%, Mean DB=0.545%, Mean decision time=246.6 ms, P95=657.2 ms. Under failure scenarios: PR≥95% on all non-disconnecting scenarios (audit PASS). Under the LP-derived SDN-style simulation: 6,500 Mbps throughput, 0% packet loss, zero disconnected ODs, RTT 38–42 ms across all six scenarios (audit PASS, not live Mininet).</w:t>
       </w:r>
     </w:p>
     <w:p>
@@ -37638,7 +37828,7 @@
                 <w:sz w:val="17"/>
                 <w:szCs w:val="17"/>
               </w:rPr>
-              <w:t xml:space="preserve">Tiscali included in Table 2, Table 3, CDFs</w:t>
+              <w:t xml:space="preserve">Table 2 Tiscali FlexDATE PR/DB = N.A., PR/DB Result = n/c</w:t>
             </w:r>
           </w:p>
         </w:tc>
@@ -37703,7 +37893,7 @@
                 <w:sz w:val="17"/>
                 <w:szCs w:val="17"/>
               </w:rPr>
-              <w:t xml:space="preserve">Table 2 Tiscali = WIN BOTH</w:t>
+              <w:t xml:space="preserve">Table 2 Tiscali Overall = reported / runtime limitation</w:t>
             </w:r>
           </w:p>
         </w:tc>
@@ -37734,7 +37924,7 @@
                 <w:sz w:val="17"/>
                 <w:szCs w:val="17"/>
               </w:rPr>
-              <w:t xml:space="preserve">Confirmed — PR 100%&gt;99.9%, DB 0.714%&lt;5.1%</w:t>
+              <w:t xml:space="preserve">Confirmed</w:t>
             </w:r>
           </w:p>
         </w:tc>
@@ -37768,7 +37958,7 @@
                 <w:sz w:val="17"/>
                 <w:szCs w:val="17"/>
               </w:rPr>
-              <w:t xml:space="preserve">No text says N=3,088</w:t>
+              <w:t xml:space="preserve">No 5/5 WIN BOTH claim anywhere</w:t>
             </w:r>
           </w:p>
         </w:tc>
@@ -37800,7 +37990,7 @@
                 <w:sz w:val="17"/>
                 <w:szCs w:val="17"/>
               </w:rPr>
-              <w:t xml:space="preserve">Confirmed</w:t>
+              <w:t xml:space="preserve">Confirmed — replaced with 4/4 + Tiscali limitation</w:t>
             </w:r>
           </w:p>
         </w:tc>
@@ -37833,7 +38023,7 @@
                 <w:sz w:val="17"/>
                 <w:szCs w:val="17"/>
               </w:rPr>
-              <w:t xml:space="preserve">Runtime: 4/5 mean&lt;500ms, 3/5 P95&lt;500ms</w:t>
+              <w:t xml:space="preserve">Tiscali not claimed as FlexDATE win/loss</w:t>
             </w:r>
           </w:p>
         </w:tc>
@@ -37864,7 +38054,7 @@
                 <w:sz w:val="17"/>
                 <w:szCs w:val="17"/>
               </w:rPr>
-              <w:t xml:space="preserve">Confirmed</w:t>
+              <w:t xml:space="preserve">Confirmed — no source-locked reference</w:t>
             </w:r>
           </w:p>
         </w:tc>
@@ -37898,7 +38088,7 @@
                 <w:sz w:val="17"/>
                 <w:szCs w:val="17"/>
               </w:rPr>
-              <w:t xml:space="preserve">Full internal N=3,976 unchanged</w:t>
+              <w:t xml:space="preserve">Audit-script tiscali constant not cited as FlexDATE evidence</w:t>
             </w:r>
           </w:p>
         </w:tc>
@@ -37930,7 +38120,7 @@
                 <w:sz w:val="17"/>
                 <w:szCs w:val="17"/>
               </w:rPr>
-              <w:t xml:space="preserve">Confirmed</w:t>
+              <w:t xml:space="preserve">Confirmed — removed</w:t>
             </w:r>
           </w:p>
         </w:tc>
@@ -37963,7 +38153,7 @@
                 <w:sz w:val="17"/>
                 <w:szCs w:val="17"/>
               </w:rPr>
-              <w:t xml:space="preserve">Section 9 failure from clean rerun</w:t>
+              <w:t xml:space="preserve">No text says N=3,088</w:t>
             </w:r>
           </w:p>
         </w:tc>
@@ -37994,7 +38184,7 @@
                 <w:sz w:val="17"/>
                 <w:szCs w:val="17"/>
               </w:rPr>
-              <w:t xml:space="preserve">Confirmed — audit PASS 360 cycles</w:t>
+              <w:t xml:space="preserve">Confirmed</w:t>
             </w:r>
           </w:p>
         </w:tc>
@@ -38028,7 +38218,7 @@
                 <w:sz w:val="17"/>
                 <w:szCs w:val="17"/>
               </w:rPr>
-              <w:t xml:space="preserve">Section 10 SDN from clean rerun</w:t>
+              <w:t xml:space="preserve">Runtime: 4/5 mean&lt;500ms, 3/5 P95&lt;500ms</w:t>
             </w:r>
           </w:p>
         </w:tc>
@@ -38060,7 +38250,7 @@
                 <w:sz w:val="17"/>
                 <w:szCs w:val="17"/>
               </w:rPr>
-              <w:t xml:space="preserve">Confirmed — audit PASS 120 runs 6 scenarios</w:t>
+              <w:t xml:space="preserve">Confirmed</w:t>
             </w:r>
           </w:p>
         </w:tc>
@@ -38093,7 +38283,7 @@
                 <w:sz w:val="17"/>
                 <w:szCs w:val="17"/>
               </w:rPr>
-              <w:t xml:space="preserve">No old SDN numbers in report</w:t>
+              <w:t xml:space="preserve">Full internal N=3,976 unchanged</w:t>
             </w:r>
           </w:p>
         </w:tc>
@@ -38124,7 +38314,7 @@
                 <w:sz w:val="17"/>
                 <w:szCs w:val="17"/>
               </w:rPr>
-              <w:t xml:space="preserve">Confirmed — all replaced by clean rerun</w:t>
+              <w:t xml:space="preserve">Confirmed</w:t>
             </w:r>
           </w:p>
         </w:tc>
@@ -38158,7 +38348,7 @@
                 <w:sz w:val="17"/>
                 <w:szCs w:val="17"/>
               </w:rPr>
-              <w:t xml:space="preserve">Table 4b max DB note</w:t>
+              <w:t xml:space="preserve">Section 9 failure from clean rerun</w:t>
             </w:r>
           </w:p>
         </w:tc>
@@ -38190,7 +38380,7 @@
                 <w:sz w:val="17"/>
                 <w:szCs w:val="17"/>
               </w:rPr>
-              <w:t xml:space="preserve">Confirmed</w:t>
+              <w:t xml:space="preserve">Confirmed — audit PASS 360 cycles</w:t>
             </w:r>
           </w:p>
         </w:tc>
@@ -38223,7 +38413,7 @@
                 <w:sz w:val="17"/>
                 <w:szCs w:val="17"/>
               </w:rPr>
-              <w:t xml:space="preserve">Table LP-1 in Section 7</w:t>
+              <w:t xml:space="preserve">Section 9 stated as PR/DB metrics, not normalized-MLU ECMP/OSPF</w:t>
             </w:r>
           </w:p>
         </w:tc>
@@ -38288,7 +38478,7 @@
                 <w:sz w:val="17"/>
                 <w:szCs w:val="17"/>
               </w:rPr>
-              <w:t xml:space="preserve">te/lp_solver.py exists</w:t>
+              <w:t xml:space="preserve">Section 10 renamed LP-derived SDN-style Operational Simulation</w:t>
             </w:r>
           </w:p>
         </w:tc>
@@ -38320,7 +38510,7 @@
                 <w:sz w:val="17"/>
                 <w:szCs w:val="17"/>
               </w:rPr>
-              <w:t xml:space="preserve">Confirmed</w:t>
+              <w:t xml:space="preserve">Confirmed — not live Mininet</w:t>
             </w:r>
           </w:p>
         </w:tc>
@@ -38353,7 +38543,7 @@
                 <w:sz w:val="17"/>
                 <w:szCs w:val="17"/>
               </w:rPr>
-              <w:t xml:space="preserve">gnn_lp_inference.py exists</w:t>
+              <w:t xml:space="preserve">Section 10 from clean rerun</w:t>
             </w:r>
           </w:p>
         </w:tc>
@@ -38384,7 +38574,7 @@
                 <w:sz w:val="17"/>
                 <w:szCs w:val="17"/>
               </w:rPr>
-              <w:t xml:space="preserve">Confirmed</w:t>
+              <w:t xml:space="preserve">Confirmed — audit PASS 120 runs 6 scenarios</w:t>
             </w:r>
           </w:p>
         </w:tc>
@@ -38418,7 +38608,7 @@
                 <w:sz w:val="17"/>
                 <w:szCs w:val="17"/>
               </w:rPr>
-              <w:t xml:space="preserve">train_gnn_dbbudget_selector.py exists</w:t>
+              <w:t xml:space="preserve">All Section 9 + 10 numbers reproducible from CSVs</w:t>
             </w:r>
           </w:p>
         </w:tc>
@@ -38450,7 +38640,7 @@
                 <w:sz w:val="17"/>
                 <w:szCs w:val="17"/>
               </w:rPr>
-              <w:t xml:space="preserve">Confirmed</w:t>
+              <w:t xml:space="preserve">Confirmed — recomputed and matched</w:t>
             </w:r>
           </w:p>
         </w:tc>
@@ -38483,7 +38673,7 @@
                 <w:sz w:val="17"/>
                 <w:szCs w:val="17"/>
               </w:rPr>
-              <w:t xml:space="preserve">run_failure_validation_clean.py exists</w:t>
+              <w:t xml:space="preserve">run_failure_validation_clean.py + run_sdn_mininet_clean.py exist</w:t>
             </w:r>
           </w:p>
         </w:tc>
@@ -38496,72 +38686,6 @@
               <w:bottom w:val="single" w:color="CCCCCC" w:sz="1"/>
               <w:right w:val="single" w:color="CCCCCC" w:sz="1"/>
             </w:tcBorders>
-            <w:tcMar>
-              <w:top w:type="dxa" w:w="60"/>
-              <w:left w:type="dxa" w:w="100"/>
-              <w:bottom w:type="dxa" w:w="60"/>
-              <w:right w:type="dxa" w:w="100"/>
-            </w:tcMar>
-            <w:vAlign w:val="center"/>
-          </w:tcPr>
-          <w:p>
-            <w:pPr>
-              <w:jc w:val="left"/>
-            </w:pPr>
-            <w:r>
-              <w:rPr>
-                <w:rFonts w:ascii="Arial" w:cs="Arial" w:eastAsia="Arial" w:hAnsi="Arial"/>
-                <w:sz w:val="17"/>
-                <w:szCs w:val="17"/>
-              </w:rPr>
-              <w:t xml:space="preserve">Confirmed</w:t>
-            </w:r>
-          </w:p>
-        </w:tc>
-      </w:tr>
-      <w:tr>
-        <w:tc>
-          <w:tcPr>
-            <w:tcW w:type="dxa" w:w="7480"/>
-            <w:tcBorders>
-              <w:top w:val="single" w:color="CCCCCC" w:sz="1"/>
-              <w:left w:val="single" w:color="CCCCCC" w:sz="1"/>
-              <w:bottom w:val="single" w:color="CCCCCC" w:sz="1"/>
-              <w:right w:val="single" w:color="CCCCCC" w:sz="1"/>
-            </w:tcBorders>
-            <w:shd w:fill="F2F9FF" w:val="clear"/>
-            <w:tcMar>
-              <w:top w:type="dxa" w:w="60"/>
-              <w:left w:type="dxa" w:w="100"/>
-              <w:bottom w:type="dxa" w:w="60"/>
-              <w:right w:type="dxa" w:w="100"/>
-            </w:tcMar>
-            <w:vAlign w:val="center"/>
-          </w:tcPr>
-          <w:p>
-            <w:pPr>
-              <w:jc w:val="left"/>
-            </w:pPr>
-            <w:r>
-              <w:rPr>
-                <w:rFonts w:ascii="Arial" w:cs="Arial" w:eastAsia="Arial" w:hAnsi="Arial"/>
-                <w:sz w:val="17"/>
-                <w:szCs w:val="17"/>
-              </w:rPr>
-              <w:t xml:space="preserve">run_sdn_mininet_clean.py exists</w:t>
-            </w:r>
-          </w:p>
-        </w:tc>
-        <w:tc>
-          <w:tcPr>
-            <w:tcW w:type="dxa" w:w="6200"/>
-            <w:tcBorders>
-              <w:top w:val="single" w:color="CCCCCC" w:sz="1"/>
-              <w:left w:val="single" w:color="CCCCCC" w:sz="1"/>
-              <w:bottom w:val="single" w:color="CCCCCC" w:sz="1"/>
-              <w:right w:val="single" w:color="CCCCCC" w:sz="1"/>
-            </w:tcBorders>
-            <w:shd w:fill="F2F9FF" w:val="clear"/>
             <w:tcMar>
               <w:top w:type="dxa" w:w="60"/>
               <w:left w:type="dxa" w:w="100"/>
@@ -38743,7 +38867,7 @@
         <w:sz w:val="16"/>
         <w:szCs w:val="16"/>
       </w:rPr>
-      <w:t xml:space="preserve">Clean GNN-LPD-DQN TE Report  |  N=3,288 main subset  |  Failure PASS  |  SDN PASS</w:t>
+      <w:t xml:space="preserve">Clean GNN-LPD-DQN TE Report  |  N=3,288 main subset  |  Failure PASS  |  LP-derived SDN PASS</w:t>
     </w:r>
   </w:p>
 </w:hdr>

--- a/results/gnn_lpd_dqn_selective_db_lp/STUDENT_PROFESSOR_FINAL_REPORT.docx
+++ b/results/gnn_lpd_dqn_selective_db_lp/STUDENT_PROFESSOR_FINAL_REPORT.docx
@@ -1940,14 +1940,14 @@
       </w:tblPr>
       <w:tblGrid>
         <w:gridCol w:w="1120"/>
-        <w:gridCol w:w="560"/>
+        <w:gridCol w:w="760"/>
         <w:gridCol w:w="800"/>
         <w:gridCol w:w="860"/>
         <w:gridCol w:w="560"/>
         <w:gridCol w:w="680"/>
         <w:gridCol w:w="820"/>
         <w:gridCol w:w="560"/>
-        <w:gridCol w:w="2120"/>
+        <w:gridCol w:w="1920"/>
         <w:gridCol w:w="720"/>
         <w:gridCol w:w="640"/>
         <w:gridCol w:w="640"/>
@@ -1955,6 +1955,7 @@
       <w:tr>
         <w:trPr>
           <w:tblHeader/>
+          <w:cantSplit/>
         </w:trPr>
         <w:tc>
           <w:tcPr>
@@ -1993,7 +1994,7 @@
         </w:tc>
         <w:tc>
           <w:tcPr>
-            <w:tcW w:type="dxa" w:w="560"/>
+            <w:tcW w:type="dxa" w:w="760"/>
             <w:tcBorders>
               <w:top w:val="single" w:color="CCCCCC" w:sz="1"/>
               <w:left w:val="single" w:color="CCCCCC" w:sz="1"/>
@@ -2238,7 +2239,7 @@
         </w:tc>
         <w:tc>
           <w:tcPr>
-            <w:tcW w:type="dxa" w:w="2120"/>
+            <w:tcW w:type="dxa" w:w="1920"/>
             <w:tcBorders>
               <w:top w:val="single" w:color="CCCCCC" w:sz="1"/>
               <w:left w:val="single" w:color="CCCCCC" w:sz="1"/>
@@ -2378,6 +2379,9 @@
         </w:tc>
       </w:tr>
       <w:tr>
+        <w:trPr>
+          <w:cantSplit/>
+        </w:trPr>
         <w:tc>
           <w:tcPr>
             <w:tcW w:type="dxa" w:w="1120"/>
@@ -2410,6 +2414,96 @@
         </w:tc>
         <w:tc>
           <w:tcPr>
+            <w:tcW w:type="dxa" w:w="760"/>
+            <w:tcBorders>
+              <w:top w:val="single" w:color="CCCCCC" w:sz="1"/>
+              <w:left w:val="single" w:color="CCCCCC" w:sz="1"/>
+              <w:bottom w:val="single" w:color="CCCCCC" w:sz="1"/>
+              <w:right w:val="single" w:color="CCCCCC" w:sz="1"/>
+            </w:tcBorders>
+            <w:tcMar>
+              <w:top w:type="dxa" w:w="60"/>
+              <w:left w:type="dxa" w:w="100"/>
+              <w:bottom w:type="dxa" w:w="60"/>
+              <w:right w:type="dxa" w:w="100"/>
+            </w:tcMar>
+            <w:vAlign w:val="center"/>
+          </w:tcPr>
+          <w:p>
+            <w:r>
+              <w:rPr>
+                <w:rFonts w:ascii="Arial" w:cs="Arial" w:eastAsia="Arial" w:hAnsi="Arial"/>
+                <w:b w:val="false"/>
+                <w:bCs w:val="false"/>
+                <w:sz w:val="15"/>
+                <w:szCs w:val="15"/>
+              </w:rPr>
+              <w:t xml:space="preserve">2,016</w:t>
+            </w:r>
+          </w:p>
+        </w:tc>
+        <w:tc>
+          <w:tcPr>
+            <w:tcW w:type="dxa" w:w="800"/>
+            <w:tcBorders>
+              <w:top w:val="single" w:color="CCCCCC" w:sz="1"/>
+              <w:left w:val="single" w:color="CCCCCC" w:sz="1"/>
+              <w:bottom w:val="single" w:color="CCCCCC" w:sz="1"/>
+              <w:right w:val="single" w:color="CCCCCC" w:sz="1"/>
+            </w:tcBorders>
+            <w:tcMar>
+              <w:top w:type="dxa" w:w="60"/>
+              <w:left w:type="dxa" w:w="100"/>
+              <w:bottom w:type="dxa" w:w="60"/>
+              <w:right w:type="dxa" w:w="100"/>
+            </w:tcMar>
+            <w:vAlign w:val="center"/>
+          </w:tcPr>
+          <w:p>
+            <w:r>
+              <w:rPr>
+                <w:rFonts w:ascii="Arial" w:cs="Arial" w:eastAsia="Arial" w:hAnsi="Arial"/>
+                <w:b w:val="false"/>
+                <w:bCs w:val="false"/>
+                <w:sz w:val="15"/>
+                <w:szCs w:val="15"/>
+              </w:rPr>
+              <w:t xml:space="preserve">99.669%</w:t>
+            </w:r>
+          </w:p>
+        </w:tc>
+        <w:tc>
+          <w:tcPr>
+            <w:tcW w:type="dxa" w:w="860"/>
+            <w:tcBorders>
+              <w:top w:val="single" w:color="CCCCCC" w:sz="1"/>
+              <w:left w:val="single" w:color="CCCCCC" w:sz="1"/>
+              <w:bottom w:val="single" w:color="CCCCCC" w:sz="1"/>
+              <w:right w:val="single" w:color="CCCCCC" w:sz="1"/>
+            </w:tcBorders>
+            <w:tcMar>
+              <w:top w:type="dxa" w:w="60"/>
+              <w:left w:type="dxa" w:w="100"/>
+              <w:bottom w:type="dxa" w:w="60"/>
+              <w:right w:type="dxa" w:w="100"/>
+            </w:tcMar>
+            <w:vAlign w:val="center"/>
+          </w:tcPr>
+          <w:p>
+            <w:r>
+              <w:rPr>
+                <w:rFonts w:ascii="Arial" w:cs="Arial" w:eastAsia="Arial" w:hAnsi="Arial"/>
+                <w:b w:val="false"/>
+                <w:bCs w:val="false"/>
+                <w:sz w:val="15"/>
+                <w:szCs w:val="15"/>
+              </w:rPr>
+              <w:t xml:space="preserve">95.800%</w:t>
+            </w:r>
+          </w:p>
+        </w:tc>
+        <w:tc>
+          <w:tcPr>
             <w:tcW w:type="dxa" w:w="560"/>
             <w:tcBorders>
               <w:top w:val="single" w:color="CCCCCC" w:sz="1"/>
@@ -2434,67 +2528,67 @@
                 <w:sz w:val="15"/>
                 <w:szCs w:val="15"/>
               </w:rPr>
-              <w:t xml:space="preserve">2,016</w:t>
-            </w:r>
-          </w:p>
-        </w:tc>
-        <w:tc>
-          <w:tcPr>
-            <w:tcW w:type="dxa" w:w="800"/>
-            <w:tcBorders>
-              <w:top w:val="single" w:color="CCCCCC" w:sz="1"/>
-              <w:left w:val="single" w:color="CCCCCC" w:sz="1"/>
-              <w:bottom w:val="single" w:color="CCCCCC" w:sz="1"/>
-              <w:right w:val="single" w:color="CCCCCC" w:sz="1"/>
-            </w:tcBorders>
-            <w:tcMar>
-              <w:top w:type="dxa" w:w="60"/>
-              <w:left w:type="dxa" w:w="100"/>
-              <w:bottom w:type="dxa" w:w="60"/>
-              <w:right w:type="dxa" w:w="100"/>
-            </w:tcMar>
-            <w:vAlign w:val="center"/>
-          </w:tcPr>
-          <w:p>
-            <w:r>
-              <w:rPr>
-                <w:rFonts w:ascii="Arial" w:cs="Arial" w:eastAsia="Arial" w:hAnsi="Arial"/>
-                <w:b w:val="false"/>
-                <w:bCs w:val="false"/>
-                <w:sz w:val="15"/>
-                <w:szCs w:val="15"/>
-              </w:rPr>
-              <w:t xml:space="preserve">99.669%</w:t>
-            </w:r>
-          </w:p>
-        </w:tc>
-        <w:tc>
-          <w:tcPr>
-            <w:tcW w:type="dxa" w:w="860"/>
-            <w:tcBorders>
-              <w:top w:val="single" w:color="CCCCCC" w:sz="1"/>
-              <w:left w:val="single" w:color="CCCCCC" w:sz="1"/>
-              <w:bottom w:val="single" w:color="CCCCCC" w:sz="1"/>
-              <w:right w:val="single" w:color="CCCCCC" w:sz="1"/>
-            </w:tcBorders>
-            <w:tcMar>
-              <w:top w:type="dxa" w:w="60"/>
-              <w:left w:type="dxa" w:w="100"/>
-              <w:bottom w:type="dxa" w:w="60"/>
-              <w:right w:type="dxa" w:w="100"/>
-            </w:tcMar>
-            <w:vAlign w:val="center"/>
-          </w:tcPr>
-          <w:p>
-            <w:r>
-              <w:rPr>
-                <w:rFonts w:ascii="Arial" w:cs="Arial" w:eastAsia="Arial" w:hAnsi="Arial"/>
-                <w:b w:val="false"/>
-                <w:bCs w:val="false"/>
-                <w:sz w:val="15"/>
-                <w:szCs w:val="15"/>
-              </w:rPr>
-              <w:t xml:space="preserve">95.800%</w:t>
+              <w:t xml:space="preserve">WIN</w:t>
+            </w:r>
+          </w:p>
+        </w:tc>
+        <w:tc>
+          <w:tcPr>
+            <w:tcW w:type="dxa" w:w="680"/>
+            <w:tcBorders>
+              <w:top w:val="single" w:color="CCCCCC" w:sz="1"/>
+              <w:left w:val="single" w:color="CCCCCC" w:sz="1"/>
+              <w:bottom w:val="single" w:color="CCCCCC" w:sz="1"/>
+              <w:right w:val="single" w:color="CCCCCC" w:sz="1"/>
+            </w:tcBorders>
+            <w:tcMar>
+              <w:top w:type="dxa" w:w="60"/>
+              <w:left w:type="dxa" w:w="100"/>
+              <w:bottom w:type="dxa" w:w="60"/>
+              <w:right w:type="dxa" w:w="100"/>
+            </w:tcMar>
+            <w:vAlign w:val="center"/>
+          </w:tcPr>
+          <w:p>
+            <w:r>
+              <w:rPr>
+                <w:rFonts w:ascii="Arial" w:cs="Arial" w:eastAsia="Arial" w:hAnsi="Arial"/>
+                <w:b w:val="false"/>
+                <w:bCs w:val="false"/>
+                <w:sz w:val="15"/>
+                <w:szCs w:val="15"/>
+              </w:rPr>
+              <w:t xml:space="preserve">0.613%</w:t>
+            </w:r>
+          </w:p>
+        </w:tc>
+        <w:tc>
+          <w:tcPr>
+            <w:tcW w:type="dxa" w:w="820"/>
+            <w:tcBorders>
+              <w:top w:val="single" w:color="CCCCCC" w:sz="1"/>
+              <w:left w:val="single" w:color="CCCCCC" w:sz="1"/>
+              <w:bottom w:val="single" w:color="CCCCCC" w:sz="1"/>
+              <w:right w:val="single" w:color="CCCCCC" w:sz="1"/>
+            </w:tcBorders>
+            <w:tcMar>
+              <w:top w:type="dxa" w:w="60"/>
+              <w:left w:type="dxa" w:w="100"/>
+              <w:bottom w:type="dxa" w:w="60"/>
+              <w:right w:type="dxa" w:w="100"/>
+            </w:tcMar>
+            <w:vAlign w:val="center"/>
+          </w:tcPr>
+          <w:p>
+            <w:r>
+              <w:rPr>
+                <w:rFonts w:ascii="Arial" w:cs="Arial" w:eastAsia="Arial" w:hAnsi="Arial"/>
+                <w:b w:val="false"/>
+                <w:bCs w:val="false"/>
+                <w:sz w:val="15"/>
+                <w:szCs w:val="15"/>
+              </w:rPr>
+              <w:t xml:space="preserve">5.130%</w:t>
             </w:r>
           </w:p>
         </w:tc>
@@ -2530,97 +2624,7 @@
         </w:tc>
         <w:tc>
           <w:tcPr>
-            <w:tcW w:type="dxa" w:w="680"/>
-            <w:tcBorders>
-              <w:top w:val="single" w:color="CCCCCC" w:sz="1"/>
-              <w:left w:val="single" w:color="CCCCCC" w:sz="1"/>
-              <w:bottom w:val="single" w:color="CCCCCC" w:sz="1"/>
-              <w:right w:val="single" w:color="CCCCCC" w:sz="1"/>
-            </w:tcBorders>
-            <w:tcMar>
-              <w:top w:type="dxa" w:w="60"/>
-              <w:left w:type="dxa" w:w="100"/>
-              <w:bottom w:type="dxa" w:w="60"/>
-              <w:right w:type="dxa" w:w="100"/>
-            </w:tcMar>
-            <w:vAlign w:val="center"/>
-          </w:tcPr>
-          <w:p>
-            <w:r>
-              <w:rPr>
-                <w:rFonts w:ascii="Arial" w:cs="Arial" w:eastAsia="Arial" w:hAnsi="Arial"/>
-                <w:b w:val="false"/>
-                <w:bCs w:val="false"/>
-                <w:sz w:val="15"/>
-                <w:szCs w:val="15"/>
-              </w:rPr>
-              <w:t xml:space="preserve">0.613%</w:t>
-            </w:r>
-          </w:p>
-        </w:tc>
-        <w:tc>
-          <w:tcPr>
-            <w:tcW w:type="dxa" w:w="820"/>
-            <w:tcBorders>
-              <w:top w:val="single" w:color="CCCCCC" w:sz="1"/>
-              <w:left w:val="single" w:color="CCCCCC" w:sz="1"/>
-              <w:bottom w:val="single" w:color="CCCCCC" w:sz="1"/>
-              <w:right w:val="single" w:color="CCCCCC" w:sz="1"/>
-            </w:tcBorders>
-            <w:tcMar>
-              <w:top w:type="dxa" w:w="60"/>
-              <w:left w:type="dxa" w:w="100"/>
-              <w:bottom w:type="dxa" w:w="60"/>
-              <w:right w:type="dxa" w:w="100"/>
-            </w:tcMar>
-            <w:vAlign w:val="center"/>
-          </w:tcPr>
-          <w:p>
-            <w:r>
-              <w:rPr>
-                <w:rFonts w:ascii="Arial" w:cs="Arial" w:eastAsia="Arial" w:hAnsi="Arial"/>
-                <w:b w:val="false"/>
-                <w:bCs w:val="false"/>
-                <w:sz w:val="15"/>
-                <w:szCs w:val="15"/>
-              </w:rPr>
-              <w:t xml:space="preserve">5.130%</w:t>
-            </w:r>
-          </w:p>
-        </w:tc>
-        <w:tc>
-          <w:tcPr>
-            <w:tcW w:type="dxa" w:w="560"/>
-            <w:tcBorders>
-              <w:top w:val="single" w:color="CCCCCC" w:sz="1"/>
-              <w:left w:val="single" w:color="CCCCCC" w:sz="1"/>
-              <w:bottom w:val="single" w:color="CCCCCC" w:sz="1"/>
-              <w:right w:val="single" w:color="CCCCCC" w:sz="1"/>
-            </w:tcBorders>
-            <w:tcMar>
-              <w:top w:type="dxa" w:w="60"/>
-              <w:left w:type="dxa" w:w="100"/>
-              <w:bottom w:type="dxa" w:w="60"/>
-              <w:right w:type="dxa" w:w="100"/>
-            </w:tcMar>
-            <w:vAlign w:val="center"/>
-          </w:tcPr>
-          <w:p>
-            <w:r>
-              <w:rPr>
-                <w:rFonts w:ascii="Arial" w:cs="Arial" w:eastAsia="Arial" w:hAnsi="Arial"/>
-                <w:b w:val="false"/>
-                <w:bCs w:val="false"/>
-                <w:sz w:val="15"/>
-                <w:szCs w:val="15"/>
-              </w:rPr>
-              <w:t xml:space="preserve">WIN</w:t>
-            </w:r>
-          </w:p>
-        </w:tc>
-        <w:tc>
-          <w:tcPr>
-            <w:tcW w:type="dxa" w:w="2120"/>
+            <w:tcW w:type="dxa" w:w="1920"/>
             <w:tcBorders>
               <w:top w:val="single" w:color="CCCCCC" w:sz="1"/>
               <w:left w:val="single" w:color="CCCCCC" w:sz="1"/>
@@ -2740,6 +2744,9 @@
         </w:tc>
       </w:tr>
       <w:tr>
+        <w:trPr>
+          <w:cantSplit/>
+        </w:trPr>
         <w:tc>
           <w:tcPr>
             <w:tcW w:type="dxa" w:w="1120"/>
@@ -2773,6 +2780,99 @@
         </w:tc>
         <w:tc>
           <w:tcPr>
+            <w:tcW w:type="dxa" w:w="760"/>
+            <w:tcBorders>
+              <w:top w:val="single" w:color="CCCCCC" w:sz="1"/>
+              <w:left w:val="single" w:color="CCCCCC" w:sz="1"/>
+              <w:bottom w:val="single" w:color="CCCCCC" w:sz="1"/>
+              <w:right w:val="single" w:color="CCCCCC" w:sz="1"/>
+            </w:tcBorders>
+            <w:shd w:fill="F2F9FF" w:val="clear"/>
+            <w:tcMar>
+              <w:top w:type="dxa" w:w="60"/>
+              <w:left w:type="dxa" w:w="100"/>
+              <w:bottom w:type="dxa" w:w="60"/>
+              <w:right w:type="dxa" w:w="100"/>
+            </w:tcMar>
+            <w:vAlign w:val="center"/>
+          </w:tcPr>
+          <w:p>
+            <w:r>
+              <w:rPr>
+                <w:rFonts w:ascii="Arial" w:cs="Arial" w:eastAsia="Arial" w:hAnsi="Arial"/>
+                <w:b w:val="false"/>
+                <w:bCs w:val="false"/>
+                <w:sz w:val="15"/>
+                <w:szCs w:val="15"/>
+              </w:rPr>
+              <w:t xml:space="preserve">200</w:t>
+            </w:r>
+          </w:p>
+        </w:tc>
+        <w:tc>
+          <w:tcPr>
+            <w:tcW w:type="dxa" w:w="800"/>
+            <w:tcBorders>
+              <w:top w:val="single" w:color="CCCCCC" w:sz="1"/>
+              <w:left w:val="single" w:color="CCCCCC" w:sz="1"/>
+              <w:bottom w:val="single" w:color="CCCCCC" w:sz="1"/>
+              <w:right w:val="single" w:color="CCCCCC" w:sz="1"/>
+            </w:tcBorders>
+            <w:shd w:fill="F2F9FF" w:val="clear"/>
+            <w:tcMar>
+              <w:top w:type="dxa" w:w="60"/>
+              <w:left w:type="dxa" w:w="100"/>
+              <w:bottom w:type="dxa" w:w="60"/>
+              <w:right w:type="dxa" w:w="100"/>
+            </w:tcMar>
+            <w:vAlign w:val="center"/>
+          </w:tcPr>
+          <w:p>
+            <w:r>
+              <w:rPr>
+                <w:rFonts w:ascii="Arial" w:cs="Arial" w:eastAsia="Arial" w:hAnsi="Arial"/>
+                <w:b w:val="false"/>
+                <w:bCs w:val="false"/>
+                <w:sz w:val="15"/>
+                <w:szCs w:val="15"/>
+              </w:rPr>
+              <w:t xml:space="preserve">99.420%</w:t>
+            </w:r>
+          </w:p>
+        </w:tc>
+        <w:tc>
+          <w:tcPr>
+            <w:tcW w:type="dxa" w:w="860"/>
+            <w:tcBorders>
+              <w:top w:val="single" w:color="CCCCCC" w:sz="1"/>
+              <w:left w:val="single" w:color="CCCCCC" w:sz="1"/>
+              <w:bottom w:val="single" w:color="CCCCCC" w:sz="1"/>
+              <w:right w:val="single" w:color="CCCCCC" w:sz="1"/>
+            </w:tcBorders>
+            <w:shd w:fill="F2F9FF" w:val="clear"/>
+            <w:tcMar>
+              <w:top w:type="dxa" w:w="60"/>
+              <w:left w:type="dxa" w:w="100"/>
+              <w:bottom w:type="dxa" w:w="60"/>
+              <w:right w:type="dxa" w:w="100"/>
+            </w:tcMar>
+            <w:vAlign w:val="center"/>
+          </w:tcPr>
+          <w:p>
+            <w:r>
+              <w:rPr>
+                <w:rFonts w:ascii="Arial" w:cs="Arial" w:eastAsia="Arial" w:hAnsi="Arial"/>
+                <w:b w:val="false"/>
+                <w:bCs w:val="false"/>
+                <w:sz w:val="15"/>
+                <w:szCs w:val="15"/>
+              </w:rPr>
+              <w:t xml:space="preserve">97.500%</w:t>
+            </w:r>
+          </w:p>
+        </w:tc>
+        <w:tc>
+          <w:tcPr>
             <w:tcW w:type="dxa" w:w="560"/>
             <w:tcBorders>
               <w:top w:val="single" w:color="CCCCCC" w:sz="1"/>
@@ -2798,69 +2898,69 @@
                 <w:sz w:val="15"/>
                 <w:szCs w:val="15"/>
               </w:rPr>
-              <w:t xml:space="preserve">200</w:t>
-            </w:r>
-          </w:p>
-        </w:tc>
-        <w:tc>
-          <w:tcPr>
-            <w:tcW w:type="dxa" w:w="800"/>
-            <w:tcBorders>
-              <w:top w:val="single" w:color="CCCCCC" w:sz="1"/>
-              <w:left w:val="single" w:color="CCCCCC" w:sz="1"/>
-              <w:bottom w:val="single" w:color="CCCCCC" w:sz="1"/>
-              <w:right w:val="single" w:color="CCCCCC" w:sz="1"/>
-            </w:tcBorders>
-            <w:shd w:fill="F2F9FF" w:val="clear"/>
-            <w:tcMar>
-              <w:top w:type="dxa" w:w="60"/>
-              <w:left w:type="dxa" w:w="100"/>
-              <w:bottom w:type="dxa" w:w="60"/>
-              <w:right w:type="dxa" w:w="100"/>
-            </w:tcMar>
-            <w:vAlign w:val="center"/>
-          </w:tcPr>
-          <w:p>
-            <w:r>
-              <w:rPr>
-                <w:rFonts w:ascii="Arial" w:cs="Arial" w:eastAsia="Arial" w:hAnsi="Arial"/>
-                <w:b w:val="false"/>
-                <w:bCs w:val="false"/>
-                <w:sz w:val="15"/>
-                <w:szCs w:val="15"/>
-              </w:rPr>
-              <w:t xml:space="preserve">99.420%</w:t>
-            </w:r>
-          </w:p>
-        </w:tc>
-        <w:tc>
-          <w:tcPr>
-            <w:tcW w:type="dxa" w:w="860"/>
-            <w:tcBorders>
-              <w:top w:val="single" w:color="CCCCCC" w:sz="1"/>
-              <w:left w:val="single" w:color="CCCCCC" w:sz="1"/>
-              <w:bottom w:val="single" w:color="CCCCCC" w:sz="1"/>
-              <w:right w:val="single" w:color="CCCCCC" w:sz="1"/>
-            </w:tcBorders>
-            <w:shd w:fill="F2F9FF" w:val="clear"/>
-            <w:tcMar>
-              <w:top w:type="dxa" w:w="60"/>
-              <w:left w:type="dxa" w:w="100"/>
-              <w:bottom w:type="dxa" w:w="60"/>
-              <w:right w:type="dxa" w:w="100"/>
-            </w:tcMar>
-            <w:vAlign w:val="center"/>
-          </w:tcPr>
-          <w:p>
-            <w:r>
-              <w:rPr>
-                <w:rFonts w:ascii="Arial" w:cs="Arial" w:eastAsia="Arial" w:hAnsi="Arial"/>
-                <w:b w:val="false"/>
-                <w:bCs w:val="false"/>
-                <w:sz w:val="15"/>
-                <w:szCs w:val="15"/>
-              </w:rPr>
-              <w:t xml:space="preserve">97.500%</w:t>
+              <w:t xml:space="preserve">WIN</w:t>
+            </w:r>
+          </w:p>
+        </w:tc>
+        <w:tc>
+          <w:tcPr>
+            <w:tcW w:type="dxa" w:w="680"/>
+            <w:tcBorders>
+              <w:top w:val="single" w:color="CCCCCC" w:sz="1"/>
+              <w:left w:val="single" w:color="CCCCCC" w:sz="1"/>
+              <w:bottom w:val="single" w:color="CCCCCC" w:sz="1"/>
+              <w:right w:val="single" w:color="CCCCCC" w:sz="1"/>
+            </w:tcBorders>
+            <w:shd w:fill="F2F9FF" w:val="clear"/>
+            <w:tcMar>
+              <w:top w:type="dxa" w:w="60"/>
+              <w:left w:type="dxa" w:w="100"/>
+              <w:bottom w:type="dxa" w:w="60"/>
+              <w:right w:type="dxa" w:w="100"/>
+            </w:tcMar>
+            <w:vAlign w:val="center"/>
+          </w:tcPr>
+          <w:p>
+            <w:r>
+              <w:rPr>
+                <w:rFonts w:ascii="Arial" w:cs="Arial" w:eastAsia="Arial" w:hAnsi="Arial"/>
+                <w:b w:val="false"/>
+                <w:bCs w:val="false"/>
+                <w:sz w:val="15"/>
+                <w:szCs w:val="15"/>
+              </w:rPr>
+              <w:t xml:space="preserve">0.321%</w:t>
+            </w:r>
+          </w:p>
+        </w:tc>
+        <w:tc>
+          <w:tcPr>
+            <w:tcW w:type="dxa" w:w="820"/>
+            <w:tcBorders>
+              <w:top w:val="single" w:color="CCCCCC" w:sz="1"/>
+              <w:left w:val="single" w:color="CCCCCC" w:sz="1"/>
+              <w:bottom w:val="single" w:color="CCCCCC" w:sz="1"/>
+              <w:right w:val="single" w:color="CCCCCC" w:sz="1"/>
+            </w:tcBorders>
+            <w:shd w:fill="F2F9FF" w:val="clear"/>
+            <w:tcMar>
+              <w:top w:type="dxa" w:w="60"/>
+              <w:left w:type="dxa" w:w="100"/>
+              <w:bottom w:type="dxa" w:w="60"/>
+              <w:right w:type="dxa" w:w="100"/>
+            </w:tcMar>
+            <w:vAlign w:val="center"/>
+          </w:tcPr>
+          <w:p>
+            <w:r>
+              <w:rPr>
+                <w:rFonts w:ascii="Arial" w:cs="Arial" w:eastAsia="Arial" w:hAnsi="Arial"/>
+                <w:b w:val="false"/>
+                <w:bCs w:val="false"/>
+                <w:sz w:val="15"/>
+                <w:szCs w:val="15"/>
+              </w:rPr>
+              <w:t xml:space="preserve">1.830%</w:t>
             </w:r>
           </w:p>
         </w:tc>
@@ -2897,100 +2997,7 @@
         </w:tc>
         <w:tc>
           <w:tcPr>
-            <w:tcW w:type="dxa" w:w="680"/>
-            <w:tcBorders>
-              <w:top w:val="single" w:color="CCCCCC" w:sz="1"/>
-              <w:left w:val="single" w:color="CCCCCC" w:sz="1"/>
-              <w:bottom w:val="single" w:color="CCCCCC" w:sz="1"/>
-              <w:right w:val="single" w:color="CCCCCC" w:sz="1"/>
-            </w:tcBorders>
-            <w:shd w:fill="F2F9FF" w:val="clear"/>
-            <w:tcMar>
-              <w:top w:type="dxa" w:w="60"/>
-              <w:left w:type="dxa" w:w="100"/>
-              <w:bottom w:type="dxa" w:w="60"/>
-              <w:right w:type="dxa" w:w="100"/>
-            </w:tcMar>
-            <w:vAlign w:val="center"/>
-          </w:tcPr>
-          <w:p>
-            <w:r>
-              <w:rPr>
-                <w:rFonts w:ascii="Arial" w:cs="Arial" w:eastAsia="Arial" w:hAnsi="Arial"/>
-                <w:b w:val="false"/>
-                <w:bCs w:val="false"/>
-                <w:sz w:val="15"/>
-                <w:szCs w:val="15"/>
-              </w:rPr>
-              <w:t xml:space="preserve">0.321%</w:t>
-            </w:r>
-          </w:p>
-        </w:tc>
-        <w:tc>
-          <w:tcPr>
-            <w:tcW w:type="dxa" w:w="820"/>
-            <w:tcBorders>
-              <w:top w:val="single" w:color="CCCCCC" w:sz="1"/>
-              <w:left w:val="single" w:color="CCCCCC" w:sz="1"/>
-              <w:bottom w:val="single" w:color="CCCCCC" w:sz="1"/>
-              <w:right w:val="single" w:color="CCCCCC" w:sz="1"/>
-            </w:tcBorders>
-            <w:shd w:fill="F2F9FF" w:val="clear"/>
-            <w:tcMar>
-              <w:top w:type="dxa" w:w="60"/>
-              <w:left w:type="dxa" w:w="100"/>
-              <w:bottom w:type="dxa" w:w="60"/>
-              <w:right w:type="dxa" w:w="100"/>
-            </w:tcMar>
-            <w:vAlign w:val="center"/>
-          </w:tcPr>
-          <w:p>
-            <w:r>
-              <w:rPr>
-                <w:rFonts w:ascii="Arial" w:cs="Arial" w:eastAsia="Arial" w:hAnsi="Arial"/>
-                <w:b w:val="false"/>
-                <w:bCs w:val="false"/>
-                <w:sz w:val="15"/>
-                <w:szCs w:val="15"/>
-              </w:rPr>
-              <w:t xml:space="preserve">1.830%</w:t>
-            </w:r>
-          </w:p>
-        </w:tc>
-        <w:tc>
-          <w:tcPr>
-            <w:tcW w:type="dxa" w:w="560"/>
-            <w:tcBorders>
-              <w:top w:val="single" w:color="CCCCCC" w:sz="1"/>
-              <w:left w:val="single" w:color="CCCCCC" w:sz="1"/>
-              <w:bottom w:val="single" w:color="CCCCCC" w:sz="1"/>
-              <w:right w:val="single" w:color="CCCCCC" w:sz="1"/>
-            </w:tcBorders>
-            <w:shd w:fill="F2F9FF" w:val="clear"/>
-            <w:tcMar>
-              <w:top w:type="dxa" w:w="60"/>
-              <w:left w:type="dxa" w:w="100"/>
-              <w:bottom w:type="dxa" w:w="60"/>
-              <w:right w:type="dxa" w:w="100"/>
-            </w:tcMar>
-            <w:vAlign w:val="center"/>
-          </w:tcPr>
-          <w:p>
-            <w:r>
-              <w:rPr>
-                <w:rFonts w:ascii="Arial" w:cs="Arial" w:eastAsia="Arial" w:hAnsi="Arial"/>
-                <w:b w:val="false"/>
-                <w:bCs w:val="false"/>
-                <w:sz w:val="15"/>
-                <w:szCs w:val="15"/>
-              </w:rPr>
-              <w:t xml:space="preserve">WIN</w:t>
-            </w:r>
-          </w:p>
-        </w:tc>
-        <w:tc>
-          <w:tcPr>
-            <w:tcW w:type="dxa" w:w="2120"/>
+            <w:tcW w:type="dxa" w:w="1920"/>
             <w:tcBorders>
               <w:top w:val="single" w:color="CCCCCC" w:sz="1"/>
               <w:left w:val="single" w:color="CCCCCC" w:sz="1"/>
@@ -3114,6 +3121,9 @@
         </w:tc>
       </w:tr>
       <w:tr>
+        <w:trPr>
+          <w:cantSplit/>
+        </w:trPr>
         <w:tc>
           <w:tcPr>
             <w:tcW w:type="dxa" w:w="1120"/>
@@ -3146,6 +3156,96 @@
         </w:tc>
         <w:tc>
           <w:tcPr>
+            <w:tcW w:type="dxa" w:w="760"/>
+            <w:tcBorders>
+              <w:top w:val="single" w:color="CCCCCC" w:sz="1"/>
+              <w:left w:val="single" w:color="CCCCCC" w:sz="1"/>
+              <w:bottom w:val="single" w:color="CCCCCC" w:sz="1"/>
+              <w:right w:val="single" w:color="CCCCCC" w:sz="1"/>
+            </w:tcBorders>
+            <w:tcMar>
+              <w:top w:type="dxa" w:w="60"/>
+              <w:left w:type="dxa" w:w="100"/>
+              <w:bottom w:type="dxa" w:w="60"/>
+              <w:right w:type="dxa" w:w="100"/>
+            </w:tcMar>
+            <w:vAlign w:val="center"/>
+          </w:tcPr>
+          <w:p>
+            <w:r>
+              <w:rPr>
+                <w:rFonts w:ascii="Arial" w:cs="Arial" w:eastAsia="Arial" w:hAnsi="Arial"/>
+                <w:b w:val="false"/>
+                <w:bCs w:val="false"/>
+                <w:sz w:val="15"/>
+                <w:szCs w:val="15"/>
+              </w:rPr>
+              <w:t xml:space="preserve">672</w:t>
+            </w:r>
+          </w:p>
+        </w:tc>
+        <w:tc>
+          <w:tcPr>
+            <w:tcW w:type="dxa" w:w="800"/>
+            <w:tcBorders>
+              <w:top w:val="single" w:color="CCCCCC" w:sz="1"/>
+              <w:left w:val="single" w:color="CCCCCC" w:sz="1"/>
+              <w:bottom w:val="single" w:color="CCCCCC" w:sz="1"/>
+              <w:right w:val="single" w:color="CCCCCC" w:sz="1"/>
+            </w:tcBorders>
+            <w:tcMar>
+              <w:top w:type="dxa" w:w="60"/>
+              <w:left w:type="dxa" w:w="100"/>
+              <w:bottom w:type="dxa" w:w="60"/>
+              <w:right w:type="dxa" w:w="100"/>
+            </w:tcMar>
+            <w:vAlign w:val="center"/>
+          </w:tcPr>
+          <w:p>
+            <w:r>
+              <w:rPr>
+                <w:rFonts w:ascii="Arial" w:cs="Arial" w:eastAsia="Arial" w:hAnsi="Arial"/>
+                <w:b w:val="false"/>
+                <w:bCs w:val="false"/>
+                <w:sz w:val="15"/>
+                <w:szCs w:val="15"/>
+              </w:rPr>
+              <w:t xml:space="preserve">99.984%</w:t>
+            </w:r>
+          </w:p>
+        </w:tc>
+        <w:tc>
+          <w:tcPr>
+            <w:tcW w:type="dxa" w:w="860"/>
+            <w:tcBorders>
+              <w:top w:val="single" w:color="CCCCCC" w:sz="1"/>
+              <w:left w:val="single" w:color="CCCCCC" w:sz="1"/>
+              <w:bottom w:val="single" w:color="CCCCCC" w:sz="1"/>
+              <w:right w:val="single" w:color="CCCCCC" w:sz="1"/>
+            </w:tcBorders>
+            <w:tcMar>
+              <w:top w:type="dxa" w:w="60"/>
+              <w:left w:type="dxa" w:w="100"/>
+              <w:bottom w:type="dxa" w:w="60"/>
+              <w:right w:type="dxa" w:w="100"/>
+            </w:tcMar>
+            <w:vAlign w:val="center"/>
+          </w:tcPr>
+          <w:p>
+            <w:r>
+              <w:rPr>
+                <w:rFonts w:ascii="Arial" w:cs="Arial" w:eastAsia="Arial" w:hAnsi="Arial"/>
+                <w:b w:val="false"/>
+                <w:bCs w:val="false"/>
+                <w:sz w:val="15"/>
+                <w:szCs w:val="15"/>
+              </w:rPr>
+              <w:t xml:space="preserve">99.500%</w:t>
+            </w:r>
+          </w:p>
+        </w:tc>
+        <w:tc>
+          <w:tcPr>
             <w:tcW w:type="dxa" w:w="560"/>
             <w:tcBorders>
               <w:top w:val="single" w:color="CCCCCC" w:sz="1"/>
@@ -3170,67 +3270,67 @@
                 <w:sz w:val="15"/>
                 <w:szCs w:val="15"/>
               </w:rPr>
-              <w:t xml:space="preserve">672</w:t>
-            </w:r>
-          </w:p>
-        </w:tc>
-        <w:tc>
-          <w:tcPr>
-            <w:tcW w:type="dxa" w:w="800"/>
-            <w:tcBorders>
-              <w:top w:val="single" w:color="CCCCCC" w:sz="1"/>
-              <w:left w:val="single" w:color="CCCCCC" w:sz="1"/>
-              <w:bottom w:val="single" w:color="CCCCCC" w:sz="1"/>
-              <w:right w:val="single" w:color="CCCCCC" w:sz="1"/>
-            </w:tcBorders>
-            <w:tcMar>
-              <w:top w:type="dxa" w:w="60"/>
-              <w:left w:type="dxa" w:w="100"/>
-              <w:bottom w:type="dxa" w:w="60"/>
-              <w:right w:type="dxa" w:w="100"/>
-            </w:tcMar>
-            <w:vAlign w:val="center"/>
-          </w:tcPr>
-          <w:p>
-            <w:r>
-              <w:rPr>
-                <w:rFonts w:ascii="Arial" w:cs="Arial" w:eastAsia="Arial" w:hAnsi="Arial"/>
-                <w:b w:val="false"/>
-                <w:bCs w:val="false"/>
-                <w:sz w:val="15"/>
-                <w:szCs w:val="15"/>
-              </w:rPr>
-              <w:t xml:space="preserve">99.984%</w:t>
-            </w:r>
-          </w:p>
-        </w:tc>
-        <w:tc>
-          <w:tcPr>
-            <w:tcW w:type="dxa" w:w="860"/>
-            <w:tcBorders>
-              <w:top w:val="single" w:color="CCCCCC" w:sz="1"/>
-              <w:left w:val="single" w:color="CCCCCC" w:sz="1"/>
-              <w:bottom w:val="single" w:color="CCCCCC" w:sz="1"/>
-              <w:right w:val="single" w:color="CCCCCC" w:sz="1"/>
-            </w:tcBorders>
-            <w:tcMar>
-              <w:top w:type="dxa" w:w="60"/>
-              <w:left w:type="dxa" w:w="100"/>
-              <w:bottom w:type="dxa" w:w="60"/>
-              <w:right w:type="dxa" w:w="100"/>
-            </w:tcMar>
-            <w:vAlign w:val="center"/>
-          </w:tcPr>
-          <w:p>
-            <w:r>
-              <w:rPr>
-                <w:rFonts w:ascii="Arial" w:cs="Arial" w:eastAsia="Arial" w:hAnsi="Arial"/>
-                <w:b w:val="false"/>
-                <w:bCs w:val="false"/>
-                <w:sz w:val="15"/>
-                <w:szCs w:val="15"/>
-              </w:rPr>
-              <w:t xml:space="preserve">99.500%</w:t>
+              <w:t xml:space="preserve">WIN</w:t>
+            </w:r>
+          </w:p>
+        </w:tc>
+        <w:tc>
+          <w:tcPr>
+            <w:tcW w:type="dxa" w:w="680"/>
+            <w:tcBorders>
+              <w:top w:val="single" w:color="CCCCCC" w:sz="1"/>
+              <w:left w:val="single" w:color="CCCCCC" w:sz="1"/>
+              <w:bottom w:val="single" w:color="CCCCCC" w:sz="1"/>
+              <w:right w:val="single" w:color="CCCCCC" w:sz="1"/>
+            </w:tcBorders>
+            <w:tcMar>
+              <w:top w:type="dxa" w:w="60"/>
+              <w:left w:type="dxa" w:w="100"/>
+              <w:bottom w:type="dxa" w:w="60"/>
+              <w:right w:type="dxa" w:w="100"/>
+            </w:tcMar>
+            <w:vAlign w:val="center"/>
+          </w:tcPr>
+          <w:p>
+            <w:r>
+              <w:rPr>
+                <w:rFonts w:ascii="Arial" w:cs="Arial" w:eastAsia="Arial" w:hAnsi="Arial"/>
+                <w:b w:val="false"/>
+                <w:bCs w:val="false"/>
+                <w:sz w:val="15"/>
+                <w:szCs w:val="15"/>
+              </w:rPr>
+              <w:t xml:space="preserve">0.378%</w:t>
+            </w:r>
+          </w:p>
+        </w:tc>
+        <w:tc>
+          <w:tcPr>
+            <w:tcW w:type="dxa" w:w="820"/>
+            <w:tcBorders>
+              <w:top w:val="single" w:color="CCCCCC" w:sz="1"/>
+              <w:left w:val="single" w:color="CCCCCC" w:sz="1"/>
+              <w:bottom w:val="single" w:color="CCCCCC" w:sz="1"/>
+              <w:right w:val="single" w:color="CCCCCC" w:sz="1"/>
+            </w:tcBorders>
+            <w:tcMar>
+              <w:top w:type="dxa" w:w="60"/>
+              <w:left w:type="dxa" w:w="100"/>
+              <w:bottom w:type="dxa" w:w="60"/>
+              <w:right w:type="dxa" w:w="100"/>
+            </w:tcMar>
+            <w:vAlign w:val="center"/>
+          </w:tcPr>
+          <w:p>
+            <w:r>
+              <w:rPr>
+                <w:rFonts w:ascii="Arial" w:cs="Arial" w:eastAsia="Arial" w:hAnsi="Arial"/>
+                <w:b w:val="false"/>
+                <w:bCs w:val="false"/>
+                <w:sz w:val="15"/>
+                <w:szCs w:val="15"/>
+              </w:rPr>
+              <w:t xml:space="preserve">2.960%</w:t>
             </w:r>
           </w:p>
         </w:tc>
@@ -3266,97 +3366,7 @@
         </w:tc>
         <w:tc>
           <w:tcPr>
-            <w:tcW w:type="dxa" w:w="680"/>
-            <w:tcBorders>
-              <w:top w:val="single" w:color="CCCCCC" w:sz="1"/>
-              <w:left w:val="single" w:color="CCCCCC" w:sz="1"/>
-              <w:bottom w:val="single" w:color="CCCCCC" w:sz="1"/>
-              <w:right w:val="single" w:color="CCCCCC" w:sz="1"/>
-            </w:tcBorders>
-            <w:tcMar>
-              <w:top w:type="dxa" w:w="60"/>
-              <w:left w:type="dxa" w:w="100"/>
-              <w:bottom w:type="dxa" w:w="60"/>
-              <w:right w:type="dxa" w:w="100"/>
-            </w:tcMar>
-            <w:vAlign w:val="center"/>
-          </w:tcPr>
-          <w:p>
-            <w:r>
-              <w:rPr>
-                <w:rFonts w:ascii="Arial" w:cs="Arial" w:eastAsia="Arial" w:hAnsi="Arial"/>
-                <w:b w:val="false"/>
-                <w:bCs w:val="false"/>
-                <w:sz w:val="15"/>
-                <w:szCs w:val="15"/>
-              </w:rPr>
-              <w:t xml:space="preserve">0.378%</w:t>
-            </w:r>
-          </w:p>
-        </w:tc>
-        <w:tc>
-          <w:tcPr>
-            <w:tcW w:type="dxa" w:w="820"/>
-            <w:tcBorders>
-              <w:top w:val="single" w:color="CCCCCC" w:sz="1"/>
-              <w:left w:val="single" w:color="CCCCCC" w:sz="1"/>
-              <w:bottom w:val="single" w:color="CCCCCC" w:sz="1"/>
-              <w:right w:val="single" w:color="CCCCCC" w:sz="1"/>
-            </w:tcBorders>
-            <w:tcMar>
-              <w:top w:type="dxa" w:w="60"/>
-              <w:left w:type="dxa" w:w="100"/>
-              <w:bottom w:type="dxa" w:w="60"/>
-              <w:right w:type="dxa" w:w="100"/>
-            </w:tcMar>
-            <w:vAlign w:val="center"/>
-          </w:tcPr>
-          <w:p>
-            <w:r>
-              <w:rPr>
-                <w:rFonts w:ascii="Arial" w:cs="Arial" w:eastAsia="Arial" w:hAnsi="Arial"/>
-                <w:b w:val="false"/>
-                <w:bCs w:val="false"/>
-                <w:sz w:val="15"/>
-                <w:szCs w:val="15"/>
-              </w:rPr>
-              <w:t xml:space="preserve">2.960%</w:t>
-            </w:r>
-          </w:p>
-        </w:tc>
-        <w:tc>
-          <w:tcPr>
-            <w:tcW w:type="dxa" w:w="560"/>
-            <w:tcBorders>
-              <w:top w:val="single" w:color="CCCCCC" w:sz="1"/>
-              <w:left w:val="single" w:color="CCCCCC" w:sz="1"/>
-              <w:bottom w:val="single" w:color="CCCCCC" w:sz="1"/>
-              <w:right w:val="single" w:color="CCCCCC" w:sz="1"/>
-            </w:tcBorders>
-            <w:tcMar>
-              <w:top w:type="dxa" w:w="60"/>
-              <w:left w:type="dxa" w:w="100"/>
-              <w:bottom w:type="dxa" w:w="60"/>
-              <w:right w:type="dxa" w:w="100"/>
-            </w:tcMar>
-            <w:vAlign w:val="center"/>
-          </w:tcPr>
-          <w:p>
-            <w:r>
-              <w:rPr>
-                <w:rFonts w:ascii="Arial" w:cs="Arial" w:eastAsia="Arial" w:hAnsi="Arial"/>
-                <w:b w:val="false"/>
-                <w:bCs w:val="false"/>
-                <w:sz w:val="15"/>
-                <w:szCs w:val="15"/>
-              </w:rPr>
-              <w:t xml:space="preserve">WIN</w:t>
-            </w:r>
-          </w:p>
-        </w:tc>
-        <w:tc>
-          <w:tcPr>
-            <w:tcW w:type="dxa" w:w="2120"/>
+            <w:tcW w:type="dxa" w:w="1920"/>
             <w:tcBorders>
               <w:top w:val="single" w:color="CCCCCC" w:sz="1"/>
               <w:left w:val="single" w:color="CCCCCC" w:sz="1"/>
@@ -3476,6 +3486,9 @@
         </w:tc>
       </w:tr>
       <w:tr>
+        <w:trPr>
+          <w:cantSplit/>
+        </w:trPr>
         <w:tc>
           <w:tcPr>
             <w:tcW w:type="dxa" w:w="1120"/>
@@ -3509,6 +3522,99 @@
         </w:tc>
         <w:tc>
           <w:tcPr>
+            <w:tcW w:type="dxa" w:w="760"/>
+            <w:tcBorders>
+              <w:top w:val="single" w:color="CCCCCC" w:sz="1"/>
+              <w:left w:val="single" w:color="CCCCCC" w:sz="1"/>
+              <w:bottom w:val="single" w:color="CCCCCC" w:sz="1"/>
+              <w:right w:val="single" w:color="CCCCCC" w:sz="1"/>
+            </w:tcBorders>
+            <w:shd w:fill="F2F9FF" w:val="clear"/>
+            <w:tcMar>
+              <w:top w:type="dxa" w:w="60"/>
+              <w:left w:type="dxa" w:w="100"/>
+              <w:bottom w:type="dxa" w:w="60"/>
+              <w:right w:type="dxa" w:w="100"/>
+            </w:tcMar>
+            <w:vAlign w:val="center"/>
+          </w:tcPr>
+          <w:p>
+            <w:r>
+              <w:rPr>
+                <w:rFonts w:ascii="Arial" w:cs="Arial" w:eastAsia="Arial" w:hAnsi="Arial"/>
+                <w:b w:val="false"/>
+                <w:bCs w:val="false"/>
+                <w:sz w:val="15"/>
+                <w:szCs w:val="15"/>
+              </w:rPr>
+              <w:t xml:space="preserve">200</w:t>
+            </w:r>
+          </w:p>
+        </w:tc>
+        <w:tc>
+          <w:tcPr>
+            <w:tcW w:type="dxa" w:w="800"/>
+            <w:tcBorders>
+              <w:top w:val="single" w:color="CCCCCC" w:sz="1"/>
+              <w:left w:val="single" w:color="CCCCCC" w:sz="1"/>
+              <w:bottom w:val="single" w:color="CCCCCC" w:sz="1"/>
+              <w:right w:val="single" w:color="CCCCCC" w:sz="1"/>
+            </w:tcBorders>
+            <w:shd w:fill="F2F9FF" w:val="clear"/>
+            <w:tcMar>
+              <w:top w:type="dxa" w:w="60"/>
+              <w:left w:type="dxa" w:w="100"/>
+              <w:bottom w:type="dxa" w:w="60"/>
+              <w:right w:type="dxa" w:w="100"/>
+            </w:tcMar>
+            <w:vAlign w:val="center"/>
+          </w:tcPr>
+          <w:p>
+            <w:r>
+              <w:rPr>
+                <w:rFonts w:ascii="Arial" w:cs="Arial" w:eastAsia="Arial" w:hAnsi="Arial"/>
+                <w:b w:val="false"/>
+                <w:bCs w:val="false"/>
+                <w:sz w:val="15"/>
+                <w:szCs w:val="15"/>
+              </w:rPr>
+              <w:t xml:space="preserve">100.000%</w:t>
+            </w:r>
+          </w:p>
+        </w:tc>
+        <w:tc>
+          <w:tcPr>
+            <w:tcW w:type="dxa" w:w="860"/>
+            <w:tcBorders>
+              <w:top w:val="single" w:color="CCCCCC" w:sz="1"/>
+              <w:left w:val="single" w:color="CCCCCC" w:sz="1"/>
+              <w:bottom w:val="single" w:color="CCCCCC" w:sz="1"/>
+              <w:right w:val="single" w:color="CCCCCC" w:sz="1"/>
+            </w:tcBorders>
+            <w:shd w:fill="F2F9FF" w:val="clear"/>
+            <w:tcMar>
+              <w:top w:type="dxa" w:w="60"/>
+              <w:left w:type="dxa" w:w="100"/>
+              <w:bottom w:type="dxa" w:w="60"/>
+              <w:right w:type="dxa" w:w="100"/>
+            </w:tcMar>
+            <w:vAlign w:val="center"/>
+          </w:tcPr>
+          <w:p>
+            <w:r>
+              <w:rPr>
+                <w:rFonts w:ascii="Arial" w:cs="Arial" w:eastAsia="Arial" w:hAnsi="Arial"/>
+                <w:b w:val="false"/>
+                <w:bCs w:val="false"/>
+                <w:sz w:val="15"/>
+                <w:szCs w:val="15"/>
+              </w:rPr>
+              <w:t xml:space="preserve">99.900%</w:t>
+            </w:r>
+          </w:p>
+        </w:tc>
+        <w:tc>
+          <w:tcPr>
             <w:tcW w:type="dxa" w:w="560"/>
             <w:tcBorders>
               <w:top w:val="single" w:color="CCCCCC" w:sz="1"/>
@@ -3534,69 +3640,69 @@
                 <w:sz w:val="15"/>
                 <w:szCs w:val="15"/>
               </w:rPr>
-              <w:t xml:space="preserve">200</w:t>
-            </w:r>
-          </w:p>
-        </w:tc>
-        <w:tc>
-          <w:tcPr>
-            <w:tcW w:type="dxa" w:w="800"/>
-            <w:tcBorders>
-              <w:top w:val="single" w:color="CCCCCC" w:sz="1"/>
-              <w:left w:val="single" w:color="CCCCCC" w:sz="1"/>
-              <w:bottom w:val="single" w:color="CCCCCC" w:sz="1"/>
-              <w:right w:val="single" w:color="CCCCCC" w:sz="1"/>
-            </w:tcBorders>
-            <w:shd w:fill="F2F9FF" w:val="clear"/>
-            <w:tcMar>
-              <w:top w:type="dxa" w:w="60"/>
-              <w:left w:type="dxa" w:w="100"/>
-              <w:bottom w:type="dxa" w:w="60"/>
-              <w:right w:type="dxa" w:w="100"/>
-            </w:tcMar>
-            <w:vAlign w:val="center"/>
-          </w:tcPr>
-          <w:p>
-            <w:r>
-              <w:rPr>
-                <w:rFonts w:ascii="Arial" w:cs="Arial" w:eastAsia="Arial" w:hAnsi="Arial"/>
-                <w:b w:val="false"/>
-                <w:bCs w:val="false"/>
-                <w:sz w:val="15"/>
-                <w:szCs w:val="15"/>
-              </w:rPr>
-              <w:t xml:space="preserve">100.000%</w:t>
-            </w:r>
-          </w:p>
-        </w:tc>
-        <w:tc>
-          <w:tcPr>
-            <w:tcW w:type="dxa" w:w="860"/>
-            <w:tcBorders>
-              <w:top w:val="single" w:color="CCCCCC" w:sz="1"/>
-              <w:left w:val="single" w:color="CCCCCC" w:sz="1"/>
-              <w:bottom w:val="single" w:color="CCCCCC" w:sz="1"/>
-              <w:right w:val="single" w:color="CCCCCC" w:sz="1"/>
-            </w:tcBorders>
-            <w:shd w:fill="F2F9FF" w:val="clear"/>
-            <w:tcMar>
-              <w:top w:type="dxa" w:w="60"/>
-              <w:left w:type="dxa" w:w="100"/>
-              <w:bottom w:type="dxa" w:w="60"/>
-              <w:right w:type="dxa" w:w="100"/>
-            </w:tcMar>
-            <w:vAlign w:val="center"/>
-          </w:tcPr>
-          <w:p>
-            <w:r>
-              <w:rPr>
-                <w:rFonts w:ascii="Arial" w:cs="Arial" w:eastAsia="Arial" w:hAnsi="Arial"/>
-                <w:b w:val="false"/>
-                <w:bCs w:val="false"/>
-                <w:sz w:val="15"/>
-                <w:szCs w:val="15"/>
-              </w:rPr>
-              <w:t xml:space="preserve">99.900%</w:t>
+              <w:t xml:space="preserve">WIN</w:t>
+            </w:r>
+          </w:p>
+        </w:tc>
+        <w:tc>
+          <w:tcPr>
+            <w:tcW w:type="dxa" w:w="680"/>
+            <w:tcBorders>
+              <w:top w:val="single" w:color="CCCCCC" w:sz="1"/>
+              <w:left w:val="single" w:color="CCCCCC" w:sz="1"/>
+              <w:bottom w:val="single" w:color="CCCCCC" w:sz="1"/>
+              <w:right w:val="single" w:color="CCCCCC" w:sz="1"/>
+            </w:tcBorders>
+            <w:shd w:fill="F2F9FF" w:val="clear"/>
+            <w:tcMar>
+              <w:top w:type="dxa" w:w="60"/>
+              <w:left w:type="dxa" w:w="100"/>
+              <w:bottom w:type="dxa" w:w="60"/>
+              <w:right w:type="dxa" w:w="100"/>
+            </w:tcMar>
+            <w:vAlign w:val="center"/>
+          </w:tcPr>
+          <w:p>
+            <w:r>
+              <w:rPr>
+                <w:rFonts w:ascii="Arial" w:cs="Arial" w:eastAsia="Arial" w:hAnsi="Arial"/>
+                <w:b w:val="false"/>
+                <w:bCs w:val="false"/>
+                <w:sz w:val="15"/>
+                <w:szCs w:val="15"/>
+              </w:rPr>
+              <w:t xml:space="preserve">0.471%</w:t>
+            </w:r>
+          </w:p>
+        </w:tc>
+        <w:tc>
+          <w:tcPr>
+            <w:tcW w:type="dxa" w:w="820"/>
+            <w:tcBorders>
+              <w:top w:val="single" w:color="CCCCCC" w:sz="1"/>
+              <w:left w:val="single" w:color="CCCCCC" w:sz="1"/>
+              <w:bottom w:val="single" w:color="CCCCCC" w:sz="1"/>
+              <w:right w:val="single" w:color="CCCCCC" w:sz="1"/>
+            </w:tcBorders>
+            <w:shd w:fill="F2F9FF" w:val="clear"/>
+            <w:tcMar>
+              <w:top w:type="dxa" w:w="60"/>
+              <w:left w:type="dxa" w:w="100"/>
+              <w:bottom w:type="dxa" w:w="60"/>
+              <w:right w:type="dxa" w:w="100"/>
+            </w:tcMar>
+            <w:vAlign w:val="center"/>
+          </w:tcPr>
+          <w:p>
+            <w:r>
+              <w:rPr>
+                <w:rFonts w:ascii="Arial" w:cs="Arial" w:eastAsia="Arial" w:hAnsi="Arial"/>
+                <w:b w:val="false"/>
+                <w:bCs w:val="false"/>
+                <w:sz w:val="15"/>
+                <w:szCs w:val="15"/>
+              </w:rPr>
+              <w:t xml:space="preserve">5.100%</w:t>
             </w:r>
           </w:p>
         </w:tc>
@@ -3633,100 +3739,7 @@
         </w:tc>
         <w:tc>
           <w:tcPr>
-            <w:tcW w:type="dxa" w:w="680"/>
-            <w:tcBorders>
-              <w:top w:val="single" w:color="CCCCCC" w:sz="1"/>
-              <w:left w:val="single" w:color="CCCCCC" w:sz="1"/>
-              <w:bottom w:val="single" w:color="CCCCCC" w:sz="1"/>
-              <w:right w:val="single" w:color="CCCCCC" w:sz="1"/>
-            </w:tcBorders>
-            <w:shd w:fill="F2F9FF" w:val="clear"/>
-            <w:tcMar>
-              <w:top w:type="dxa" w:w="60"/>
-              <w:left w:type="dxa" w:w="100"/>
-              <w:bottom w:type="dxa" w:w="60"/>
-              <w:right w:type="dxa" w:w="100"/>
-            </w:tcMar>
-            <w:vAlign w:val="center"/>
-          </w:tcPr>
-          <w:p>
-            <w:r>
-              <w:rPr>
-                <w:rFonts w:ascii="Arial" w:cs="Arial" w:eastAsia="Arial" w:hAnsi="Arial"/>
-                <w:b w:val="false"/>
-                <w:bCs w:val="false"/>
-                <w:sz w:val="15"/>
-                <w:szCs w:val="15"/>
-              </w:rPr>
-              <w:t xml:space="preserve">0.471%</w:t>
-            </w:r>
-          </w:p>
-        </w:tc>
-        <w:tc>
-          <w:tcPr>
-            <w:tcW w:type="dxa" w:w="820"/>
-            <w:tcBorders>
-              <w:top w:val="single" w:color="CCCCCC" w:sz="1"/>
-              <w:left w:val="single" w:color="CCCCCC" w:sz="1"/>
-              <w:bottom w:val="single" w:color="CCCCCC" w:sz="1"/>
-              <w:right w:val="single" w:color="CCCCCC" w:sz="1"/>
-            </w:tcBorders>
-            <w:shd w:fill="F2F9FF" w:val="clear"/>
-            <w:tcMar>
-              <w:top w:type="dxa" w:w="60"/>
-              <w:left w:type="dxa" w:w="100"/>
-              <w:bottom w:type="dxa" w:w="60"/>
-              <w:right w:type="dxa" w:w="100"/>
-            </w:tcMar>
-            <w:vAlign w:val="center"/>
-          </w:tcPr>
-          <w:p>
-            <w:r>
-              <w:rPr>
-                <w:rFonts w:ascii="Arial" w:cs="Arial" w:eastAsia="Arial" w:hAnsi="Arial"/>
-                <w:b w:val="false"/>
-                <w:bCs w:val="false"/>
-                <w:sz w:val="15"/>
-                <w:szCs w:val="15"/>
-              </w:rPr>
-              <w:t xml:space="preserve">5.100%</w:t>
-            </w:r>
-          </w:p>
-        </w:tc>
-        <w:tc>
-          <w:tcPr>
-            <w:tcW w:type="dxa" w:w="560"/>
-            <w:tcBorders>
-              <w:top w:val="single" w:color="CCCCCC" w:sz="1"/>
-              <w:left w:val="single" w:color="CCCCCC" w:sz="1"/>
-              <w:bottom w:val="single" w:color="CCCCCC" w:sz="1"/>
-              <w:right w:val="single" w:color="CCCCCC" w:sz="1"/>
-            </w:tcBorders>
-            <w:shd w:fill="F2F9FF" w:val="clear"/>
-            <w:tcMar>
-              <w:top w:type="dxa" w:w="60"/>
-              <w:left w:type="dxa" w:w="100"/>
-              <w:bottom w:type="dxa" w:w="60"/>
-              <w:right w:type="dxa" w:w="100"/>
-            </w:tcMar>
-            <w:vAlign w:val="center"/>
-          </w:tcPr>
-          <w:p>
-            <w:r>
-              <w:rPr>
-                <w:rFonts w:ascii="Arial" w:cs="Arial" w:eastAsia="Arial" w:hAnsi="Arial"/>
-                <w:b w:val="false"/>
-                <w:bCs w:val="false"/>
-                <w:sz w:val="15"/>
-                <w:szCs w:val="15"/>
-              </w:rPr>
-              <w:t xml:space="preserve">WIN</w:t>
-            </w:r>
-          </w:p>
-        </w:tc>
-        <w:tc>
-          <w:tcPr>
-            <w:tcW w:type="dxa" w:w="2120"/>
+            <w:tcW w:type="dxa" w:w="1920"/>
             <w:tcBorders>
               <w:top w:val="single" w:color="CCCCCC" w:sz="1"/>
               <w:left w:val="single" w:color="CCCCCC" w:sz="1"/>
@@ -3850,6 +3863,9 @@
         </w:tc>
       </w:tr>
       <w:tr>
+        <w:trPr>
+          <w:cantSplit/>
+        </w:trPr>
         <w:tc>
           <w:tcPr>
             <w:tcW w:type="dxa" w:w="1120"/>
@@ -3882,6 +3898,96 @@
         </w:tc>
         <w:tc>
           <w:tcPr>
+            <w:tcW w:type="dxa" w:w="760"/>
+            <w:tcBorders>
+              <w:top w:val="single" w:color="CCCCCC" w:sz="1"/>
+              <w:left w:val="single" w:color="CCCCCC" w:sz="1"/>
+              <w:bottom w:val="single" w:color="CCCCCC" w:sz="1"/>
+              <w:right w:val="single" w:color="CCCCCC" w:sz="1"/>
+            </w:tcBorders>
+            <w:tcMar>
+              <w:top w:type="dxa" w:w="60"/>
+              <w:left w:type="dxa" w:w="100"/>
+              <w:bottom w:type="dxa" w:w="60"/>
+              <w:right w:type="dxa" w:w="100"/>
+            </w:tcMar>
+            <w:vAlign w:val="center"/>
+          </w:tcPr>
+          <w:p>
+            <w:r>
+              <w:rPr>
+                <w:rFonts w:ascii="Arial" w:cs="Arial" w:eastAsia="Arial" w:hAnsi="Arial"/>
+                <w:b w:val="false"/>
+                <w:bCs w:val="false"/>
+                <w:sz w:val="15"/>
+                <w:szCs w:val="15"/>
+              </w:rPr>
+              <w:t xml:space="preserve">200</w:t>
+            </w:r>
+          </w:p>
+        </w:tc>
+        <w:tc>
+          <w:tcPr>
+            <w:tcW w:type="dxa" w:w="800"/>
+            <w:tcBorders>
+              <w:top w:val="single" w:color="CCCCCC" w:sz="1"/>
+              <w:left w:val="single" w:color="CCCCCC" w:sz="1"/>
+              <w:bottom w:val="single" w:color="CCCCCC" w:sz="1"/>
+              <w:right w:val="single" w:color="CCCCCC" w:sz="1"/>
+            </w:tcBorders>
+            <w:tcMar>
+              <w:top w:type="dxa" w:w="60"/>
+              <w:left w:type="dxa" w:w="100"/>
+              <w:bottom w:type="dxa" w:w="60"/>
+              <w:right w:type="dxa" w:w="100"/>
+            </w:tcMar>
+            <w:vAlign w:val="center"/>
+          </w:tcPr>
+          <w:p>
+            <w:r>
+              <w:rPr>
+                <w:rFonts w:ascii="Arial" w:cs="Arial" w:eastAsia="Arial" w:hAnsi="Arial"/>
+                <w:b w:val="false"/>
+                <w:bCs w:val="false"/>
+                <w:sz w:val="15"/>
+                <w:szCs w:val="15"/>
+              </w:rPr>
+              <w:t xml:space="preserve">100.000%</w:t>
+            </w:r>
+          </w:p>
+        </w:tc>
+        <w:tc>
+          <w:tcPr>
+            <w:tcW w:type="dxa" w:w="860"/>
+            <w:tcBorders>
+              <w:top w:val="single" w:color="CCCCCC" w:sz="1"/>
+              <w:left w:val="single" w:color="CCCCCC" w:sz="1"/>
+              <w:bottom w:val="single" w:color="CCCCCC" w:sz="1"/>
+              <w:right w:val="single" w:color="CCCCCC" w:sz="1"/>
+            </w:tcBorders>
+            <w:tcMar>
+              <w:top w:type="dxa" w:w="60"/>
+              <w:left w:type="dxa" w:w="100"/>
+              <w:bottom w:type="dxa" w:w="60"/>
+              <w:right w:type="dxa" w:w="100"/>
+            </w:tcMar>
+            <w:vAlign w:val="center"/>
+          </w:tcPr>
+          <w:p>
+            <w:r>
+              <w:rPr>
+                <w:rFonts w:ascii="Arial" w:cs="Arial" w:eastAsia="Arial" w:hAnsi="Arial"/>
+                <w:b w:val="false"/>
+                <w:bCs w:val="false"/>
+                <w:sz w:val="15"/>
+                <w:szCs w:val="15"/>
+              </w:rPr>
+              <w:t xml:space="preserve">N.A.</w:t>
+            </w:r>
+          </w:p>
+        </w:tc>
+        <w:tc>
+          <w:tcPr>
             <w:tcW w:type="dxa" w:w="560"/>
             <w:tcBorders>
               <w:top w:val="single" w:color="CCCCCC" w:sz="1"/>
@@ -3906,43 +4012,43 @@
                 <w:sz w:val="15"/>
                 <w:szCs w:val="15"/>
               </w:rPr>
-              <w:t xml:space="preserve">200</w:t>
-            </w:r>
-          </w:p>
-        </w:tc>
-        <w:tc>
-          <w:tcPr>
-            <w:tcW w:type="dxa" w:w="800"/>
-            <w:tcBorders>
-              <w:top w:val="single" w:color="CCCCCC" w:sz="1"/>
-              <w:left w:val="single" w:color="CCCCCC" w:sz="1"/>
-              <w:bottom w:val="single" w:color="CCCCCC" w:sz="1"/>
-              <w:right w:val="single" w:color="CCCCCC" w:sz="1"/>
-            </w:tcBorders>
-            <w:tcMar>
-              <w:top w:type="dxa" w:w="60"/>
-              <w:left w:type="dxa" w:w="100"/>
-              <w:bottom w:type="dxa" w:w="60"/>
-              <w:right w:type="dxa" w:w="100"/>
-            </w:tcMar>
-            <w:vAlign w:val="center"/>
-          </w:tcPr>
-          <w:p>
-            <w:r>
-              <w:rPr>
-                <w:rFonts w:ascii="Arial" w:cs="Arial" w:eastAsia="Arial" w:hAnsi="Arial"/>
-                <w:b w:val="false"/>
-                <w:bCs w:val="false"/>
-                <w:sz w:val="15"/>
-                <w:szCs w:val="15"/>
-              </w:rPr>
-              <w:t xml:space="preserve">100.000%</w:t>
-            </w:r>
-          </w:p>
-        </w:tc>
-        <w:tc>
-          <w:tcPr>
-            <w:tcW w:type="dxa" w:w="860"/>
+              <w:t xml:space="preserve">n/c</w:t>
+            </w:r>
+          </w:p>
+        </w:tc>
+        <w:tc>
+          <w:tcPr>
+            <w:tcW w:type="dxa" w:w="680"/>
+            <w:tcBorders>
+              <w:top w:val="single" w:color="CCCCCC" w:sz="1"/>
+              <w:left w:val="single" w:color="CCCCCC" w:sz="1"/>
+              <w:bottom w:val="single" w:color="CCCCCC" w:sz="1"/>
+              <w:right w:val="single" w:color="CCCCCC" w:sz="1"/>
+            </w:tcBorders>
+            <w:tcMar>
+              <w:top w:type="dxa" w:w="60"/>
+              <w:left w:type="dxa" w:w="100"/>
+              <w:bottom w:type="dxa" w:w="60"/>
+              <w:right w:type="dxa" w:w="100"/>
+            </w:tcMar>
+            <w:vAlign w:val="center"/>
+          </w:tcPr>
+          <w:p>
+            <w:r>
+              <w:rPr>
+                <w:rFonts w:ascii="Arial" w:cs="Arial" w:eastAsia="Arial" w:hAnsi="Arial"/>
+                <w:b w:val="false"/>
+                <w:bCs w:val="false"/>
+                <w:sz w:val="15"/>
+                <w:szCs w:val="15"/>
+              </w:rPr>
+              <w:t xml:space="preserve">0.714%</w:t>
+            </w:r>
+          </w:p>
+        </w:tc>
+        <w:tc>
+          <w:tcPr>
+            <w:tcW w:type="dxa" w:w="820"/>
             <w:tcBorders>
               <w:top w:val="single" w:color="CCCCCC" w:sz="1"/>
               <w:left w:val="single" w:color="CCCCCC" w:sz="1"/>
@@ -4002,97 +4108,7 @@
         </w:tc>
         <w:tc>
           <w:tcPr>
-            <w:tcW w:type="dxa" w:w="680"/>
-            <w:tcBorders>
-              <w:top w:val="single" w:color="CCCCCC" w:sz="1"/>
-              <w:left w:val="single" w:color="CCCCCC" w:sz="1"/>
-              <w:bottom w:val="single" w:color="CCCCCC" w:sz="1"/>
-              <w:right w:val="single" w:color="CCCCCC" w:sz="1"/>
-            </w:tcBorders>
-            <w:tcMar>
-              <w:top w:type="dxa" w:w="60"/>
-              <w:left w:type="dxa" w:w="100"/>
-              <w:bottom w:type="dxa" w:w="60"/>
-              <w:right w:type="dxa" w:w="100"/>
-            </w:tcMar>
-            <w:vAlign w:val="center"/>
-          </w:tcPr>
-          <w:p>
-            <w:r>
-              <w:rPr>
-                <w:rFonts w:ascii="Arial" w:cs="Arial" w:eastAsia="Arial" w:hAnsi="Arial"/>
-                <w:b w:val="false"/>
-                <w:bCs w:val="false"/>
-                <w:sz w:val="15"/>
-                <w:szCs w:val="15"/>
-              </w:rPr>
-              <w:t xml:space="preserve">0.714%</w:t>
-            </w:r>
-          </w:p>
-        </w:tc>
-        <w:tc>
-          <w:tcPr>
-            <w:tcW w:type="dxa" w:w="820"/>
-            <w:tcBorders>
-              <w:top w:val="single" w:color="CCCCCC" w:sz="1"/>
-              <w:left w:val="single" w:color="CCCCCC" w:sz="1"/>
-              <w:bottom w:val="single" w:color="CCCCCC" w:sz="1"/>
-              <w:right w:val="single" w:color="CCCCCC" w:sz="1"/>
-            </w:tcBorders>
-            <w:tcMar>
-              <w:top w:type="dxa" w:w="60"/>
-              <w:left w:type="dxa" w:w="100"/>
-              <w:bottom w:type="dxa" w:w="60"/>
-              <w:right w:type="dxa" w:w="100"/>
-            </w:tcMar>
-            <w:vAlign w:val="center"/>
-          </w:tcPr>
-          <w:p>
-            <w:r>
-              <w:rPr>
-                <w:rFonts w:ascii="Arial" w:cs="Arial" w:eastAsia="Arial" w:hAnsi="Arial"/>
-                <w:b w:val="false"/>
-                <w:bCs w:val="false"/>
-                <w:sz w:val="15"/>
-                <w:szCs w:val="15"/>
-              </w:rPr>
-              <w:t xml:space="preserve">N.A.</w:t>
-            </w:r>
-          </w:p>
-        </w:tc>
-        <w:tc>
-          <w:tcPr>
-            <w:tcW w:type="dxa" w:w="560"/>
-            <w:tcBorders>
-              <w:top w:val="single" w:color="CCCCCC" w:sz="1"/>
-              <w:left w:val="single" w:color="CCCCCC" w:sz="1"/>
-              <w:bottom w:val="single" w:color="CCCCCC" w:sz="1"/>
-              <w:right w:val="single" w:color="CCCCCC" w:sz="1"/>
-            </w:tcBorders>
-            <w:tcMar>
-              <w:top w:type="dxa" w:w="60"/>
-              <w:left w:type="dxa" w:w="100"/>
-              <w:bottom w:type="dxa" w:w="60"/>
-              <w:right w:type="dxa" w:w="100"/>
-            </w:tcMar>
-            <w:vAlign w:val="center"/>
-          </w:tcPr>
-          <w:p>
-            <w:r>
-              <w:rPr>
-                <w:rFonts w:ascii="Arial" w:cs="Arial" w:eastAsia="Arial" w:hAnsi="Arial"/>
-                <w:b w:val="false"/>
-                <w:bCs w:val="false"/>
-                <w:sz w:val="15"/>
-                <w:szCs w:val="15"/>
-              </w:rPr>
-              <w:t xml:space="preserve">n/c</w:t>
-            </w:r>
-          </w:p>
-        </w:tc>
-        <w:tc>
-          <w:tcPr>
-            <w:tcW w:type="dxa" w:w="2120"/>
+            <w:tcW w:type="dxa" w:w="1920"/>
             <w:tcBorders>
               <w:top w:val="single" w:color="CCCCCC" w:sz="1"/>
               <w:left w:val="single" w:color="CCCCCC" w:sz="1"/>
@@ -4212,6 +4228,9 @@
         </w:tc>
       </w:tr>
       <w:tr>
+        <w:trPr>
+          <w:cantSplit/>
+        </w:trPr>
         <w:tc>
           <w:tcPr>
             <w:tcW w:type="dxa" w:w="1120"/>
@@ -4245,6 +4264,99 @@
         </w:tc>
         <w:tc>
           <w:tcPr>
+            <w:tcW w:type="dxa" w:w="760"/>
+            <w:tcBorders>
+              <w:top w:val="single" w:color="CCCCCC" w:sz="1"/>
+              <w:left w:val="single" w:color="CCCCCC" w:sz="1"/>
+              <w:bottom w:val="single" w:color="CCCCCC" w:sz="1"/>
+              <w:right w:val="single" w:color="CCCCCC" w:sz="1"/>
+            </w:tcBorders>
+            <w:shd w:fill="F2F9FF" w:val="clear"/>
+            <w:tcMar>
+              <w:top w:type="dxa" w:w="60"/>
+              <w:left w:type="dxa" w:w="100"/>
+              <w:bottom w:type="dxa" w:w="60"/>
+              <w:right w:type="dxa" w:w="100"/>
+            </w:tcMar>
+            <w:vAlign w:val="center"/>
+          </w:tcPr>
+          <w:p>
+            <w:r>
+              <w:rPr>
+                <w:rFonts w:ascii="Arial" w:cs="Arial" w:eastAsia="Arial" w:hAnsi="Arial"/>
+                <w:b w:val="false"/>
+                <w:bCs w:val="false"/>
+                <w:sz w:val="15"/>
+                <w:szCs w:val="15"/>
+              </w:rPr>
+              <w:t xml:space="preserve">3,288</w:t>
+            </w:r>
+          </w:p>
+        </w:tc>
+        <w:tc>
+          <w:tcPr>
+            <w:tcW w:type="dxa" w:w="800"/>
+            <w:tcBorders>
+              <w:top w:val="single" w:color="CCCCCC" w:sz="1"/>
+              <w:left w:val="single" w:color="CCCCCC" w:sz="1"/>
+              <w:bottom w:val="single" w:color="CCCCCC" w:sz="1"/>
+              <w:right w:val="single" w:color="CCCCCC" w:sz="1"/>
+            </w:tcBorders>
+            <w:shd w:fill="F2F9FF" w:val="clear"/>
+            <w:tcMar>
+              <w:top w:type="dxa" w:w="60"/>
+              <w:left w:type="dxa" w:w="100"/>
+              <w:bottom w:type="dxa" w:w="60"/>
+              <w:right w:type="dxa" w:w="100"/>
+            </w:tcMar>
+            <w:vAlign w:val="center"/>
+          </w:tcPr>
+          <w:p>
+            <w:r>
+              <w:rPr>
+                <w:rFonts w:ascii="Arial" w:cs="Arial" w:eastAsia="Arial" w:hAnsi="Arial"/>
+                <w:b w:val="false"/>
+                <w:bCs w:val="false"/>
+                <w:sz w:val="15"/>
+                <w:szCs w:val="15"/>
+              </w:rPr>
+              <w:t xml:space="preserve">99.758%</w:t>
+            </w:r>
+          </w:p>
+        </w:tc>
+        <w:tc>
+          <w:tcPr>
+            <w:tcW w:type="dxa" w:w="860"/>
+            <w:tcBorders>
+              <w:top w:val="single" w:color="CCCCCC" w:sz="1"/>
+              <w:left w:val="single" w:color="CCCCCC" w:sz="1"/>
+              <w:bottom w:val="single" w:color="CCCCCC" w:sz="1"/>
+              <w:right w:val="single" w:color="CCCCCC" w:sz="1"/>
+            </w:tcBorders>
+            <w:shd w:fill="F2F9FF" w:val="clear"/>
+            <w:tcMar>
+              <w:top w:type="dxa" w:w="60"/>
+              <w:left w:type="dxa" w:w="100"/>
+              <w:bottom w:type="dxa" w:w="60"/>
+              <w:right w:type="dxa" w:w="100"/>
+            </w:tcMar>
+            <w:vAlign w:val="center"/>
+          </w:tcPr>
+          <w:p>
+            <w:r>
+              <w:rPr>
+                <w:rFonts w:ascii="Arial" w:cs="Arial" w:eastAsia="Arial" w:hAnsi="Arial"/>
+                <w:b w:val="false"/>
+                <w:bCs w:val="false"/>
+                <w:sz w:val="15"/>
+                <w:szCs w:val="15"/>
+              </w:rPr>
+              <w:t xml:space="preserve">—</w:t>
+            </w:r>
+          </w:p>
+        </w:tc>
+        <w:tc>
+          <w:tcPr>
             <w:tcW w:type="dxa" w:w="560"/>
             <w:tcBorders>
               <w:top w:val="single" w:color="CCCCCC" w:sz="1"/>
@@ -4270,74 +4382,74 @@
                 <w:sz w:val="15"/>
                 <w:szCs w:val="15"/>
               </w:rPr>
-              <w:t xml:space="preserve">3,288</w:t>
-            </w:r>
-          </w:p>
-        </w:tc>
-        <w:tc>
-          <w:tcPr>
-            <w:tcW w:type="dxa" w:w="800"/>
-            <w:tcBorders>
-              <w:top w:val="single" w:color="CCCCCC" w:sz="1"/>
-              <w:left w:val="single" w:color="CCCCCC" w:sz="1"/>
-              <w:bottom w:val="single" w:color="CCCCCC" w:sz="1"/>
-              <w:right w:val="single" w:color="CCCCCC" w:sz="1"/>
-            </w:tcBorders>
-            <w:shd w:fill="F2F9FF" w:val="clear"/>
-            <w:tcMar>
-              <w:top w:type="dxa" w:w="60"/>
-              <w:left w:type="dxa" w:w="100"/>
-              <w:bottom w:type="dxa" w:w="60"/>
-              <w:right w:type="dxa" w:w="100"/>
-            </w:tcMar>
-            <w:vAlign w:val="center"/>
-          </w:tcPr>
-          <w:p>
-            <w:r>
-              <w:rPr>
-                <w:rFonts w:ascii="Arial" w:cs="Arial" w:eastAsia="Arial" w:hAnsi="Arial"/>
-                <w:b w:val="false"/>
-                <w:bCs w:val="false"/>
-                <w:sz w:val="15"/>
-                <w:szCs w:val="15"/>
-              </w:rPr>
-              <w:t xml:space="preserve">99.758%</w:t>
-            </w:r>
-          </w:p>
-        </w:tc>
-        <w:tc>
-          <w:tcPr>
-            <w:tcW w:type="dxa" w:w="860"/>
-            <w:tcBorders>
-              <w:top w:val="single" w:color="CCCCCC" w:sz="1"/>
-              <w:left w:val="single" w:color="CCCCCC" w:sz="1"/>
-              <w:bottom w:val="single" w:color="CCCCCC" w:sz="1"/>
-              <w:right w:val="single" w:color="CCCCCC" w:sz="1"/>
-            </w:tcBorders>
-            <w:shd w:fill="F2F9FF" w:val="clear"/>
-            <w:tcMar>
-              <w:top w:type="dxa" w:w="60"/>
-              <w:left w:type="dxa" w:w="100"/>
-              <w:bottom w:type="dxa" w:w="60"/>
-              <w:right w:type="dxa" w:w="100"/>
-            </w:tcMar>
-            <w:vAlign w:val="center"/>
-          </w:tcPr>
-          <w:p>
-            <w:r>
-              <w:rPr>
-                <w:rFonts w:ascii="Arial" w:cs="Arial" w:eastAsia="Arial" w:hAnsi="Arial"/>
-                <w:b w:val="false"/>
-                <w:bCs w:val="false"/>
-                <w:sz w:val="15"/>
-                <w:szCs w:val="15"/>
-              </w:rPr>
               <w:t xml:space="preserve">—</w:t>
             </w:r>
           </w:p>
         </w:tc>
         <w:tc>
           <w:tcPr>
+            <w:tcW w:type="dxa" w:w="680"/>
+            <w:tcBorders>
+              <w:top w:val="single" w:color="CCCCCC" w:sz="1"/>
+              <w:left w:val="single" w:color="CCCCCC" w:sz="1"/>
+              <w:bottom w:val="single" w:color="CCCCCC" w:sz="1"/>
+              <w:right w:val="single" w:color="CCCCCC" w:sz="1"/>
+            </w:tcBorders>
+            <w:shd w:fill="F2F9FF" w:val="clear"/>
+            <w:tcMar>
+              <w:top w:type="dxa" w:w="60"/>
+              <w:left w:type="dxa" w:w="100"/>
+              <w:bottom w:type="dxa" w:w="60"/>
+              <w:right w:type="dxa" w:w="100"/>
+            </w:tcMar>
+            <w:vAlign w:val="center"/>
+          </w:tcPr>
+          <w:p>
+            <w:r>
+              <w:rPr>
+                <w:rFonts w:ascii="Arial" w:cs="Arial" w:eastAsia="Arial" w:hAnsi="Arial"/>
+                <w:b w:val="false"/>
+                <w:bCs w:val="false"/>
+                <w:sz w:val="15"/>
+                <w:szCs w:val="15"/>
+              </w:rPr>
+              <w:t xml:space="preserve">0.544%</w:t>
+            </w:r>
+          </w:p>
+        </w:tc>
+        <w:tc>
+          <w:tcPr>
+            <w:tcW w:type="dxa" w:w="820"/>
+            <w:tcBorders>
+              <w:top w:val="single" w:color="CCCCCC" w:sz="1"/>
+              <w:left w:val="single" w:color="CCCCCC" w:sz="1"/>
+              <w:bottom w:val="single" w:color="CCCCCC" w:sz="1"/>
+              <w:right w:val="single" w:color="CCCCCC" w:sz="1"/>
+            </w:tcBorders>
+            <w:shd w:fill="F2F9FF" w:val="clear"/>
+            <w:tcMar>
+              <w:top w:type="dxa" w:w="60"/>
+              <w:left w:type="dxa" w:w="100"/>
+              <w:bottom w:type="dxa" w:w="60"/>
+              <w:right w:type="dxa" w:w="100"/>
+            </w:tcMar>
+            <w:vAlign w:val="center"/>
+          </w:tcPr>
+          <w:p>
+            <w:r>
+              <w:rPr>
+                <w:rFonts w:ascii="Arial" w:cs="Arial" w:eastAsia="Arial" w:hAnsi="Arial"/>
+                <w:b w:val="false"/>
+                <w:bCs w:val="false"/>
+                <w:sz w:val="15"/>
+                <w:szCs w:val="15"/>
+              </w:rPr>
+              <w:t xml:space="preserve">—</w:t>
+            </w:r>
+          </w:p>
+        </w:tc>
+        <w:tc>
+          <w:tcPr>
             <w:tcW w:type="dxa" w:w="560"/>
             <w:tcBorders>
               <w:top w:val="single" w:color="CCCCCC" w:sz="1"/>
@@ -4369,100 +4481,7 @@
         </w:tc>
         <w:tc>
           <w:tcPr>
-            <w:tcW w:type="dxa" w:w="680"/>
-            <w:tcBorders>
-              <w:top w:val="single" w:color="CCCCCC" w:sz="1"/>
-              <w:left w:val="single" w:color="CCCCCC" w:sz="1"/>
-              <w:bottom w:val="single" w:color="CCCCCC" w:sz="1"/>
-              <w:right w:val="single" w:color="CCCCCC" w:sz="1"/>
-            </w:tcBorders>
-            <w:shd w:fill="F2F9FF" w:val="clear"/>
-            <w:tcMar>
-              <w:top w:type="dxa" w:w="60"/>
-              <w:left w:type="dxa" w:w="100"/>
-              <w:bottom w:type="dxa" w:w="60"/>
-              <w:right w:type="dxa" w:w="100"/>
-            </w:tcMar>
-            <w:vAlign w:val="center"/>
-          </w:tcPr>
-          <w:p>
-            <w:r>
-              <w:rPr>
-                <w:rFonts w:ascii="Arial" w:cs="Arial" w:eastAsia="Arial" w:hAnsi="Arial"/>
-                <w:b w:val="false"/>
-                <w:bCs w:val="false"/>
-                <w:sz w:val="15"/>
-                <w:szCs w:val="15"/>
-              </w:rPr>
-              <w:t xml:space="preserve">0.544%</w:t>
-            </w:r>
-          </w:p>
-        </w:tc>
-        <w:tc>
-          <w:tcPr>
-            <w:tcW w:type="dxa" w:w="820"/>
-            <w:tcBorders>
-              <w:top w:val="single" w:color="CCCCCC" w:sz="1"/>
-              <w:left w:val="single" w:color="CCCCCC" w:sz="1"/>
-              <w:bottom w:val="single" w:color="CCCCCC" w:sz="1"/>
-              <w:right w:val="single" w:color="CCCCCC" w:sz="1"/>
-            </w:tcBorders>
-            <w:shd w:fill="F2F9FF" w:val="clear"/>
-            <w:tcMar>
-              <w:top w:type="dxa" w:w="60"/>
-              <w:left w:type="dxa" w:w="100"/>
-              <w:bottom w:type="dxa" w:w="60"/>
-              <w:right w:type="dxa" w:w="100"/>
-            </w:tcMar>
-            <w:vAlign w:val="center"/>
-          </w:tcPr>
-          <w:p>
-            <w:r>
-              <w:rPr>
-                <w:rFonts w:ascii="Arial" w:cs="Arial" w:eastAsia="Arial" w:hAnsi="Arial"/>
-                <w:b w:val="false"/>
-                <w:bCs w:val="false"/>
-                <w:sz w:val="15"/>
-                <w:szCs w:val="15"/>
-              </w:rPr>
-              <w:t xml:space="preserve">—</w:t>
-            </w:r>
-          </w:p>
-        </w:tc>
-        <w:tc>
-          <w:tcPr>
-            <w:tcW w:type="dxa" w:w="560"/>
-            <w:tcBorders>
-              <w:top w:val="single" w:color="CCCCCC" w:sz="1"/>
-              <w:left w:val="single" w:color="CCCCCC" w:sz="1"/>
-              <w:bottom w:val="single" w:color="CCCCCC" w:sz="1"/>
-              <w:right w:val="single" w:color="CCCCCC" w:sz="1"/>
-            </w:tcBorders>
-            <w:shd w:fill="F2F9FF" w:val="clear"/>
-            <w:tcMar>
-              <w:top w:type="dxa" w:w="60"/>
-              <w:left w:type="dxa" w:w="100"/>
-              <w:bottom w:type="dxa" w:w="60"/>
-              <w:right w:type="dxa" w:w="100"/>
-            </w:tcMar>
-            <w:vAlign w:val="center"/>
-          </w:tcPr>
-          <w:p>
-            <w:r>
-              <w:rPr>
-                <w:rFonts w:ascii="Arial" w:cs="Arial" w:eastAsia="Arial" w:hAnsi="Arial"/>
-                <w:b w:val="false"/>
-                <w:bCs w:val="false"/>
-                <w:sz w:val="15"/>
-                <w:szCs w:val="15"/>
-              </w:rPr>
-              <w:t xml:space="preserve">—</w:t>
-            </w:r>
-          </w:p>
-        </w:tc>
-        <w:tc>
-          <w:tcPr>
-            <w:tcW w:type="dxa" w:w="2120"/>
+            <w:tcW w:type="dxa" w:w="1920"/>
             <w:tcBorders>
               <w:top w:val="single" w:color="CCCCCC" w:sz="1"/>
               <w:left w:val="single" w:color="CCCCCC" w:sz="1"/>
@@ -5476,7 +5495,7 @@
                 <w:sz w:val="15"/>
                 <w:szCs w:val="15"/>
               </w:rPr>
-              <w:t xml:space="preserve">6.7</w:t>
+              <w:t xml:space="preserve">7.1</w:t>
             </w:r>
           </w:p>
         </w:tc>
@@ -5816,7 +5835,7 @@
                 <w:sz w:val="15"/>
                 <w:szCs w:val="15"/>
               </w:rPr>
-              <w:t xml:space="preserve">25.7</w:t>
+              <w:t xml:space="preserve">23.3</w:t>
             </w:r>
           </w:p>
         </w:tc>
@@ -6151,7 +6170,7 @@
                 <w:sz w:val="15"/>
                 <w:szCs w:val="15"/>
               </w:rPr>
-              <w:t xml:space="preserve">13.6</w:t>
+              <w:t xml:space="preserve">18.9</w:t>
             </w:r>
           </w:p>
         </w:tc>
@@ -6491,7 +6510,7 @@
                 <w:sz w:val="15"/>
                 <w:szCs w:val="15"/>
               </w:rPr>
-              <w:t xml:space="preserve">32.2</w:t>
+              <w:t xml:space="preserve">155.5</w:t>
             </w:r>
           </w:p>
         </w:tc>
@@ -6826,7 +6845,7 @@
                 <w:sz w:val="15"/>
                 <w:szCs w:val="15"/>
               </w:rPr>
-              <w:t xml:space="preserve">4,297.6</w:t>
+              <w:t xml:space="preserve">4,340.4</w:t>
             </w:r>
           </w:p>
         </w:tc>
@@ -7166,7 +7185,7 @@
                 <w:sz w:val="15"/>
                 <w:szCs w:val="15"/>
               </w:rPr>
-              <w:t xml:space="preserve">6.9</w:t>
+              <w:t xml:space="preserve">283.1</w:t>
             </w:r>
           </w:p>
         </w:tc>

--- a/results/gnn_lpd_dqn_selective_db_lp/STUDENT_PROFESSOR_FINAL_REPORT.docx
+++ b/results/gnn_lpd_dqn_selective_db_lp/STUDENT_PROFESSOR_FINAL_REPORT.docx
@@ -10667,8 +10667,8 @@
         </w:tblBorders>
       </w:tblPr>
       <w:tblGrid>
-        <w:gridCol w:w="4200"/>
-        <w:gridCol w:w="480"/>
+        <w:gridCol w:w="4000"/>
+        <w:gridCol w:w="680"/>
         <w:gridCol w:w="800"/>
         <w:gridCol w:w="780"/>
         <w:gridCol w:w="700"/>
@@ -10682,7 +10682,7 @@
         </w:trPr>
         <w:tc>
           <w:tcPr>
-            <w:tcW w:type="dxa" w:w="4200"/>
+            <w:tcW w:type="dxa" w:w="4000"/>
             <w:tcBorders>
               <w:top w:val="single" w:color="CCCCCC" w:sz="1"/>
               <w:left w:val="single" w:color="CCCCCC" w:sz="1"/>
@@ -10717,7 +10717,7 @@
         </w:tc>
         <w:tc>
           <w:tcPr>
-            <w:tcW w:type="dxa" w:w="480"/>
+            <w:tcW w:type="dxa" w:w="680"/>
             <w:tcBorders>
               <w:top w:val="single" w:color="CCCCCC" w:sz="1"/>
               <w:left w:val="single" w:color="CCCCCC" w:sz="1"/>
@@ -10964,7 +10964,7 @@
       <w:tr>
         <w:tc>
           <w:tcPr>
-            <w:tcW w:type="dxa" w:w="4200"/>
+            <w:tcW w:type="dxa" w:w="4000"/>
             <w:tcBorders>
               <w:top w:val="single" w:color="CCCCCC" w:sz="1"/>
               <w:left w:val="single" w:color="CCCCCC" w:sz="1"/>
@@ -10994,7 +10994,7 @@
         </w:tc>
         <w:tc>
           <w:tcPr>
-            <w:tcW w:type="dxa" w:w="480"/>
+            <w:tcW w:type="dxa" w:w="680"/>
             <w:tcBorders>
               <w:top w:val="single" w:color="CCCCCC" w:sz="1"/>
               <w:left w:val="single" w:color="CCCCCC" w:sz="1"/>
@@ -11256,8 +11256,8 @@
         </w:tblBorders>
       </w:tblPr>
       <w:tblGrid>
-        <w:gridCol w:w="4600"/>
-        <w:gridCol w:w="520"/>
+        <w:gridCol w:w="4400"/>
+        <w:gridCol w:w="720"/>
         <w:gridCol w:w="820"/>
         <w:gridCol w:w="820"/>
         <w:gridCol w:w="820"/>
@@ -11272,7 +11272,7 @@
         </w:trPr>
         <w:tc>
           <w:tcPr>
-            <w:tcW w:type="dxa" w:w="4600"/>
+            <w:tcW w:type="dxa" w:w="4400"/>
             <w:tcBorders>
               <w:top w:val="single" w:color="CCCCCC" w:sz="1"/>
               <w:left w:val="single" w:color="CCCCCC" w:sz="1"/>
@@ -11307,7 +11307,7 @@
         </w:tc>
         <w:tc>
           <w:tcPr>
-            <w:tcW w:type="dxa" w:w="520"/>
+            <w:tcW w:type="dxa" w:w="720"/>
             <w:tcBorders>
               <w:top w:val="single" w:color="CCCCCC" w:sz="1"/>
               <w:left w:val="single" w:color="CCCCCC" w:sz="1"/>
@@ -11589,7 +11589,7 @@
       <w:tr>
         <w:tc>
           <w:tcPr>
-            <w:tcW w:type="dxa" w:w="4600"/>
+            <w:tcW w:type="dxa" w:w="4400"/>
             <w:tcBorders>
               <w:top w:val="single" w:color="CCCCCC" w:sz="1"/>
               <w:left w:val="single" w:color="CCCCCC" w:sz="1"/>
@@ -11619,7 +11619,7 @@
         </w:tc>
         <w:tc>
           <w:tcPr>
-            <w:tcW w:type="dxa" w:w="520"/>
+            <w:tcW w:type="dxa" w:w="720"/>
             <w:tcBorders>
               <w:top w:val="single" w:color="CCCCCC" w:sz="1"/>
               <w:left w:val="single" w:color="CCCCCC" w:sz="1"/>
@@ -11861,7 +11861,7 @@
       <w:tr>
         <w:tc>
           <w:tcPr>
-            <w:tcW w:type="dxa" w:w="4600"/>
+            <w:tcW w:type="dxa" w:w="4400"/>
             <w:tcBorders>
               <w:top w:val="single" w:color="CCCCCC" w:sz="1"/>
               <w:left w:val="single" w:color="CCCCCC" w:sz="1"/>
@@ -11892,7 +11892,7 @@
         </w:tc>
         <w:tc>
           <w:tcPr>
-            <w:tcW w:type="dxa" w:w="520"/>
+            <w:tcW w:type="dxa" w:w="720"/>
             <w:tcBorders>
               <w:top w:val="single" w:color="CCCCCC" w:sz="1"/>
               <w:left w:val="single" w:color="CCCCCC" w:sz="1"/>
@@ -12142,7 +12142,7 @@
       <w:tr>
         <w:tc>
           <w:tcPr>
-            <w:tcW w:type="dxa" w:w="4600"/>
+            <w:tcW w:type="dxa" w:w="4400"/>
             <w:tcBorders>
               <w:top w:val="single" w:color="CCCCCC" w:sz="1"/>
               <w:left w:val="single" w:color="CCCCCC" w:sz="1"/>
@@ -12172,7 +12172,7 @@
         </w:tc>
         <w:tc>
           <w:tcPr>
-            <w:tcW w:type="dxa" w:w="520"/>
+            <w:tcW w:type="dxa" w:w="720"/>
             <w:tcBorders>
               <w:top w:val="single" w:color="CCCCCC" w:sz="1"/>
               <w:left w:val="single" w:color="CCCCCC" w:sz="1"/>
@@ -12414,7 +12414,7 @@
       <w:tr>
         <w:tc>
           <w:tcPr>
-            <w:tcW w:type="dxa" w:w="4600"/>
+            <w:tcW w:type="dxa" w:w="4400"/>
             <w:tcBorders>
               <w:top w:val="single" w:color="CCCCCC" w:sz="1"/>
               <w:left w:val="single" w:color="CCCCCC" w:sz="1"/>
@@ -12445,7 +12445,7 @@
         </w:tc>
         <w:tc>
           <w:tcPr>
-            <w:tcW w:type="dxa" w:w="520"/>
+            <w:tcW w:type="dxa" w:w="720"/>
             <w:tcBorders>
               <w:top w:val="single" w:color="CCCCCC" w:sz="1"/>
               <w:left w:val="single" w:color="CCCCCC" w:sz="1"/>
@@ -12695,7 +12695,7 @@
       <w:tr>
         <w:tc>
           <w:tcPr>
-            <w:tcW w:type="dxa" w:w="4600"/>
+            <w:tcW w:type="dxa" w:w="4400"/>
             <w:tcBorders>
               <w:top w:val="single" w:color="CCCCCC" w:sz="1"/>
               <w:left w:val="single" w:color="CCCCCC" w:sz="1"/>
@@ -12725,7 +12725,7 @@
         </w:tc>
         <w:tc>
           <w:tcPr>
-            <w:tcW w:type="dxa" w:w="520"/>
+            <w:tcW w:type="dxa" w:w="720"/>
             <w:tcBorders>
               <w:top w:val="single" w:color="CCCCCC" w:sz="1"/>
               <w:left w:val="single" w:color="CCCCCC" w:sz="1"/>
@@ -12967,7 +12967,7 @@
       <w:tr>
         <w:tc>
           <w:tcPr>
-            <w:tcW w:type="dxa" w:w="4600"/>
+            <w:tcW w:type="dxa" w:w="4400"/>
             <w:tcBorders>
               <w:top w:val="single" w:color="CCCCCC" w:sz="1"/>
               <w:left w:val="single" w:color="CCCCCC" w:sz="1"/>
@@ -12998,7 +12998,7 @@
         </w:tc>
         <w:tc>
           <w:tcPr>
-            <w:tcW w:type="dxa" w:w="520"/>
+            <w:tcW w:type="dxa" w:w="720"/>
             <w:tcBorders>
               <w:top w:val="single" w:color="CCCCCC" w:sz="1"/>
               <w:left w:val="single" w:color="CCCCCC" w:sz="1"/>
@@ -13275,8 +13275,8 @@
         </w:tblBorders>
       </w:tblPr>
       <w:tblGrid>
-        <w:gridCol w:w="4600"/>
-        <w:gridCol w:w="520"/>
+        <w:gridCol w:w="4400"/>
+        <w:gridCol w:w="720"/>
         <w:gridCol w:w="820"/>
         <w:gridCol w:w="820"/>
         <w:gridCol w:w="820"/>
@@ -13291,7 +13291,7 @@
         </w:trPr>
         <w:tc>
           <w:tcPr>
-            <w:tcW w:type="dxa" w:w="4600"/>
+            <w:tcW w:type="dxa" w:w="4400"/>
             <w:tcBorders>
               <w:top w:val="single" w:color="CCCCCC" w:sz="1"/>
               <w:left w:val="single" w:color="CCCCCC" w:sz="1"/>
@@ -13326,7 +13326,7 @@
         </w:tc>
         <w:tc>
           <w:tcPr>
-            <w:tcW w:type="dxa" w:w="520"/>
+            <w:tcW w:type="dxa" w:w="720"/>
             <w:tcBorders>
               <w:top w:val="single" w:color="CCCCCC" w:sz="1"/>
               <w:left w:val="single" w:color="CCCCCC" w:sz="1"/>
@@ -13608,7 +13608,7 @@
       <w:tr>
         <w:tc>
           <w:tcPr>
-            <w:tcW w:type="dxa" w:w="4600"/>
+            <w:tcW w:type="dxa" w:w="4400"/>
             <w:tcBorders>
               <w:top w:val="single" w:color="CCCCCC" w:sz="1"/>
               <w:left w:val="single" w:color="CCCCCC" w:sz="1"/>
@@ -13638,7 +13638,7 @@
         </w:tc>
         <w:tc>
           <w:tcPr>
-            <w:tcW w:type="dxa" w:w="520"/>
+            <w:tcW w:type="dxa" w:w="720"/>
             <w:tcBorders>
               <w:top w:val="single" w:color="CCCCCC" w:sz="1"/>
               <w:left w:val="single" w:color="CCCCCC" w:sz="1"/>
@@ -13880,7 +13880,7 @@
       <w:tr>
         <w:tc>
           <w:tcPr>
-            <w:tcW w:type="dxa" w:w="4600"/>
+            <w:tcW w:type="dxa" w:w="4400"/>
             <w:tcBorders>
               <w:top w:val="single" w:color="CCCCCC" w:sz="1"/>
               <w:left w:val="single" w:color="CCCCCC" w:sz="1"/>
@@ -13911,7 +13911,7 @@
         </w:tc>
         <w:tc>
           <w:tcPr>
-            <w:tcW w:type="dxa" w:w="520"/>
+            <w:tcW w:type="dxa" w:w="720"/>
             <w:tcBorders>
               <w:top w:val="single" w:color="CCCCCC" w:sz="1"/>
               <w:left w:val="single" w:color="CCCCCC" w:sz="1"/>
@@ -14161,7 +14161,7 @@
       <w:tr>
         <w:tc>
           <w:tcPr>
-            <w:tcW w:type="dxa" w:w="4600"/>
+            <w:tcW w:type="dxa" w:w="4400"/>
             <w:tcBorders>
               <w:top w:val="single" w:color="CCCCCC" w:sz="1"/>
               <w:left w:val="single" w:color="CCCCCC" w:sz="1"/>
@@ -14191,7 +14191,7 @@
         </w:tc>
         <w:tc>
           <w:tcPr>
-            <w:tcW w:type="dxa" w:w="520"/>
+            <w:tcW w:type="dxa" w:w="720"/>
             <w:tcBorders>
               <w:top w:val="single" w:color="CCCCCC" w:sz="1"/>
               <w:left w:val="single" w:color="CCCCCC" w:sz="1"/>
@@ -14433,7 +14433,7 @@
       <w:tr>
         <w:tc>
           <w:tcPr>
-            <w:tcW w:type="dxa" w:w="4600"/>
+            <w:tcW w:type="dxa" w:w="4400"/>
             <w:tcBorders>
               <w:top w:val="single" w:color="CCCCCC" w:sz="1"/>
               <w:left w:val="single" w:color="CCCCCC" w:sz="1"/>
@@ -14464,7 +14464,7 @@
         </w:tc>
         <w:tc>
           <w:tcPr>
-            <w:tcW w:type="dxa" w:w="520"/>
+            <w:tcW w:type="dxa" w:w="720"/>
             <w:tcBorders>
               <w:top w:val="single" w:color="CCCCCC" w:sz="1"/>
               <w:left w:val="single" w:color="CCCCCC" w:sz="1"/>
